--- a/QuickTerminal_Screenshot_Capture_Checklist.docx
+++ b/QuickTerminal_Screenshot_Capture_Checklist.docx
@@ -29,7 +29,7 @@
           <w:sz w:val="20"/>
           <w:szCs w:val="20"/>
         </w:rPr>
-        <w:t xml:space="preserve">QuickTerminal Quick Start Guide Version 1.3 (Draft). Capture in the order shown. Priority 1 proves the workflows and unlocks the Validation Notes; the guide placeholders carry the same Refs.</w:t>
+        <w:t xml:space="preserve">QuickTerminal Quick Start Guide Version 1.4 (Draft). The 12 screenshots supplied on 16 October 2026 are now in the guide (section A). Section B lists what is still needed, in priority order.</w:t>
       </w:r>
     </w:p>
     <w:p>
@@ -84,7 +84,7 @@
           <w:sz w:val="18"/>
           <w:szCs w:val="18"/>
         </w:rPr>
-        <w:t xml:space="preserve">Never show a real BSB, account, card, receipt number, trace code, merchant ID, email address or user name. Remove identifying data from the image itself (do not just overlay it).</w:t>
+        <w:t xml:space="preserve">Never show a real BSB, account, card, receipt number, trace code, merchant ID, business label, email address, phone number or user name. Remove identifying data from the image itself (do not just overlay it).</w:t>
       </w:r>
     </w:p>
     <w:p>
@@ -158,7 +158,2273 @@
           <w:sz w:val="18"/>
           <w:szCs w:val="18"/>
         </w:rPr>
-        <w:t xml:space="preserve">PRIORITY 1 — NEEDED TO VALIDATE THE WORKFLOWS (AND, MOSTLY, TO FINISH THE GUIDE)</w:t>
+        <w:t xml:space="preserve">A. RECEIVED AND ADDED TO THE GUIDE (16 OCTOBER 2026)</w:t>
+      </w:r>
+    </w:p>
+    <w:tbl>
+      <w:tblPr>
+        <w:tblW w:type="dxa" w:w="15400"/>
+        <w:tblBorders>
+          <w:top w:val="single" w:color="auto" w:sz="4"/>
+          <w:left w:val="single" w:color="auto" w:sz="4"/>
+          <w:bottom w:val="single" w:color="auto" w:sz="4"/>
+          <w:right w:val="single" w:color="auto" w:sz="4"/>
+          <w:insideH w:val="single" w:color="auto" w:sz="4"/>
+          <w:insideV w:val="single" w:color="auto" w:sz="4"/>
+        </w:tblBorders>
+        <w:tblLayout w:type="fixed"/>
+      </w:tblPr>
+      <w:tblGrid>
+        <w:gridCol w:w="600"/>
+        <w:gridCol w:w="3300"/>
+        <w:gridCol w:w="2300"/>
+        <w:gridCol w:w="5300"/>
+        <w:gridCol w:w="3900"/>
+      </w:tblGrid>
+      <w:tr>
+        <w:trPr>
+          <w:cantSplit/>
+          <w:tblHeader/>
+        </w:trPr>
+        <w:tc>
+          <w:tcPr>
+            <w:tcW w:type="dxa" w:w="600"/>
+            <w:tcBorders>
+              <w:top w:val="single" w:color="DEDEE1" w:sz="4"/>
+              <w:left w:val="single" w:color="DEDEE1" w:sz="4"/>
+              <w:bottom w:val="single" w:color="DEDEE1" w:sz="4"/>
+              <w:right w:val="single" w:color="DEDEE1" w:sz="4"/>
+            </w:tcBorders>
+            <w:shd w:fill="1F1C4F" w:color="auto" w:val="clear"/>
+            <w:tcMar>
+              <w:top w:type="dxa" w:w="60"/>
+              <w:left w:type="dxa" w:w="90"/>
+              <w:bottom w:type="dxa" w:w="60"/>
+              <w:right w:type="dxa" w:w="90"/>
+            </w:tcMar>
+          </w:tcPr>
+          <w:p>
+            <w:pPr>
+              <w:spacing w:after="40" w:before="0"/>
+            </w:pPr>
+            <w:r>
+              <w:rPr>
+                <w:rFonts w:ascii="Arial" w:cs="Arial" w:eastAsia="Arial" w:hAnsi="Arial"/>
+                <w:b/>
+                <w:bCs/>
+                <w:color w:val="FFFFFF"/>
+                <w:sz w:val="16"/>
+                <w:szCs w:val="16"/>
+              </w:rPr>
+              <w:t xml:space="preserve">Ref</w:t>
+            </w:r>
+          </w:p>
+        </w:tc>
+        <w:tc>
+          <w:tcPr>
+            <w:tcW w:type="dxa" w:w="3300"/>
+            <w:tcBorders>
+              <w:top w:val="single" w:color="DEDEE1" w:sz="4"/>
+              <w:left w:val="single" w:color="DEDEE1" w:sz="4"/>
+              <w:bottom w:val="single" w:color="DEDEE1" w:sz="4"/>
+              <w:right w:val="single" w:color="DEDEE1" w:sz="4"/>
+            </w:tcBorders>
+            <w:shd w:fill="1F1C4F" w:color="auto" w:val="clear"/>
+            <w:tcMar>
+              <w:top w:type="dxa" w:w="60"/>
+              <w:left w:type="dxa" w:w="90"/>
+              <w:bottom w:type="dxa" w:w="60"/>
+              <w:right w:type="dxa" w:w="90"/>
+            </w:tcMar>
+          </w:tcPr>
+          <w:p>
+            <w:pPr>
+              <w:spacing w:after="40" w:before="0"/>
+            </w:pPr>
+            <w:r>
+              <w:rPr>
+                <w:rFonts w:ascii="Arial" w:cs="Arial" w:eastAsia="Arial" w:hAnsi="Arial"/>
+                <w:b/>
+                <w:bCs/>
+                <w:color w:val="FFFFFF"/>
+                <w:sz w:val="16"/>
+                <w:szCs w:val="16"/>
+              </w:rPr>
+              <w:t xml:space="preserve">File supplied</w:t>
+            </w:r>
+          </w:p>
+        </w:tc>
+        <w:tc>
+          <w:tcPr>
+            <w:tcW w:type="dxa" w:w="2300"/>
+            <w:tcBorders>
+              <w:top w:val="single" w:color="DEDEE1" w:sz="4"/>
+              <w:left w:val="single" w:color="DEDEE1" w:sz="4"/>
+              <w:bottom w:val="single" w:color="DEDEE1" w:sz="4"/>
+              <w:right w:val="single" w:color="DEDEE1" w:sz="4"/>
+            </w:tcBorders>
+            <w:shd w:fill="1F1C4F" w:color="auto" w:val="clear"/>
+            <w:tcMar>
+              <w:top w:type="dxa" w:w="60"/>
+              <w:left w:type="dxa" w:w="90"/>
+              <w:bottom w:type="dxa" w:w="60"/>
+              <w:right w:type="dxa" w:w="90"/>
+            </w:tcMar>
+          </w:tcPr>
+          <w:p>
+            <w:pPr>
+              <w:spacing w:after="40" w:before="0"/>
+            </w:pPr>
+            <w:r>
+              <w:rPr>
+                <w:rFonts w:ascii="Arial" w:cs="Arial" w:eastAsia="Arial" w:hAnsi="Arial"/>
+                <w:b/>
+                <w:bCs/>
+                <w:color w:val="FFFFFF"/>
+                <w:sz w:val="16"/>
+                <w:szCs w:val="16"/>
+              </w:rPr>
+              <w:t xml:space="preserve">Where used</w:t>
+            </w:r>
+          </w:p>
+        </w:tc>
+        <w:tc>
+          <w:tcPr>
+            <w:tcW w:type="dxa" w:w="5300"/>
+            <w:tcBorders>
+              <w:top w:val="single" w:color="DEDEE1" w:sz="4"/>
+              <w:left w:val="single" w:color="DEDEE1" w:sz="4"/>
+              <w:bottom w:val="single" w:color="DEDEE1" w:sz="4"/>
+              <w:right w:val="single" w:color="DEDEE1" w:sz="4"/>
+            </w:tcBorders>
+            <w:shd w:fill="1F1C4F" w:color="auto" w:val="clear"/>
+            <w:tcMar>
+              <w:top w:type="dxa" w:w="60"/>
+              <w:left w:type="dxa" w:w="90"/>
+              <w:bottom w:type="dxa" w:w="60"/>
+              <w:right w:type="dxa" w:w="90"/>
+            </w:tcMar>
+          </w:tcPr>
+          <w:p>
+            <w:pPr>
+              <w:spacing w:after="40" w:before="0"/>
+            </w:pPr>
+            <w:r>
+              <w:rPr>
+                <w:rFonts w:ascii="Arial" w:cs="Arial" w:eastAsia="Arial" w:hAnsi="Arial"/>
+                <w:b/>
+                <w:bCs/>
+                <w:color w:val="FFFFFF"/>
+                <w:sz w:val="16"/>
+                <w:szCs w:val="16"/>
+              </w:rPr>
+              <w:t xml:space="preserve">What was done to it</w:t>
+            </w:r>
+          </w:p>
+        </w:tc>
+        <w:tc>
+          <w:tcPr>
+            <w:tcW w:type="dxa" w:w="3900"/>
+            <w:tcBorders>
+              <w:top w:val="single" w:color="DEDEE1" w:sz="4"/>
+              <w:left w:val="single" w:color="DEDEE1" w:sz="4"/>
+              <w:bottom w:val="single" w:color="DEDEE1" w:sz="4"/>
+              <w:right w:val="single" w:color="DEDEE1" w:sz="4"/>
+            </w:tcBorders>
+            <w:shd w:fill="1F1C4F" w:color="auto" w:val="clear"/>
+            <w:tcMar>
+              <w:top w:type="dxa" w:w="60"/>
+              <w:left w:type="dxa" w:w="90"/>
+              <w:bottom w:type="dxa" w:w="60"/>
+              <w:right w:type="dxa" w:w="90"/>
+            </w:tcMar>
+          </w:tcPr>
+          <w:p>
+            <w:pPr>
+              <w:spacing w:after="40" w:before="0"/>
+            </w:pPr>
+            <w:r>
+              <w:rPr>
+                <w:rFonts w:ascii="Arial" w:cs="Arial" w:eastAsia="Arial" w:hAnsi="Arial"/>
+                <w:b/>
+                <w:bCs/>
+                <w:color w:val="FFFFFF"/>
+                <w:sz w:val="16"/>
+                <w:szCs w:val="16"/>
+              </w:rPr>
+              <w:t xml:space="preserve">What it confirms</w:t>
+            </w:r>
+          </w:p>
+        </w:tc>
+      </w:tr>
+      <w:tr>
+        <w:trPr>
+          <w:cantSplit/>
+        </w:trPr>
+        <w:tc>
+          <w:tcPr>
+            <w:tcW w:type="dxa" w:w="600"/>
+            <w:tcBorders>
+              <w:top w:val="single" w:color="DEDEE1" w:sz="4"/>
+              <w:left w:val="single" w:color="DEDEE1" w:sz="4"/>
+              <w:bottom w:val="single" w:color="DEDEE1" w:sz="4"/>
+              <w:right w:val="single" w:color="DEDEE1" w:sz="4"/>
+            </w:tcBorders>
+            <w:shd w:fill="F5F5F6" w:color="auto" w:val="clear"/>
+            <w:tcMar>
+              <w:top w:type="dxa" w:w="60"/>
+              <w:left w:type="dxa" w:w="90"/>
+              <w:bottom w:type="dxa" w:w="60"/>
+              <w:right w:type="dxa" w:w="90"/>
+            </w:tcMar>
+          </w:tcPr>
+          <w:p>
+            <w:pPr>
+              <w:spacing w:after="40" w:before="0"/>
+            </w:pPr>
+            <w:r>
+              <w:rPr>
+                <w:rFonts w:ascii="Arial" w:cs="Arial" w:eastAsia="Arial" w:hAnsi="Arial"/>
+                <w:b/>
+                <w:bCs/>
+                <w:color w:val="161619"/>
+                <w:sz w:val="16"/>
+                <w:szCs w:val="16"/>
+              </w:rPr>
+              <w:t xml:space="preserve">V1</w:t>
+            </w:r>
+          </w:p>
+        </w:tc>
+        <w:tc>
+          <w:tcPr>
+            <w:tcW w:type="dxa" w:w="3300"/>
+            <w:tcBorders>
+              <w:top w:val="single" w:color="DEDEE1" w:sz="4"/>
+              <w:left w:val="single" w:color="DEDEE1" w:sz="4"/>
+              <w:bottom w:val="single" w:color="DEDEE1" w:sz="4"/>
+              <w:right w:val="single" w:color="DEDEE1" w:sz="4"/>
+            </w:tcBorders>
+            <w:tcMar>
+              <w:top w:type="dxa" w:w="60"/>
+              <w:left w:type="dxa" w:w="90"/>
+              <w:bottom w:type="dxa" w:w="60"/>
+              <w:right w:type="dxa" w:w="90"/>
+            </w:tcMar>
+          </w:tcPr>
+          <w:p>
+            <w:pPr>
+              <w:spacing w:after="40" w:before="0"/>
+            </w:pPr>
+            <w:r>
+              <w:rPr>
+                <w:rFonts w:ascii="Arial" w:cs="Arial" w:eastAsia="Arial" w:hAnsi="Arial"/>
+                <w:b w:val="false"/>
+                <w:bCs w:val="false"/>
+                <w:color w:val="161619"/>
+                <w:sz w:val="16"/>
+                <w:szCs w:val="16"/>
+              </w:rPr>
+              <w:t xml:space="preserve">Menu_TransactionsAndReports.png</w:t>
+            </w:r>
+          </w:p>
+        </w:tc>
+        <w:tc>
+          <w:tcPr>
+            <w:tcW w:type="dxa" w:w="2300"/>
+            <w:tcBorders>
+              <w:top w:val="single" w:color="DEDEE1" w:sz="4"/>
+              <w:left w:val="single" w:color="DEDEE1" w:sz="4"/>
+              <w:bottom w:val="single" w:color="DEDEE1" w:sz="4"/>
+              <w:right w:val="single" w:color="DEDEE1" w:sz="4"/>
+            </w:tcBorders>
+            <w:tcMar>
+              <w:top w:type="dxa" w:w="60"/>
+              <w:left w:type="dxa" w:w="90"/>
+              <w:bottom w:type="dxa" w:w="60"/>
+              <w:right w:type="dxa" w:w="90"/>
+            </w:tcMar>
+          </w:tcPr>
+          <w:p>
+            <w:pPr>
+              <w:spacing w:after="40" w:before="0"/>
+            </w:pPr>
+            <w:r>
+              <w:rPr>
+                <w:rFonts w:ascii="Arial" w:cs="Arial" w:eastAsia="Arial" w:hAnsi="Arial"/>
+                <w:b w:val="false"/>
+                <w:bCs w:val="false"/>
+                <w:color w:val="161619"/>
+                <w:sz w:val="16"/>
+                <w:szCs w:val="16"/>
+              </w:rPr>
+              <w:t xml:space="preserve">Evidence only (not in the guide)</w:t>
+            </w:r>
+          </w:p>
+        </w:tc>
+        <w:tc>
+          <w:tcPr>
+            <w:tcW w:type="dxa" w:w="5300"/>
+            <w:tcBorders>
+              <w:top w:val="single" w:color="DEDEE1" w:sz="4"/>
+              <w:left w:val="single" w:color="DEDEE1" w:sz="4"/>
+              <w:bottom w:val="single" w:color="DEDEE1" w:sz="4"/>
+              <w:right w:val="single" w:color="DEDEE1" w:sz="4"/>
+            </w:tcBorders>
+            <w:tcMar>
+              <w:top w:type="dxa" w:w="60"/>
+              <w:left w:type="dxa" w:w="90"/>
+              <w:bottom w:type="dxa" w:w="60"/>
+              <w:right w:type="dxa" w:w="90"/>
+            </w:tcMar>
+          </w:tcPr>
+          <w:p>
+            <w:pPr>
+              <w:spacing w:after="40" w:before="0"/>
+            </w:pPr>
+            <w:r>
+              <w:rPr>
+                <w:rFonts w:ascii="Arial" w:cs="Arial" w:eastAsia="Arial" w:hAnsi="Arial"/>
+                <w:b w:val="false"/>
+                <w:bCs w:val="false"/>
+                <w:color w:val="161619"/>
+                <w:sz w:val="16"/>
+                <w:szCs w:val="16"/>
+              </w:rPr>
+              <w:t xml:space="preserve">Nothing needed; it shows no identifying data.</w:t>
+            </w:r>
+          </w:p>
+        </w:tc>
+        <w:tc>
+          <w:tcPr>
+            <w:tcW w:type="dxa" w:w="3900"/>
+            <w:tcBorders>
+              <w:top w:val="single" w:color="DEDEE1" w:sz="4"/>
+              <w:left w:val="single" w:color="DEDEE1" w:sz="4"/>
+              <w:bottom w:val="single" w:color="DEDEE1" w:sz="4"/>
+              <w:right w:val="single" w:color="DEDEE1" w:sz="4"/>
+            </w:tcBorders>
+            <w:tcMar>
+              <w:top w:type="dxa" w:w="60"/>
+              <w:left w:type="dxa" w:w="90"/>
+              <w:bottom w:type="dxa" w:w="60"/>
+              <w:right w:type="dxa" w:w="90"/>
+            </w:tcMar>
+          </w:tcPr>
+          <w:p>
+            <w:pPr>
+              <w:spacing w:after="40" w:before="0"/>
+            </w:pPr>
+            <w:r>
+              <w:rPr>
+                <w:rFonts w:ascii="Arial" w:cs="Arial" w:eastAsia="Arial" w:hAnsi="Arial"/>
+                <w:b w:val="false"/>
+                <w:bCs w:val="false"/>
+                <w:color w:val="161619"/>
+                <w:sz w:val="16"/>
+                <w:szCs w:val="16"/>
+              </w:rPr>
+              <w:t xml:space="preserve">Find Transactions, Make a Payment (PayTo, Existing Customer) and Reports menus. Confirms VN3, VN14, VN15; partly VN2. This user has no Credit Card or Bank Account option.</w:t>
+            </w:r>
+          </w:p>
+        </w:tc>
+      </w:tr>
+      <w:tr>
+        <w:trPr>
+          <w:cantSplit/>
+        </w:trPr>
+        <w:tc>
+          <w:tcPr>
+            <w:tcW w:type="dxa" w:w="600"/>
+            <w:tcBorders>
+              <w:top w:val="single" w:color="DEDEE1" w:sz="4"/>
+              <w:left w:val="single" w:color="DEDEE1" w:sz="4"/>
+              <w:bottom w:val="single" w:color="DEDEE1" w:sz="4"/>
+              <w:right w:val="single" w:color="DEDEE1" w:sz="4"/>
+            </w:tcBorders>
+            <w:shd w:fill="F5F5F6" w:color="auto" w:val="clear"/>
+            <w:tcMar>
+              <w:top w:type="dxa" w:w="60"/>
+              <w:left w:type="dxa" w:w="90"/>
+              <w:bottom w:type="dxa" w:w="60"/>
+              <w:right w:type="dxa" w:w="90"/>
+            </w:tcMar>
+          </w:tcPr>
+          <w:p>
+            <w:pPr>
+              <w:spacing w:after="40" w:before="0"/>
+            </w:pPr>
+            <w:r>
+              <w:rPr>
+                <w:rFonts w:ascii="Arial" w:cs="Arial" w:eastAsia="Arial" w:hAnsi="Arial"/>
+                <w:b/>
+                <w:bCs/>
+                <w:color w:val="161619"/>
+                <w:sz w:val="16"/>
+                <w:szCs w:val="16"/>
+              </w:rPr>
+              <w:t xml:space="preserve">S01</w:t>
+            </w:r>
+          </w:p>
+        </w:tc>
+        <w:tc>
+          <w:tcPr>
+            <w:tcW w:type="dxa" w:w="3300"/>
+            <w:tcBorders>
+              <w:top w:val="single" w:color="DEDEE1" w:sz="4"/>
+              <w:left w:val="single" w:color="DEDEE1" w:sz="4"/>
+              <w:bottom w:val="single" w:color="DEDEE1" w:sz="4"/>
+              <w:right w:val="single" w:color="DEDEE1" w:sz="4"/>
+            </w:tcBorders>
+            <w:tcMar>
+              <w:top w:type="dxa" w:w="60"/>
+              <w:left w:type="dxa" w:w="90"/>
+              <w:bottom w:type="dxa" w:w="60"/>
+              <w:right w:type="dxa" w:w="90"/>
+            </w:tcMar>
+          </w:tcPr>
+          <w:p>
+            <w:pPr>
+              <w:spacing w:after="40" w:before="0"/>
+            </w:pPr>
+            <w:r>
+              <w:rPr>
+                <w:rFonts w:ascii="Arial" w:cs="Arial" w:eastAsia="Arial" w:hAnsi="Arial"/>
+                <w:b w:val="false"/>
+                <w:bCs w:val="false"/>
+                <w:color w:val="161619"/>
+                <w:sz w:val="16"/>
+                <w:szCs w:val="16"/>
+              </w:rPr>
+              <w:t xml:space="preserve">BankAccount_MakePayment_PaymentDetails..png</w:t>
+            </w:r>
+          </w:p>
+        </w:tc>
+        <w:tc>
+          <w:tcPr>
+            <w:tcW w:type="dxa" w:w="2300"/>
+            <w:tcBorders>
+              <w:top w:val="single" w:color="DEDEE1" w:sz="4"/>
+              <w:left w:val="single" w:color="DEDEE1" w:sz="4"/>
+              <w:bottom w:val="single" w:color="DEDEE1" w:sz="4"/>
+              <w:right w:val="single" w:color="DEDEE1" w:sz="4"/>
+            </w:tcBorders>
+            <w:tcMar>
+              <w:top w:type="dxa" w:w="60"/>
+              <w:left w:type="dxa" w:w="90"/>
+              <w:bottom w:type="dxa" w:w="60"/>
+              <w:right w:type="dxa" w:w="90"/>
+            </w:tcMar>
+          </w:tcPr>
+          <w:p>
+            <w:pPr>
+              <w:spacing w:after="40" w:before="0"/>
+            </w:pPr>
+            <w:r>
+              <w:rPr>
+                <w:rFonts w:ascii="Arial" w:cs="Arial" w:eastAsia="Arial" w:hAnsi="Arial"/>
+                <w:b w:val="false"/>
+                <w:bCs w:val="false"/>
+                <w:color w:val="161619"/>
+                <w:sz w:val="16"/>
+                <w:szCs w:val="16"/>
+              </w:rPr>
+              <w:t xml:space="preserve">Page 5</w:t>
+            </w:r>
+          </w:p>
+        </w:tc>
+        <w:tc>
+          <w:tcPr>
+            <w:tcW w:type="dxa" w:w="5300"/>
+            <w:tcBorders>
+              <w:top w:val="single" w:color="DEDEE1" w:sz="4"/>
+              <w:left w:val="single" w:color="DEDEE1" w:sz="4"/>
+              <w:bottom w:val="single" w:color="DEDEE1" w:sz="4"/>
+              <w:right w:val="single" w:color="DEDEE1" w:sz="4"/>
+            </w:tcBorders>
+            <w:tcMar>
+              <w:top w:type="dxa" w:w="60"/>
+              <w:left w:type="dxa" w:w="90"/>
+              <w:bottom w:type="dxa" w:w="60"/>
+              <w:right w:type="dxa" w:w="90"/>
+            </w:tcMar>
+          </w:tcPr>
+          <w:p>
+            <w:pPr>
+              <w:spacing w:after="40" w:before="0"/>
+            </w:pPr>
+            <w:r>
+              <w:rPr>
+                <w:rFonts w:ascii="Arial" w:cs="Arial" w:eastAsia="Arial" w:hAnsi="Arial"/>
+                <w:b w:val="false"/>
+                <w:bCs w:val="false"/>
+                <w:color w:val="161619"/>
+                <w:sz w:val="16"/>
+                <w:szCs w:val="16"/>
+              </w:rPr>
+              <w:t xml:space="preserve">Direct Debit Account replaced with Test Business. The merchant label at the top right and the right-hand header menus are cropped away.</w:t>
+            </w:r>
+          </w:p>
+        </w:tc>
+        <w:tc>
+          <w:tcPr>
+            <w:tcW w:type="dxa" w:w="3900"/>
+            <w:tcBorders>
+              <w:top w:val="single" w:color="DEDEE1" w:sz="4"/>
+              <w:left w:val="single" w:color="DEDEE1" w:sz="4"/>
+              <w:bottom w:val="single" w:color="DEDEE1" w:sz="4"/>
+              <w:right w:val="single" w:color="DEDEE1" w:sz="4"/>
+            </w:tcBorders>
+            <w:tcMar>
+              <w:top w:type="dxa" w:w="60"/>
+              <w:left w:type="dxa" w:w="90"/>
+              <w:bottom w:type="dxa" w:w="60"/>
+              <w:right w:type="dxa" w:w="90"/>
+            </w:tcMar>
+          </w:tcPr>
+          <w:p>
+            <w:pPr>
+              <w:spacing w:after="40" w:before="0"/>
+            </w:pPr>
+            <w:r>
+              <w:rPr>
+                <w:rFonts w:ascii="Arial" w:cs="Arial" w:eastAsia="Arial" w:hAnsi="Arial"/>
+                <w:b w:val="false"/>
+                <w:bCs w:val="false"/>
+                <w:color w:val="161619"/>
+                <w:sz w:val="16"/>
+                <w:szCs w:val="16"/>
+              </w:rPr>
+              <w:t xml:space="preserve">Bank account Payment Details fields, the Direct Debit Request wording and Next.</w:t>
+            </w:r>
+          </w:p>
+        </w:tc>
+      </w:tr>
+      <w:tr>
+        <w:trPr>
+          <w:cantSplit/>
+        </w:trPr>
+        <w:tc>
+          <w:tcPr>
+            <w:tcW w:type="dxa" w:w="600"/>
+            <w:tcBorders>
+              <w:top w:val="single" w:color="DEDEE1" w:sz="4"/>
+              <w:left w:val="single" w:color="DEDEE1" w:sz="4"/>
+              <w:bottom w:val="single" w:color="DEDEE1" w:sz="4"/>
+              <w:right w:val="single" w:color="DEDEE1" w:sz="4"/>
+            </w:tcBorders>
+            <w:shd w:fill="F5F5F6" w:color="auto" w:val="clear"/>
+            <w:tcMar>
+              <w:top w:type="dxa" w:w="60"/>
+              <w:left w:type="dxa" w:w="90"/>
+              <w:bottom w:type="dxa" w:w="60"/>
+              <w:right w:type="dxa" w:w="90"/>
+            </w:tcMar>
+          </w:tcPr>
+          <w:p>
+            <w:pPr>
+              <w:spacing w:after="40" w:before="0"/>
+            </w:pPr>
+            <w:r>
+              <w:rPr>
+                <w:rFonts w:ascii="Arial" w:cs="Arial" w:eastAsia="Arial" w:hAnsi="Arial"/>
+                <w:b/>
+                <w:bCs/>
+                <w:color w:val="161619"/>
+                <w:sz w:val="16"/>
+                <w:szCs w:val="16"/>
+              </w:rPr>
+              <w:t xml:space="preserve">S06a</w:t>
+            </w:r>
+          </w:p>
+        </w:tc>
+        <w:tc>
+          <w:tcPr>
+            <w:tcW w:type="dxa" w:w="3300"/>
+            <w:tcBorders>
+              <w:top w:val="single" w:color="DEDEE1" w:sz="4"/>
+              <w:left w:val="single" w:color="DEDEE1" w:sz="4"/>
+              <w:bottom w:val="single" w:color="DEDEE1" w:sz="4"/>
+              <w:right w:val="single" w:color="DEDEE1" w:sz="4"/>
+            </w:tcBorders>
+            <w:tcMar>
+              <w:top w:type="dxa" w:w="60"/>
+              <w:left w:type="dxa" w:w="90"/>
+              <w:bottom w:type="dxa" w:w="60"/>
+              <w:right w:type="dxa" w:w="90"/>
+            </w:tcMar>
+          </w:tcPr>
+          <w:p>
+            <w:pPr>
+              <w:spacing w:after="40" w:before="0"/>
+            </w:pPr>
+            <w:r>
+              <w:rPr>
+                <w:rFonts w:ascii="Arial" w:cs="Arial" w:eastAsia="Arial" w:hAnsi="Arial"/>
+                <w:b w:val="false"/>
+                <w:bCs w:val="false"/>
+                <w:color w:val="161619"/>
+                <w:sz w:val="16"/>
+                <w:szCs w:val="16"/>
+              </w:rPr>
+              <w:t xml:space="preserve">BankAccount_ConfirmPaymentDetails..png</w:t>
+            </w:r>
+          </w:p>
+        </w:tc>
+        <w:tc>
+          <w:tcPr>
+            <w:tcW w:type="dxa" w:w="2300"/>
+            <w:tcBorders>
+              <w:top w:val="single" w:color="DEDEE1" w:sz="4"/>
+              <w:left w:val="single" w:color="DEDEE1" w:sz="4"/>
+              <w:bottom w:val="single" w:color="DEDEE1" w:sz="4"/>
+              <w:right w:val="single" w:color="DEDEE1" w:sz="4"/>
+            </w:tcBorders>
+            <w:tcMar>
+              <w:top w:type="dxa" w:w="60"/>
+              <w:left w:type="dxa" w:w="90"/>
+              <w:bottom w:type="dxa" w:w="60"/>
+              <w:right w:type="dxa" w:w="90"/>
+            </w:tcMar>
+          </w:tcPr>
+          <w:p>
+            <w:pPr>
+              <w:spacing w:after="40" w:before="0"/>
+            </w:pPr>
+            <w:r>
+              <w:rPr>
+                <w:rFonts w:ascii="Arial" w:cs="Arial" w:eastAsia="Arial" w:hAnsi="Arial"/>
+                <w:b w:val="false"/>
+                <w:bCs w:val="false"/>
+                <w:color w:val="161619"/>
+                <w:sz w:val="16"/>
+                <w:szCs w:val="16"/>
+              </w:rPr>
+              <w:t xml:space="preserve">Page 6 (replaces the older confirm screen)</w:t>
+            </w:r>
+          </w:p>
+        </w:tc>
+        <w:tc>
+          <w:tcPr>
+            <w:tcW w:type="dxa" w:w="5300"/>
+            <w:tcBorders>
+              <w:top w:val="single" w:color="DEDEE1" w:sz="4"/>
+              <w:left w:val="single" w:color="DEDEE1" w:sz="4"/>
+              <w:bottom w:val="single" w:color="DEDEE1" w:sz="4"/>
+              <w:right w:val="single" w:color="DEDEE1" w:sz="4"/>
+            </w:tcBorders>
+            <w:tcMar>
+              <w:top w:type="dxa" w:w="60"/>
+              <w:left w:type="dxa" w:w="90"/>
+              <w:bottom w:type="dxa" w:w="60"/>
+              <w:right w:type="dxa" w:w="90"/>
+            </w:tcMar>
+          </w:tcPr>
+          <w:p>
+            <w:pPr>
+              <w:spacing w:after="40" w:before="0"/>
+            </w:pPr>
+            <w:r>
+              <w:rPr>
+                <w:rFonts w:ascii="Arial" w:cs="Arial" w:eastAsia="Arial" w:hAnsi="Arial"/>
+                <w:b w:val="false"/>
+                <w:bCs w:val="false"/>
+                <w:color w:val="161619"/>
+                <w:sz w:val="16"/>
+                <w:szCs w:val="16"/>
+              </w:rPr>
+              <w:t xml:space="preserve">Direct debit account, customer reference, amount (was AUD 400.00), BSB, account number and account name replaced with the standard test values.</w:t>
+            </w:r>
+          </w:p>
+        </w:tc>
+        <w:tc>
+          <w:tcPr>
+            <w:tcW w:type="dxa" w:w="3900"/>
+            <w:tcBorders>
+              <w:top w:val="single" w:color="DEDEE1" w:sz="4"/>
+              <w:left w:val="single" w:color="DEDEE1" w:sz="4"/>
+              <w:bottom w:val="single" w:color="DEDEE1" w:sz="4"/>
+              <w:right w:val="single" w:color="DEDEE1" w:sz="4"/>
+            </w:tcBorders>
+            <w:tcMar>
+              <w:top w:type="dxa" w:w="60"/>
+              <w:left w:type="dxa" w:w="90"/>
+              <w:bottom w:type="dxa" w:w="60"/>
+              <w:right w:type="dxa" w:w="90"/>
+            </w:tcMar>
+          </w:tcPr>
+          <w:p>
+            <w:pPr>
+              <w:spacing w:after="40" w:before="0"/>
+            </w:pPr>
+            <w:r>
+              <w:rPr>
+                <w:rFonts w:ascii="Arial" w:cs="Arial" w:eastAsia="Arial" w:hAnsi="Arial"/>
+                <w:b w:val="false"/>
+                <w:bCs w:val="false"/>
+                <w:color w:val="161619"/>
+                <w:sz w:val="16"/>
+                <w:szCs w:val="16"/>
+              </w:rPr>
+              <w:t xml:space="preserve">Bank account Confirm Payment Details screen. It has no Comment row (VN24).</w:t>
+            </w:r>
+          </w:p>
+        </w:tc>
+      </w:tr>
+      <w:tr>
+        <w:trPr>
+          <w:cantSplit/>
+        </w:trPr>
+        <w:tc>
+          <w:tcPr>
+            <w:tcW w:type="dxa" w:w="600"/>
+            <w:tcBorders>
+              <w:top w:val="single" w:color="DEDEE1" w:sz="4"/>
+              <w:left w:val="single" w:color="DEDEE1" w:sz="4"/>
+              <w:bottom w:val="single" w:color="DEDEE1" w:sz="4"/>
+              <w:right w:val="single" w:color="DEDEE1" w:sz="4"/>
+            </w:tcBorders>
+            <w:shd w:fill="F5F5F6" w:color="auto" w:val="clear"/>
+            <w:tcMar>
+              <w:top w:type="dxa" w:w="60"/>
+              <w:left w:type="dxa" w:w="90"/>
+              <w:bottom w:type="dxa" w:w="60"/>
+              <w:right w:type="dxa" w:w="90"/>
+            </w:tcMar>
+          </w:tcPr>
+          <w:p>
+            <w:pPr>
+              <w:spacing w:after="40" w:before="0"/>
+            </w:pPr>
+            <w:r>
+              <w:rPr>
+                <w:rFonts w:ascii="Arial" w:cs="Arial" w:eastAsia="Arial" w:hAnsi="Arial"/>
+                <w:b/>
+                <w:bCs/>
+                <w:color w:val="161619"/>
+                <w:sz w:val="16"/>
+                <w:szCs w:val="16"/>
+              </w:rPr>
+              <w:t xml:space="preserve">S02</w:t>
+            </w:r>
+          </w:p>
+        </w:tc>
+        <w:tc>
+          <w:tcPr>
+            <w:tcW w:type="dxa" w:w="3300"/>
+            <w:tcBorders>
+              <w:top w:val="single" w:color="DEDEE1" w:sz="4"/>
+              <w:left w:val="single" w:color="DEDEE1" w:sz="4"/>
+              <w:bottom w:val="single" w:color="DEDEE1" w:sz="4"/>
+              <w:right w:val="single" w:color="DEDEE1" w:sz="4"/>
+            </w:tcBorders>
+            <w:tcMar>
+              <w:top w:type="dxa" w:w="60"/>
+              <w:left w:type="dxa" w:w="90"/>
+              <w:bottom w:type="dxa" w:w="60"/>
+              <w:right w:type="dxa" w:w="90"/>
+            </w:tcMar>
+          </w:tcPr>
+          <w:p>
+            <w:pPr>
+              <w:spacing w:after="40" w:before="0"/>
+            </w:pPr>
+            <w:r>
+              <w:rPr>
+                <w:rFonts w:ascii="Arial" w:cs="Arial" w:eastAsia="Arial" w:hAnsi="Arial"/>
+                <w:b w:val="false"/>
+                <w:bCs w:val="false"/>
+                <w:color w:val="161619"/>
+                <w:sz w:val="16"/>
+                <w:szCs w:val="16"/>
+              </w:rPr>
+              <w:t xml:space="preserve">PayTo_PartyDetails.png</w:t>
+            </w:r>
+          </w:p>
+        </w:tc>
+        <w:tc>
+          <w:tcPr>
+            <w:tcW w:type="dxa" w:w="2300"/>
+            <w:tcBorders>
+              <w:top w:val="single" w:color="DEDEE1" w:sz="4"/>
+              <w:left w:val="single" w:color="DEDEE1" w:sz="4"/>
+              <w:bottom w:val="single" w:color="DEDEE1" w:sz="4"/>
+              <w:right w:val="single" w:color="DEDEE1" w:sz="4"/>
+            </w:tcBorders>
+            <w:tcMar>
+              <w:top w:type="dxa" w:w="60"/>
+              <w:left w:type="dxa" w:w="90"/>
+              <w:bottom w:type="dxa" w:w="60"/>
+              <w:right w:type="dxa" w:w="90"/>
+            </w:tcMar>
+          </w:tcPr>
+          <w:p>
+            <w:pPr>
+              <w:spacing w:after="40" w:before="0"/>
+            </w:pPr>
+            <w:r>
+              <w:rPr>
+                <w:rFonts w:ascii="Arial" w:cs="Arial" w:eastAsia="Arial" w:hAnsi="Arial"/>
+                <w:b w:val="false"/>
+                <w:bCs w:val="false"/>
+                <w:color w:val="161619"/>
+                <w:sz w:val="16"/>
+                <w:szCs w:val="16"/>
+              </w:rPr>
+              <w:t xml:space="preserve">Page 7</w:t>
+            </w:r>
+          </w:p>
+        </w:tc>
+        <w:tc>
+          <w:tcPr>
+            <w:tcW w:type="dxa" w:w="5300"/>
+            <w:tcBorders>
+              <w:top w:val="single" w:color="DEDEE1" w:sz="4"/>
+              <w:left w:val="single" w:color="DEDEE1" w:sz="4"/>
+              <w:bottom w:val="single" w:color="DEDEE1" w:sz="4"/>
+              <w:right w:val="single" w:color="DEDEE1" w:sz="4"/>
+            </w:tcBorders>
+            <w:tcMar>
+              <w:top w:type="dxa" w:w="60"/>
+              <w:left w:type="dxa" w:w="90"/>
+              <w:bottom w:type="dxa" w:w="60"/>
+              <w:right w:type="dxa" w:w="90"/>
+            </w:tcMar>
+          </w:tcPr>
+          <w:p>
+            <w:pPr>
+              <w:spacing w:after="40" w:before="0"/>
+            </w:pPr>
+            <w:r>
+              <w:rPr>
+                <w:rFonts w:ascii="Arial" w:cs="Arial" w:eastAsia="Arial" w:hAnsi="Arial"/>
+                <w:b w:val="false"/>
+                <w:bCs w:val="false"/>
+                <w:color w:val="161619"/>
+                <w:sz w:val="16"/>
+                <w:szCs w:val="16"/>
+              </w:rPr>
+              <w:t xml:space="preserve">Cropped only (no identifying data on screen). The business label at the top right is cropped away.</w:t>
+            </w:r>
+          </w:p>
+        </w:tc>
+        <w:tc>
+          <w:tcPr>
+            <w:tcW w:type="dxa" w:w="3900"/>
+            <w:tcBorders>
+              <w:top w:val="single" w:color="DEDEE1" w:sz="4"/>
+              <w:left w:val="single" w:color="DEDEE1" w:sz="4"/>
+              <w:bottom w:val="single" w:color="DEDEE1" w:sz="4"/>
+              <w:right w:val="single" w:color="DEDEE1" w:sz="4"/>
+            </w:tcBorders>
+            <w:tcMar>
+              <w:top w:type="dxa" w:w="60"/>
+              <w:left w:type="dxa" w:w="90"/>
+              <w:bottom w:type="dxa" w:w="60"/>
+              <w:right w:type="dxa" w:w="90"/>
+            </w:tcMar>
+          </w:tcPr>
+          <w:p>
+            <w:pPr>
+              <w:spacing w:after="40" w:before="0"/>
+            </w:pPr>
+            <w:r>
+              <w:rPr>
+                <w:rFonts w:ascii="Arial" w:cs="Arial" w:eastAsia="Arial" w:hAnsi="Arial"/>
+                <w:b w:val="false"/>
+                <w:bCs w:val="false"/>
+                <w:color w:val="161619"/>
+                <w:sz w:val="16"/>
+                <w:szCs w:val="16"/>
+              </w:rPr>
+              <w:t xml:space="preserve">PayTo Party Details labels, required fields, PayID types, stepper (VN4).</w:t>
+            </w:r>
+          </w:p>
+        </w:tc>
+      </w:tr>
+      <w:tr>
+        <w:trPr>
+          <w:cantSplit/>
+        </w:trPr>
+        <w:tc>
+          <w:tcPr>
+            <w:tcW w:type="dxa" w:w="600"/>
+            <w:tcBorders>
+              <w:top w:val="single" w:color="DEDEE1" w:sz="4"/>
+              <w:left w:val="single" w:color="DEDEE1" w:sz="4"/>
+              <w:bottom w:val="single" w:color="DEDEE1" w:sz="4"/>
+              <w:right w:val="single" w:color="DEDEE1" w:sz="4"/>
+            </w:tcBorders>
+            <w:shd w:fill="F5F5F6" w:color="auto" w:val="clear"/>
+            <w:tcMar>
+              <w:top w:type="dxa" w:w="60"/>
+              <w:left w:type="dxa" w:w="90"/>
+              <w:bottom w:type="dxa" w:w="60"/>
+              <w:right w:type="dxa" w:w="90"/>
+            </w:tcMar>
+          </w:tcPr>
+          <w:p>
+            <w:pPr>
+              <w:spacing w:after="40" w:before="0"/>
+            </w:pPr>
+            <w:r>
+              <w:rPr>
+                <w:rFonts w:ascii="Arial" w:cs="Arial" w:eastAsia="Arial" w:hAnsi="Arial"/>
+                <w:b/>
+                <w:bCs/>
+                <w:color w:val="161619"/>
+                <w:sz w:val="16"/>
+                <w:szCs w:val="16"/>
+              </w:rPr>
+              <w:t xml:space="preserve">S03</w:t>
+            </w:r>
+          </w:p>
+        </w:tc>
+        <w:tc>
+          <w:tcPr>
+            <w:tcW w:type="dxa" w:w="3300"/>
+            <w:tcBorders>
+              <w:top w:val="single" w:color="DEDEE1" w:sz="4"/>
+              <w:left w:val="single" w:color="DEDEE1" w:sz="4"/>
+              <w:bottom w:val="single" w:color="DEDEE1" w:sz="4"/>
+              <w:right w:val="single" w:color="DEDEE1" w:sz="4"/>
+            </w:tcBorders>
+            <w:tcMar>
+              <w:top w:type="dxa" w:w="60"/>
+              <w:left w:type="dxa" w:w="90"/>
+              <w:bottom w:type="dxa" w:w="60"/>
+              <w:right w:type="dxa" w:w="90"/>
+            </w:tcMar>
+          </w:tcPr>
+          <w:p>
+            <w:pPr>
+              <w:spacing w:after="40" w:before="0"/>
+            </w:pPr>
+            <w:r>
+              <w:rPr>
+                <w:rFonts w:ascii="Arial" w:cs="Arial" w:eastAsia="Arial" w:hAnsi="Arial"/>
+                <w:b w:val="false"/>
+                <w:bCs w:val="false"/>
+                <w:color w:val="161619"/>
+                <w:sz w:val="16"/>
+                <w:szCs w:val="16"/>
+              </w:rPr>
+              <w:t xml:space="preserve">PayTo_PaymentDetails.png</w:t>
+            </w:r>
+          </w:p>
+        </w:tc>
+        <w:tc>
+          <w:tcPr>
+            <w:tcW w:type="dxa" w:w="2300"/>
+            <w:tcBorders>
+              <w:top w:val="single" w:color="DEDEE1" w:sz="4"/>
+              <w:left w:val="single" w:color="DEDEE1" w:sz="4"/>
+              <w:bottom w:val="single" w:color="DEDEE1" w:sz="4"/>
+              <w:right w:val="single" w:color="DEDEE1" w:sz="4"/>
+            </w:tcBorders>
+            <w:tcMar>
+              <w:top w:type="dxa" w:w="60"/>
+              <w:left w:type="dxa" w:w="90"/>
+              <w:bottom w:type="dxa" w:w="60"/>
+              <w:right w:type="dxa" w:w="90"/>
+            </w:tcMar>
+          </w:tcPr>
+          <w:p>
+            <w:pPr>
+              <w:spacing w:after="40" w:before="0"/>
+            </w:pPr>
+            <w:r>
+              <w:rPr>
+                <w:rFonts w:ascii="Arial" w:cs="Arial" w:eastAsia="Arial" w:hAnsi="Arial"/>
+                <w:b w:val="false"/>
+                <w:bCs w:val="false"/>
+                <w:color w:val="161619"/>
+                <w:sz w:val="16"/>
+                <w:szCs w:val="16"/>
+              </w:rPr>
+              <w:t xml:space="preserve">Page 7</w:t>
+            </w:r>
+          </w:p>
+        </w:tc>
+        <w:tc>
+          <w:tcPr>
+            <w:tcW w:type="dxa" w:w="5300"/>
+            <w:tcBorders>
+              <w:top w:val="single" w:color="DEDEE1" w:sz="4"/>
+              <w:left w:val="single" w:color="DEDEE1" w:sz="4"/>
+              <w:bottom w:val="single" w:color="DEDEE1" w:sz="4"/>
+              <w:right w:val="single" w:color="DEDEE1" w:sz="4"/>
+            </w:tcBorders>
+            <w:tcMar>
+              <w:top w:type="dxa" w:w="60"/>
+              <w:left w:type="dxa" w:w="90"/>
+              <w:bottom w:type="dxa" w:w="60"/>
+              <w:right w:type="dxa" w:w="90"/>
+            </w:tcMar>
+          </w:tcPr>
+          <w:p>
+            <w:pPr>
+              <w:spacing w:after="40" w:before="0"/>
+            </w:pPr>
+            <w:r>
+              <w:rPr>
+                <w:rFonts w:ascii="Arial" w:cs="Arial" w:eastAsia="Arial" w:hAnsi="Arial"/>
+                <w:b w:val="false"/>
+                <w:bCs w:val="false"/>
+                <w:color w:val="161619"/>
+                <w:sz w:val="16"/>
+                <w:szCs w:val="16"/>
+              </w:rPr>
+              <w:t xml:space="preserve">Cropped only.</w:t>
+            </w:r>
+          </w:p>
+        </w:tc>
+        <w:tc>
+          <w:tcPr>
+            <w:tcW w:type="dxa" w:w="3900"/>
+            <w:tcBorders>
+              <w:top w:val="single" w:color="DEDEE1" w:sz="4"/>
+              <w:left w:val="single" w:color="DEDEE1" w:sz="4"/>
+              <w:bottom w:val="single" w:color="DEDEE1" w:sz="4"/>
+              <w:right w:val="single" w:color="DEDEE1" w:sz="4"/>
+            </w:tcBorders>
+            <w:tcMar>
+              <w:top w:type="dxa" w:w="60"/>
+              <w:left w:type="dxa" w:w="90"/>
+              <w:bottom w:type="dxa" w:w="60"/>
+              <w:right w:type="dxa" w:w="90"/>
+            </w:tcMar>
+          </w:tcPr>
+          <w:p>
+            <w:pPr>
+              <w:spacing w:after="40" w:before="0"/>
+            </w:pPr>
+            <w:r>
+              <w:rPr>
+                <w:rFonts w:ascii="Arial" w:cs="Arial" w:eastAsia="Arial" w:hAnsi="Arial"/>
+                <w:b w:val="false"/>
+                <w:bCs w:val="false"/>
+                <w:color w:val="161619"/>
+                <w:sz w:val="16"/>
+                <w:szCs w:val="16"/>
+              </w:rPr>
+              <w:t xml:space="preserve">PayTo Payment Details labels, required fields, Description wording.</w:t>
+            </w:r>
+          </w:p>
+        </w:tc>
+      </w:tr>
+      <w:tr>
+        <w:trPr>
+          <w:cantSplit/>
+        </w:trPr>
+        <w:tc>
+          <w:tcPr>
+            <w:tcW w:type="dxa" w:w="600"/>
+            <w:tcBorders>
+              <w:top w:val="single" w:color="DEDEE1" w:sz="4"/>
+              <w:left w:val="single" w:color="DEDEE1" w:sz="4"/>
+              <w:bottom w:val="single" w:color="DEDEE1" w:sz="4"/>
+              <w:right w:val="single" w:color="DEDEE1" w:sz="4"/>
+            </w:tcBorders>
+            <w:shd w:fill="F5F5F6" w:color="auto" w:val="clear"/>
+            <w:tcMar>
+              <w:top w:type="dxa" w:w="60"/>
+              <w:left w:type="dxa" w:w="90"/>
+              <w:bottom w:type="dxa" w:w="60"/>
+              <w:right w:type="dxa" w:w="90"/>
+            </w:tcMar>
+          </w:tcPr>
+          <w:p>
+            <w:pPr>
+              <w:spacing w:after="40" w:before="0"/>
+            </w:pPr>
+            <w:r>
+              <w:rPr>
+                <w:rFonts w:ascii="Arial" w:cs="Arial" w:eastAsia="Arial" w:hAnsi="Arial"/>
+                <w:b/>
+                <w:bCs/>
+                <w:color w:val="161619"/>
+                <w:sz w:val="16"/>
+                <w:szCs w:val="16"/>
+              </w:rPr>
+              <w:t xml:space="preserve">S04</w:t>
+            </w:r>
+          </w:p>
+        </w:tc>
+        <w:tc>
+          <w:tcPr>
+            <w:tcW w:type="dxa" w:w="3300"/>
+            <w:tcBorders>
+              <w:top w:val="single" w:color="DEDEE1" w:sz="4"/>
+              <w:left w:val="single" w:color="DEDEE1" w:sz="4"/>
+              <w:bottom w:val="single" w:color="DEDEE1" w:sz="4"/>
+              <w:right w:val="single" w:color="DEDEE1" w:sz="4"/>
+            </w:tcBorders>
+            <w:tcMar>
+              <w:top w:type="dxa" w:w="60"/>
+              <w:left w:type="dxa" w:w="90"/>
+              <w:bottom w:type="dxa" w:w="60"/>
+              <w:right w:type="dxa" w:w="90"/>
+            </w:tcMar>
+          </w:tcPr>
+          <w:p>
+            <w:pPr>
+              <w:spacing w:after="40" w:before="0"/>
+            </w:pPr>
+            <w:r>
+              <w:rPr>
+                <w:rFonts w:ascii="Arial" w:cs="Arial" w:eastAsia="Arial" w:hAnsi="Arial"/>
+                <w:b w:val="false"/>
+                <w:bCs w:val="false"/>
+                <w:color w:val="161619"/>
+                <w:sz w:val="16"/>
+                <w:szCs w:val="16"/>
+              </w:rPr>
+              <w:t xml:space="preserve">PayTo_Review.png</w:t>
+            </w:r>
+          </w:p>
+        </w:tc>
+        <w:tc>
+          <w:tcPr>
+            <w:tcW w:type="dxa" w:w="2300"/>
+            <w:tcBorders>
+              <w:top w:val="single" w:color="DEDEE1" w:sz="4"/>
+              <w:left w:val="single" w:color="DEDEE1" w:sz="4"/>
+              <w:bottom w:val="single" w:color="DEDEE1" w:sz="4"/>
+              <w:right w:val="single" w:color="DEDEE1" w:sz="4"/>
+            </w:tcBorders>
+            <w:tcMar>
+              <w:top w:type="dxa" w:w="60"/>
+              <w:left w:type="dxa" w:w="90"/>
+              <w:bottom w:type="dxa" w:w="60"/>
+              <w:right w:type="dxa" w:w="90"/>
+            </w:tcMar>
+          </w:tcPr>
+          <w:p>
+            <w:pPr>
+              <w:spacing w:after="40" w:before="0"/>
+            </w:pPr>
+            <w:r>
+              <w:rPr>
+                <w:rFonts w:ascii="Arial" w:cs="Arial" w:eastAsia="Arial" w:hAnsi="Arial"/>
+                <w:b w:val="false"/>
+                <w:bCs w:val="false"/>
+                <w:color w:val="161619"/>
+                <w:sz w:val="16"/>
+                <w:szCs w:val="16"/>
+              </w:rPr>
+              <w:t xml:space="preserve">Page 8</w:t>
+            </w:r>
+          </w:p>
+        </w:tc>
+        <w:tc>
+          <w:tcPr>
+            <w:tcW w:type="dxa" w:w="5300"/>
+            <w:tcBorders>
+              <w:top w:val="single" w:color="DEDEE1" w:sz="4"/>
+              <w:left w:val="single" w:color="DEDEE1" w:sz="4"/>
+              <w:bottom w:val="single" w:color="DEDEE1" w:sz="4"/>
+              <w:right w:val="single" w:color="DEDEE1" w:sz="4"/>
+            </w:tcBorders>
+            <w:tcMar>
+              <w:top w:type="dxa" w:w="60"/>
+              <w:left w:type="dxa" w:w="90"/>
+              <w:bottom w:type="dxa" w:w="60"/>
+              <w:right w:type="dxa" w:w="90"/>
+            </w:tcMar>
+          </w:tcPr>
+          <w:p>
+            <w:pPr>
+              <w:spacing w:after="40" w:before="0"/>
+            </w:pPr>
+            <w:r>
+              <w:rPr>
+                <w:rFonts w:ascii="Arial" w:cs="Arial" w:eastAsia="Arial" w:hAnsi="Arial"/>
+                <w:b w:val="false"/>
+                <w:bCs w:val="false"/>
+                <w:color w:val="161619"/>
+                <w:sz w:val="16"/>
+                <w:szCs w:val="16"/>
+              </w:rPr>
+              <w:t xml:space="preserve">Business, Payer ID, PayID phone number and End to End ID replaced with test values.</w:t>
+            </w:r>
+          </w:p>
+        </w:tc>
+        <w:tc>
+          <w:tcPr>
+            <w:tcW w:type="dxa" w:w="3900"/>
+            <w:tcBorders>
+              <w:top w:val="single" w:color="DEDEE1" w:sz="4"/>
+              <w:left w:val="single" w:color="DEDEE1" w:sz="4"/>
+              <w:bottom w:val="single" w:color="DEDEE1" w:sz="4"/>
+              <w:right w:val="single" w:color="DEDEE1" w:sz="4"/>
+            </w:tcBorders>
+            <w:tcMar>
+              <w:top w:type="dxa" w:w="60"/>
+              <w:left w:type="dxa" w:w="90"/>
+              <w:bottom w:type="dxa" w:w="60"/>
+              <w:right w:type="dxa" w:w="90"/>
+            </w:tcMar>
+          </w:tcPr>
+          <w:p>
+            <w:pPr>
+              <w:spacing w:after="40" w:before="0"/>
+            </w:pPr>
+            <w:r>
+              <w:rPr>
+                <w:rFonts w:ascii="Arial" w:cs="Arial" w:eastAsia="Arial" w:hAnsi="Arial"/>
+                <w:b w:val="false"/>
+                <w:bCs w:val="false"/>
+                <w:color w:val="161619"/>
+                <w:sz w:val="16"/>
+                <w:szCs w:val="16"/>
+              </w:rPr>
+              <w:t xml:space="preserve">Review and Submit screen and the Confirm button.</w:t>
+            </w:r>
+          </w:p>
+        </w:tc>
+      </w:tr>
+      <w:tr>
+        <w:trPr>
+          <w:cantSplit/>
+        </w:trPr>
+        <w:tc>
+          <w:tcPr>
+            <w:tcW w:type="dxa" w:w="600"/>
+            <w:tcBorders>
+              <w:top w:val="single" w:color="DEDEE1" w:sz="4"/>
+              <w:left w:val="single" w:color="DEDEE1" w:sz="4"/>
+              <w:bottom w:val="single" w:color="DEDEE1" w:sz="4"/>
+              <w:right w:val="single" w:color="DEDEE1" w:sz="4"/>
+            </w:tcBorders>
+            <w:shd w:fill="F5F5F6" w:color="auto" w:val="clear"/>
+            <w:tcMar>
+              <w:top w:type="dxa" w:w="60"/>
+              <w:left w:type="dxa" w:w="90"/>
+              <w:bottom w:type="dxa" w:w="60"/>
+              <w:right w:type="dxa" w:w="90"/>
+            </w:tcMar>
+          </w:tcPr>
+          <w:p>
+            <w:pPr>
+              <w:spacing w:after="40" w:before="0"/>
+            </w:pPr>
+            <w:r>
+              <w:rPr>
+                <w:rFonts w:ascii="Arial" w:cs="Arial" w:eastAsia="Arial" w:hAnsi="Arial"/>
+                <w:b/>
+                <w:bCs/>
+                <w:color w:val="161619"/>
+                <w:sz w:val="16"/>
+                <w:szCs w:val="16"/>
+              </w:rPr>
+              <w:t xml:space="preserve">S05</w:t>
+            </w:r>
+          </w:p>
+        </w:tc>
+        <w:tc>
+          <w:tcPr>
+            <w:tcW w:type="dxa" w:w="3300"/>
+            <w:tcBorders>
+              <w:top w:val="single" w:color="DEDEE1" w:sz="4"/>
+              <w:left w:val="single" w:color="DEDEE1" w:sz="4"/>
+              <w:bottom w:val="single" w:color="DEDEE1" w:sz="4"/>
+              <w:right w:val="single" w:color="DEDEE1" w:sz="4"/>
+            </w:tcBorders>
+            <w:tcMar>
+              <w:top w:type="dxa" w:w="60"/>
+              <w:left w:type="dxa" w:w="90"/>
+              <w:bottom w:type="dxa" w:w="60"/>
+              <w:right w:type="dxa" w:w="90"/>
+            </w:tcMar>
+          </w:tcPr>
+          <w:p>
+            <w:pPr>
+              <w:spacing w:after="40" w:before="0"/>
+            </w:pPr>
+            <w:r>
+              <w:rPr>
+                <w:rFonts w:ascii="Arial" w:cs="Arial" w:eastAsia="Arial" w:hAnsi="Arial"/>
+                <w:b w:val="false"/>
+                <w:bCs w:val="false"/>
+                <w:color w:val="161619"/>
+                <w:sz w:val="16"/>
+                <w:szCs w:val="16"/>
+              </w:rPr>
+              <w:t xml:space="preserve">PayTo_TransactionDetails.png</w:t>
+            </w:r>
+          </w:p>
+        </w:tc>
+        <w:tc>
+          <w:tcPr>
+            <w:tcW w:type="dxa" w:w="2300"/>
+            <w:tcBorders>
+              <w:top w:val="single" w:color="DEDEE1" w:sz="4"/>
+              <w:left w:val="single" w:color="DEDEE1" w:sz="4"/>
+              <w:bottom w:val="single" w:color="DEDEE1" w:sz="4"/>
+              <w:right w:val="single" w:color="DEDEE1" w:sz="4"/>
+            </w:tcBorders>
+            <w:tcMar>
+              <w:top w:type="dxa" w:w="60"/>
+              <w:left w:type="dxa" w:w="90"/>
+              <w:bottom w:type="dxa" w:w="60"/>
+              <w:right w:type="dxa" w:w="90"/>
+            </w:tcMar>
+          </w:tcPr>
+          <w:p>
+            <w:pPr>
+              <w:spacing w:after="40" w:before="0"/>
+            </w:pPr>
+            <w:r>
+              <w:rPr>
+                <w:rFonts w:ascii="Arial" w:cs="Arial" w:eastAsia="Arial" w:hAnsi="Arial"/>
+                <w:b w:val="false"/>
+                <w:bCs w:val="false"/>
+                <w:color w:val="161619"/>
+                <w:sz w:val="16"/>
+                <w:szCs w:val="16"/>
+              </w:rPr>
+              <w:t xml:space="preserve">Page 8</w:t>
+            </w:r>
+          </w:p>
+        </w:tc>
+        <w:tc>
+          <w:tcPr>
+            <w:tcW w:type="dxa" w:w="5300"/>
+            <w:tcBorders>
+              <w:top w:val="single" w:color="DEDEE1" w:sz="4"/>
+              <w:left w:val="single" w:color="DEDEE1" w:sz="4"/>
+              <w:bottom w:val="single" w:color="DEDEE1" w:sz="4"/>
+              <w:right w:val="single" w:color="DEDEE1" w:sz="4"/>
+            </w:tcBorders>
+            <w:tcMar>
+              <w:top w:type="dxa" w:w="60"/>
+              <w:left w:type="dxa" w:w="90"/>
+              <w:bottom w:type="dxa" w:w="60"/>
+              <w:right w:type="dxa" w:w="90"/>
+            </w:tcMar>
+          </w:tcPr>
+          <w:p>
+            <w:pPr>
+              <w:spacing w:after="40" w:before="0"/>
+            </w:pPr>
+            <w:r>
+              <w:rPr>
+                <w:rFonts w:ascii="Arial" w:cs="Arial" w:eastAsia="Arial" w:hAnsi="Arial"/>
+                <w:b w:val="false"/>
+                <w:bCs w:val="false"/>
+                <w:color w:val="161619"/>
+                <w:sz w:val="16"/>
+                <w:szCs w:val="16"/>
+              </w:rPr>
+              <w:t xml:space="preserve">Receipt, user name, supplier account, customer reference, payer account, PayTo agreement and End to End ID replaced.</w:t>
+            </w:r>
+          </w:p>
+        </w:tc>
+        <w:tc>
+          <w:tcPr>
+            <w:tcW w:type="dxa" w:w="3900"/>
+            <w:tcBorders>
+              <w:top w:val="single" w:color="DEDEE1" w:sz="4"/>
+              <w:left w:val="single" w:color="DEDEE1" w:sz="4"/>
+              <w:bottom w:val="single" w:color="DEDEE1" w:sz="4"/>
+              <w:right w:val="single" w:color="DEDEE1" w:sz="4"/>
+            </w:tcBorders>
+            <w:tcMar>
+              <w:top w:type="dxa" w:w="60"/>
+              <w:left w:type="dxa" w:w="90"/>
+              <w:bottom w:type="dxa" w:w="60"/>
+              <w:right w:type="dxa" w:w="90"/>
+            </w:tcMar>
+          </w:tcPr>
+          <w:p>
+            <w:pPr>
+              <w:spacing w:after="40" w:before="0"/>
+            </w:pPr>
+            <w:r>
+              <w:rPr>
+                <w:rFonts w:ascii="Arial" w:cs="Arial" w:eastAsia="Arial" w:hAnsi="Arial"/>
+                <w:b w:val="false"/>
+                <w:bCs w:val="false"/>
+                <w:color w:val="161619"/>
+                <w:sz w:val="16"/>
+                <w:szCs w:val="16"/>
+              </w:rPr>
+              <w:t xml:space="preserve">A DECLINED PayTo payment (Rejected, RJCT). It does not show a pending or approved payment (VN5).</w:t>
+            </w:r>
+          </w:p>
+        </w:tc>
+      </w:tr>
+      <w:tr>
+        <w:trPr>
+          <w:cantSplit/>
+        </w:trPr>
+        <w:tc>
+          <w:tcPr>
+            <w:tcW w:type="dxa" w:w="600"/>
+            <w:tcBorders>
+              <w:top w:val="single" w:color="DEDEE1" w:sz="4"/>
+              <w:left w:val="single" w:color="DEDEE1" w:sz="4"/>
+              <w:bottom w:val="single" w:color="DEDEE1" w:sz="4"/>
+              <w:right w:val="single" w:color="DEDEE1" w:sz="4"/>
+            </w:tcBorders>
+            <w:shd w:fill="F5F5F6" w:color="auto" w:val="clear"/>
+            <w:tcMar>
+              <w:top w:type="dxa" w:w="60"/>
+              <w:left w:type="dxa" w:w="90"/>
+              <w:bottom w:type="dxa" w:w="60"/>
+              <w:right w:type="dxa" w:w="90"/>
+            </w:tcMar>
+          </w:tcPr>
+          <w:p>
+            <w:pPr>
+              <w:spacing w:after="40" w:before="0"/>
+            </w:pPr>
+            <w:r>
+              <w:rPr>
+                <w:rFonts w:ascii="Arial" w:cs="Arial" w:eastAsia="Arial" w:hAnsi="Arial"/>
+                <w:b/>
+                <w:bCs/>
+                <w:color w:val="161619"/>
+                <w:sz w:val="16"/>
+                <w:szCs w:val="16"/>
+              </w:rPr>
+              <w:t xml:space="preserve">S06</w:t>
+            </w:r>
+          </w:p>
+        </w:tc>
+        <w:tc>
+          <w:tcPr>
+            <w:tcW w:type="dxa" w:w="3300"/>
+            <w:tcBorders>
+              <w:top w:val="single" w:color="DEDEE1" w:sz="4"/>
+              <w:left w:val="single" w:color="DEDEE1" w:sz="4"/>
+              <w:bottom w:val="single" w:color="DEDEE1" w:sz="4"/>
+              <w:right w:val="single" w:color="DEDEE1" w:sz="4"/>
+            </w:tcBorders>
+            <w:tcMar>
+              <w:top w:type="dxa" w:w="60"/>
+              <w:left w:type="dxa" w:w="90"/>
+              <w:bottom w:type="dxa" w:w="60"/>
+              <w:right w:type="dxa" w:w="90"/>
+            </w:tcMar>
+          </w:tcPr>
+          <w:p>
+            <w:pPr>
+              <w:spacing w:after="40" w:before="0"/>
+            </w:pPr>
+            <w:r>
+              <w:rPr>
+                <w:rFonts w:ascii="Arial" w:cs="Arial" w:eastAsia="Arial" w:hAnsi="Arial"/>
+                <w:b w:val="false"/>
+                <w:bCs w:val="false"/>
+                <w:color w:val="161619"/>
+                <w:sz w:val="16"/>
+                <w:szCs w:val="16"/>
+              </w:rPr>
+              <w:t xml:space="preserve">TransactionSearch.png</w:t>
+            </w:r>
+          </w:p>
+        </w:tc>
+        <w:tc>
+          <w:tcPr>
+            <w:tcW w:type="dxa" w:w="2300"/>
+            <w:tcBorders>
+              <w:top w:val="single" w:color="DEDEE1" w:sz="4"/>
+              <w:left w:val="single" w:color="DEDEE1" w:sz="4"/>
+              <w:bottom w:val="single" w:color="DEDEE1" w:sz="4"/>
+              <w:right w:val="single" w:color="DEDEE1" w:sz="4"/>
+            </w:tcBorders>
+            <w:tcMar>
+              <w:top w:type="dxa" w:w="60"/>
+              <w:left w:type="dxa" w:w="90"/>
+              <w:bottom w:type="dxa" w:w="60"/>
+              <w:right w:type="dxa" w:w="90"/>
+            </w:tcMar>
+          </w:tcPr>
+          <w:p>
+            <w:pPr>
+              <w:spacing w:after="40" w:before="0"/>
+            </w:pPr>
+            <w:r>
+              <w:rPr>
+                <w:rFonts w:ascii="Arial" w:cs="Arial" w:eastAsia="Arial" w:hAnsi="Arial"/>
+                <w:b w:val="false"/>
+                <w:bCs w:val="false"/>
+                <w:color w:val="161619"/>
+                <w:sz w:val="16"/>
+                <w:szCs w:val="16"/>
+              </w:rPr>
+              <w:t xml:space="preserve">Page 9 (form) and page 10 (results, cropped)</w:t>
+            </w:r>
+          </w:p>
+        </w:tc>
+        <w:tc>
+          <w:tcPr>
+            <w:tcW w:type="dxa" w:w="5300"/>
+            <w:tcBorders>
+              <w:top w:val="single" w:color="DEDEE1" w:sz="4"/>
+              <w:left w:val="single" w:color="DEDEE1" w:sz="4"/>
+              <w:bottom w:val="single" w:color="DEDEE1" w:sz="4"/>
+              <w:right w:val="single" w:color="DEDEE1" w:sz="4"/>
+            </w:tcBorders>
+            <w:tcMar>
+              <w:top w:type="dxa" w:w="60"/>
+              <w:left w:type="dxa" w:w="90"/>
+              <w:bottom w:type="dxa" w:w="60"/>
+              <w:right w:type="dxa" w:w="90"/>
+            </w:tcMar>
+          </w:tcPr>
+          <w:p>
+            <w:pPr>
+              <w:spacing w:after="40" w:before="0"/>
+            </w:pPr>
+            <w:r>
+              <w:rPr>
+                <w:rFonts w:ascii="Arial" w:cs="Arial" w:eastAsia="Arial" w:hAnsi="Arial"/>
+                <w:b w:val="false"/>
+                <w:bCs w:val="false"/>
+                <w:color w:val="161619"/>
+                <w:sz w:val="16"/>
+                <w:szCs w:val="16"/>
+              </w:rPr>
+              <w:t xml:space="preserve">Receipt number and customer reference replaced.</w:t>
+            </w:r>
+          </w:p>
+        </w:tc>
+        <w:tc>
+          <w:tcPr>
+            <w:tcW w:type="dxa" w:w="3900"/>
+            <w:tcBorders>
+              <w:top w:val="single" w:color="DEDEE1" w:sz="4"/>
+              <w:left w:val="single" w:color="DEDEE1" w:sz="4"/>
+              <w:bottom w:val="single" w:color="DEDEE1" w:sz="4"/>
+              <w:right w:val="single" w:color="DEDEE1" w:sz="4"/>
+            </w:tcBorders>
+            <w:tcMar>
+              <w:top w:type="dxa" w:w="60"/>
+              <w:left w:type="dxa" w:w="90"/>
+              <w:bottom w:type="dxa" w:w="60"/>
+              <w:right w:type="dxa" w:w="90"/>
+            </w:tcMar>
+          </w:tcPr>
+          <w:p>
+            <w:pPr>
+              <w:spacing w:after="40" w:before="0"/>
+            </w:pPr>
+            <w:r>
+              <w:rPr>
+                <w:rFonts w:ascii="Arial" w:cs="Arial" w:eastAsia="Arial" w:hAnsi="Arial"/>
+                <w:b w:val="false"/>
+                <w:bCs w:val="false"/>
+                <w:color w:val="161619"/>
+                <w:sz w:val="16"/>
+                <w:szCs w:val="16"/>
+              </w:rPr>
+              <w:t xml:space="preserve">Search tabs, advanced fields and result columns. No '...' row button (VN13).</w:t>
+            </w:r>
+          </w:p>
+        </w:tc>
+      </w:tr>
+      <w:tr>
+        <w:trPr>
+          <w:cantSplit/>
+        </w:trPr>
+        <w:tc>
+          <w:tcPr>
+            <w:tcW w:type="dxa" w:w="600"/>
+            <w:tcBorders>
+              <w:top w:val="single" w:color="DEDEE1" w:sz="4"/>
+              <w:left w:val="single" w:color="DEDEE1" w:sz="4"/>
+              <w:bottom w:val="single" w:color="DEDEE1" w:sz="4"/>
+              <w:right w:val="single" w:color="DEDEE1" w:sz="4"/>
+            </w:tcBorders>
+            <w:shd w:fill="F5F5F6" w:color="auto" w:val="clear"/>
+            <w:tcMar>
+              <w:top w:type="dxa" w:w="60"/>
+              <w:left w:type="dxa" w:w="90"/>
+              <w:bottom w:type="dxa" w:w="60"/>
+              <w:right w:type="dxa" w:w="90"/>
+            </w:tcMar>
+          </w:tcPr>
+          <w:p>
+            <w:pPr>
+              <w:spacing w:after="40" w:before="0"/>
+            </w:pPr>
+            <w:r>
+              <w:rPr>
+                <w:rFonts w:ascii="Arial" w:cs="Arial" w:eastAsia="Arial" w:hAnsi="Arial"/>
+                <w:b/>
+                <w:bCs/>
+                <w:color w:val="161619"/>
+                <w:sz w:val="16"/>
+                <w:szCs w:val="16"/>
+              </w:rPr>
+              <w:t xml:space="preserve">S07</w:t>
+            </w:r>
+          </w:p>
+        </w:tc>
+        <w:tc>
+          <w:tcPr>
+            <w:tcW w:type="dxa" w:w="3300"/>
+            <w:tcBorders>
+              <w:top w:val="single" w:color="DEDEE1" w:sz="4"/>
+              <w:left w:val="single" w:color="DEDEE1" w:sz="4"/>
+              <w:bottom w:val="single" w:color="DEDEE1" w:sz="4"/>
+              <w:right w:val="single" w:color="DEDEE1" w:sz="4"/>
+            </w:tcBorders>
+            <w:tcMar>
+              <w:top w:type="dxa" w:w="60"/>
+              <w:left w:type="dxa" w:w="90"/>
+              <w:bottom w:type="dxa" w:w="60"/>
+              <w:right w:type="dxa" w:w="90"/>
+            </w:tcMar>
+          </w:tcPr>
+          <w:p>
+            <w:pPr>
+              <w:spacing w:after="40" w:before="0"/>
+            </w:pPr>
+            <w:r>
+              <w:rPr>
+                <w:rFonts w:ascii="Arial" w:cs="Arial" w:eastAsia="Arial" w:hAnsi="Arial"/>
+                <w:b w:val="false"/>
+                <w:bCs w:val="false"/>
+                <w:color w:val="161619"/>
+                <w:sz w:val="16"/>
+                <w:szCs w:val="16"/>
+              </w:rPr>
+              <w:t xml:space="preserve">TransactionDetails.png</w:t>
+            </w:r>
+          </w:p>
+        </w:tc>
+        <w:tc>
+          <w:tcPr>
+            <w:tcW w:type="dxa" w:w="2300"/>
+            <w:tcBorders>
+              <w:top w:val="single" w:color="DEDEE1" w:sz="4"/>
+              <w:left w:val="single" w:color="DEDEE1" w:sz="4"/>
+              <w:bottom w:val="single" w:color="DEDEE1" w:sz="4"/>
+              <w:right w:val="single" w:color="DEDEE1" w:sz="4"/>
+            </w:tcBorders>
+            <w:tcMar>
+              <w:top w:type="dxa" w:w="60"/>
+              <w:left w:type="dxa" w:w="90"/>
+              <w:bottom w:type="dxa" w:w="60"/>
+              <w:right w:type="dxa" w:w="90"/>
+            </w:tcMar>
+          </w:tcPr>
+          <w:p>
+            <w:pPr>
+              <w:spacing w:after="40" w:before="0"/>
+            </w:pPr>
+            <w:r>
+              <w:rPr>
+                <w:rFonts w:ascii="Arial" w:cs="Arial" w:eastAsia="Arial" w:hAnsi="Arial"/>
+                <w:b w:val="false"/>
+                <w:bCs w:val="false"/>
+                <w:color w:val="161619"/>
+                <w:sz w:val="16"/>
+                <w:szCs w:val="16"/>
+              </w:rPr>
+              <w:t xml:space="preserve">Pages 10 and 11</w:t>
+            </w:r>
+          </w:p>
+        </w:tc>
+        <w:tc>
+          <w:tcPr>
+            <w:tcW w:type="dxa" w:w="5300"/>
+            <w:tcBorders>
+              <w:top w:val="single" w:color="DEDEE1" w:sz="4"/>
+              <w:left w:val="single" w:color="DEDEE1" w:sz="4"/>
+              <w:bottom w:val="single" w:color="DEDEE1" w:sz="4"/>
+              <w:right w:val="single" w:color="DEDEE1" w:sz="4"/>
+            </w:tcBorders>
+            <w:tcMar>
+              <w:top w:type="dxa" w:w="60"/>
+              <w:left w:type="dxa" w:w="90"/>
+              <w:bottom w:type="dxa" w:w="60"/>
+              <w:right w:type="dxa" w:w="90"/>
+            </w:tcMar>
+          </w:tcPr>
+          <w:p>
+            <w:pPr>
+              <w:spacing w:after="40" w:before="0"/>
+            </w:pPr>
+            <w:r>
+              <w:rPr>
+                <w:rFonts w:ascii="Arial" w:cs="Arial" w:eastAsia="Arial" w:hAnsi="Arial"/>
+                <w:b w:val="false"/>
+                <w:bCs w:val="false"/>
+                <w:color w:val="161619"/>
+                <w:sz w:val="16"/>
+                <w:szCs w:val="16"/>
+              </w:rPr>
+              <w:t xml:space="preserve">Receipt, trace code, user, supplier account, customer reference, cardholder, card and expiry replaced.</w:t>
+            </w:r>
+          </w:p>
+        </w:tc>
+        <w:tc>
+          <w:tcPr>
+            <w:tcW w:type="dxa" w:w="3900"/>
+            <w:tcBorders>
+              <w:top w:val="single" w:color="DEDEE1" w:sz="4"/>
+              <w:left w:val="single" w:color="DEDEE1" w:sz="4"/>
+              <w:bottom w:val="single" w:color="DEDEE1" w:sz="4"/>
+              <w:right w:val="single" w:color="DEDEE1" w:sz="4"/>
+            </w:tcBorders>
+            <w:tcMar>
+              <w:top w:type="dxa" w:w="60"/>
+              <w:left w:type="dxa" w:w="90"/>
+              <w:bottom w:type="dxa" w:w="60"/>
+              <w:right w:type="dxa" w:w="90"/>
+            </w:tcMar>
+          </w:tcPr>
+          <w:p>
+            <w:pPr>
+              <w:spacing w:after="40" w:before="0"/>
+            </w:pPr>
+            <w:r>
+              <w:rPr>
+                <w:rFonts w:ascii="Arial" w:cs="Arial" w:eastAsia="Arial" w:hAnsi="Arial"/>
+                <w:b w:val="false"/>
+                <w:bCs w:val="false"/>
+                <w:color w:val="161619"/>
+                <w:sz w:val="16"/>
+                <w:szCs w:val="16"/>
+              </w:rPr>
+              <w:t xml:space="preserve">Transaction Details with Refund this transaction and Back to Search.</w:t>
+            </w:r>
+          </w:p>
+        </w:tc>
+      </w:tr>
+      <w:tr>
+        <w:trPr>
+          <w:cantSplit/>
+        </w:trPr>
+        <w:tc>
+          <w:tcPr>
+            <w:tcW w:type="dxa" w:w="600"/>
+            <w:tcBorders>
+              <w:top w:val="single" w:color="DEDEE1" w:sz="4"/>
+              <w:left w:val="single" w:color="DEDEE1" w:sz="4"/>
+              <w:bottom w:val="single" w:color="DEDEE1" w:sz="4"/>
+              <w:right w:val="single" w:color="DEDEE1" w:sz="4"/>
+            </w:tcBorders>
+            <w:shd w:fill="F5F5F6" w:color="auto" w:val="clear"/>
+            <w:tcMar>
+              <w:top w:type="dxa" w:w="60"/>
+              <w:left w:type="dxa" w:w="90"/>
+              <w:bottom w:type="dxa" w:w="60"/>
+              <w:right w:type="dxa" w:w="90"/>
+            </w:tcMar>
+          </w:tcPr>
+          <w:p>
+            <w:pPr>
+              <w:spacing w:after="40" w:before="0"/>
+            </w:pPr>
+            <w:r>
+              <w:rPr>
+                <w:rFonts w:ascii="Arial" w:cs="Arial" w:eastAsia="Arial" w:hAnsi="Arial"/>
+                <w:b/>
+                <w:bCs/>
+                <w:color w:val="161619"/>
+                <w:sz w:val="16"/>
+                <w:szCs w:val="16"/>
+              </w:rPr>
+              <w:t xml:space="preserve">S08a</w:t>
+            </w:r>
+          </w:p>
+        </w:tc>
+        <w:tc>
+          <w:tcPr>
+            <w:tcW w:type="dxa" w:w="3300"/>
+            <w:tcBorders>
+              <w:top w:val="single" w:color="DEDEE1" w:sz="4"/>
+              <w:left w:val="single" w:color="DEDEE1" w:sz="4"/>
+              <w:bottom w:val="single" w:color="DEDEE1" w:sz="4"/>
+              <w:right w:val="single" w:color="DEDEE1" w:sz="4"/>
+            </w:tcBorders>
+            <w:tcMar>
+              <w:top w:type="dxa" w:w="60"/>
+              <w:left w:type="dxa" w:w="90"/>
+              <w:bottom w:type="dxa" w:w="60"/>
+              <w:right w:type="dxa" w:w="90"/>
+            </w:tcMar>
+          </w:tcPr>
+          <w:p>
+            <w:pPr>
+              <w:spacing w:after="40" w:before="0"/>
+            </w:pPr>
+            <w:r>
+              <w:rPr>
+                <w:rFonts w:ascii="Arial" w:cs="Arial" w:eastAsia="Arial" w:hAnsi="Arial"/>
+                <w:b w:val="false"/>
+                <w:bCs w:val="false"/>
+                <w:color w:val="161619"/>
+                <w:sz w:val="16"/>
+                <w:szCs w:val="16"/>
+              </w:rPr>
+              <w:t xml:space="preserve">RefundPayment.png</w:t>
+            </w:r>
+          </w:p>
+        </w:tc>
+        <w:tc>
+          <w:tcPr>
+            <w:tcW w:type="dxa" w:w="2300"/>
+            <w:tcBorders>
+              <w:top w:val="single" w:color="DEDEE1" w:sz="4"/>
+              <w:left w:val="single" w:color="DEDEE1" w:sz="4"/>
+              <w:bottom w:val="single" w:color="DEDEE1" w:sz="4"/>
+              <w:right w:val="single" w:color="DEDEE1" w:sz="4"/>
+            </w:tcBorders>
+            <w:tcMar>
+              <w:top w:type="dxa" w:w="60"/>
+              <w:left w:type="dxa" w:w="90"/>
+              <w:bottom w:type="dxa" w:w="60"/>
+              <w:right w:type="dxa" w:w="90"/>
+            </w:tcMar>
+          </w:tcPr>
+          <w:p>
+            <w:pPr>
+              <w:spacing w:after="40" w:before="0"/>
+            </w:pPr>
+            <w:r>
+              <w:rPr>
+                <w:rFonts w:ascii="Arial" w:cs="Arial" w:eastAsia="Arial" w:hAnsi="Arial"/>
+                <w:b w:val="false"/>
+                <w:bCs w:val="false"/>
+                <w:color w:val="161619"/>
+                <w:sz w:val="16"/>
+                <w:szCs w:val="16"/>
+              </w:rPr>
+              <w:t xml:space="preserve">Page 12</w:t>
+            </w:r>
+          </w:p>
+        </w:tc>
+        <w:tc>
+          <w:tcPr>
+            <w:tcW w:type="dxa" w:w="5300"/>
+            <w:tcBorders>
+              <w:top w:val="single" w:color="DEDEE1" w:sz="4"/>
+              <w:left w:val="single" w:color="DEDEE1" w:sz="4"/>
+              <w:bottom w:val="single" w:color="DEDEE1" w:sz="4"/>
+              <w:right w:val="single" w:color="DEDEE1" w:sz="4"/>
+            </w:tcBorders>
+            <w:tcMar>
+              <w:top w:type="dxa" w:w="60"/>
+              <w:left w:type="dxa" w:w="90"/>
+              <w:bottom w:type="dxa" w:w="60"/>
+              <w:right w:type="dxa" w:w="90"/>
+            </w:tcMar>
+          </w:tcPr>
+          <w:p>
+            <w:pPr>
+              <w:spacing w:after="40" w:before="0"/>
+            </w:pPr>
+            <w:r>
+              <w:rPr>
+                <w:rFonts w:ascii="Arial" w:cs="Arial" w:eastAsia="Arial" w:hAnsi="Arial"/>
+                <w:b w:val="false"/>
+                <w:bCs w:val="false"/>
+                <w:color w:val="161619"/>
+                <w:sz w:val="16"/>
+                <w:szCs w:val="16"/>
+              </w:rPr>
+              <w:t xml:space="preserve">Customer reference, cardholder, card, expiry and receipt replaced. The merchant label is cropped away.</w:t>
+            </w:r>
+          </w:p>
+        </w:tc>
+        <w:tc>
+          <w:tcPr>
+            <w:tcW w:type="dxa" w:w="3900"/>
+            <w:tcBorders>
+              <w:top w:val="single" w:color="DEDEE1" w:sz="4"/>
+              <w:left w:val="single" w:color="DEDEE1" w:sz="4"/>
+              <w:bottom w:val="single" w:color="DEDEE1" w:sz="4"/>
+              <w:right w:val="single" w:color="DEDEE1" w:sz="4"/>
+            </w:tcBorders>
+            <w:tcMar>
+              <w:top w:type="dxa" w:w="60"/>
+              <w:left w:type="dxa" w:w="90"/>
+              <w:bottom w:type="dxa" w:w="60"/>
+              <w:right w:type="dxa" w:w="90"/>
+            </w:tcMar>
+          </w:tcPr>
+          <w:p>
+            <w:pPr>
+              <w:spacing w:after="40" w:before="0"/>
+            </w:pPr>
+            <w:r>
+              <w:rPr>
+                <w:rFonts w:ascii="Arial" w:cs="Arial" w:eastAsia="Arial" w:hAnsi="Arial"/>
+                <w:b w:val="false"/>
+                <w:bCs w:val="false"/>
+                <w:color w:val="161619"/>
+                <w:sz w:val="16"/>
+                <w:szCs w:val="16"/>
+              </w:rPr>
+              <w:t xml:space="preserve">Refund Payment screen with an editable Refund Amount (VN7).</w:t>
+            </w:r>
+          </w:p>
+        </w:tc>
+      </w:tr>
+      <w:tr>
+        <w:trPr>
+          <w:cantSplit/>
+        </w:trPr>
+        <w:tc>
+          <w:tcPr>
+            <w:tcW w:type="dxa" w:w="600"/>
+            <w:tcBorders>
+              <w:top w:val="single" w:color="DEDEE1" w:sz="4"/>
+              <w:left w:val="single" w:color="DEDEE1" w:sz="4"/>
+              <w:bottom w:val="single" w:color="DEDEE1" w:sz="4"/>
+              <w:right w:val="single" w:color="DEDEE1" w:sz="4"/>
+            </w:tcBorders>
+            <w:shd w:fill="F5F5F6" w:color="auto" w:val="clear"/>
+            <w:tcMar>
+              <w:top w:type="dxa" w:w="60"/>
+              <w:left w:type="dxa" w:w="90"/>
+              <w:bottom w:type="dxa" w:w="60"/>
+              <w:right w:type="dxa" w:w="90"/>
+            </w:tcMar>
+          </w:tcPr>
+          <w:p>
+            <w:pPr>
+              <w:spacing w:after="40" w:before="0"/>
+            </w:pPr>
+            <w:r>
+              <w:rPr>
+                <w:rFonts w:ascii="Arial" w:cs="Arial" w:eastAsia="Arial" w:hAnsi="Arial"/>
+                <w:b/>
+                <w:bCs/>
+                <w:color w:val="161619"/>
+                <w:sz w:val="16"/>
+                <w:szCs w:val="16"/>
+              </w:rPr>
+              <w:t xml:space="preserve">S08a</w:t>
+            </w:r>
+          </w:p>
+        </w:tc>
+        <w:tc>
+          <w:tcPr>
+            <w:tcW w:type="dxa" w:w="3300"/>
+            <w:tcBorders>
+              <w:top w:val="single" w:color="DEDEE1" w:sz="4"/>
+              <w:left w:val="single" w:color="DEDEE1" w:sz="4"/>
+              <w:bottom w:val="single" w:color="DEDEE1" w:sz="4"/>
+              <w:right w:val="single" w:color="DEDEE1" w:sz="4"/>
+            </w:tcBorders>
+            <w:tcMar>
+              <w:top w:type="dxa" w:w="60"/>
+              <w:left w:type="dxa" w:w="90"/>
+              <w:bottom w:type="dxa" w:w="60"/>
+              <w:right w:type="dxa" w:w="90"/>
+            </w:tcMar>
+          </w:tcPr>
+          <w:p>
+            <w:pPr>
+              <w:spacing w:after="40" w:before="0"/>
+            </w:pPr>
+            <w:r>
+              <w:rPr>
+                <w:rFonts w:ascii="Arial" w:cs="Arial" w:eastAsia="Arial" w:hAnsi="Arial"/>
+                <w:b w:val="false"/>
+                <w:bCs w:val="false"/>
+                <w:color w:val="161619"/>
+                <w:sz w:val="16"/>
+                <w:szCs w:val="16"/>
+              </w:rPr>
+              <w:t xml:space="preserve">ConfirmRefund.png</w:t>
+            </w:r>
+          </w:p>
+        </w:tc>
+        <w:tc>
+          <w:tcPr>
+            <w:tcW w:type="dxa" w:w="2300"/>
+            <w:tcBorders>
+              <w:top w:val="single" w:color="DEDEE1" w:sz="4"/>
+              <w:left w:val="single" w:color="DEDEE1" w:sz="4"/>
+              <w:bottom w:val="single" w:color="DEDEE1" w:sz="4"/>
+              <w:right w:val="single" w:color="DEDEE1" w:sz="4"/>
+            </w:tcBorders>
+            <w:tcMar>
+              <w:top w:type="dxa" w:w="60"/>
+              <w:left w:type="dxa" w:w="90"/>
+              <w:bottom w:type="dxa" w:w="60"/>
+              <w:right w:type="dxa" w:w="90"/>
+            </w:tcMar>
+          </w:tcPr>
+          <w:p>
+            <w:pPr>
+              <w:spacing w:after="40" w:before="0"/>
+            </w:pPr>
+            <w:r>
+              <w:rPr>
+                <w:rFonts w:ascii="Arial" w:cs="Arial" w:eastAsia="Arial" w:hAnsi="Arial"/>
+                <w:b w:val="false"/>
+                <w:bCs w:val="false"/>
+                <w:color w:val="161619"/>
+                <w:sz w:val="16"/>
+                <w:szCs w:val="16"/>
+              </w:rPr>
+              <w:t xml:space="preserve">Page 12</w:t>
+            </w:r>
+          </w:p>
+        </w:tc>
+        <w:tc>
+          <w:tcPr>
+            <w:tcW w:type="dxa" w:w="5300"/>
+            <w:tcBorders>
+              <w:top w:val="single" w:color="DEDEE1" w:sz="4"/>
+              <w:left w:val="single" w:color="DEDEE1" w:sz="4"/>
+              <w:bottom w:val="single" w:color="DEDEE1" w:sz="4"/>
+              <w:right w:val="single" w:color="DEDEE1" w:sz="4"/>
+            </w:tcBorders>
+            <w:tcMar>
+              <w:top w:type="dxa" w:w="60"/>
+              <w:left w:type="dxa" w:w="90"/>
+              <w:bottom w:type="dxa" w:w="60"/>
+              <w:right w:type="dxa" w:w="90"/>
+            </w:tcMar>
+          </w:tcPr>
+          <w:p>
+            <w:pPr>
+              <w:spacing w:after="40" w:before="0"/>
+            </w:pPr>
+            <w:r>
+              <w:rPr>
+                <w:rFonts w:ascii="Arial" w:cs="Arial" w:eastAsia="Arial" w:hAnsi="Arial"/>
+                <w:b w:val="false"/>
+                <w:bCs w:val="false"/>
+                <w:color w:val="161619"/>
+                <w:sz w:val="16"/>
+                <w:szCs w:val="16"/>
+              </w:rPr>
+              <w:t xml:space="preserve">As above.</w:t>
+            </w:r>
+          </w:p>
+        </w:tc>
+        <w:tc>
+          <w:tcPr>
+            <w:tcW w:type="dxa" w:w="3900"/>
+            <w:tcBorders>
+              <w:top w:val="single" w:color="DEDEE1" w:sz="4"/>
+              <w:left w:val="single" w:color="DEDEE1" w:sz="4"/>
+              <w:bottom w:val="single" w:color="DEDEE1" w:sz="4"/>
+              <w:right w:val="single" w:color="DEDEE1" w:sz="4"/>
+            </w:tcBorders>
+            <w:tcMar>
+              <w:top w:type="dxa" w:w="60"/>
+              <w:left w:type="dxa" w:w="90"/>
+              <w:bottom w:type="dxa" w:w="60"/>
+              <w:right w:type="dxa" w:w="90"/>
+            </w:tcMar>
+          </w:tcPr>
+          <w:p>
+            <w:pPr>
+              <w:spacing w:after="40" w:before="0"/>
+            </w:pPr>
+            <w:r>
+              <w:rPr>
+                <w:rFonts w:ascii="Arial" w:cs="Arial" w:eastAsia="Arial" w:hAnsi="Arial"/>
+                <w:b w:val="false"/>
+                <w:bCs w:val="false"/>
+                <w:color w:val="161619"/>
+                <w:sz w:val="16"/>
+                <w:szCs w:val="16"/>
+              </w:rPr>
+              <w:t xml:space="preserve">Confirm Refund screen.</w:t>
+            </w:r>
+          </w:p>
+        </w:tc>
+      </w:tr>
+      <w:tr>
+        <w:trPr>
+          <w:cantSplit/>
+        </w:trPr>
+        <w:tc>
+          <w:tcPr>
+            <w:tcW w:type="dxa" w:w="600"/>
+            <w:tcBorders>
+              <w:top w:val="single" w:color="DEDEE1" w:sz="4"/>
+              <w:left w:val="single" w:color="DEDEE1" w:sz="4"/>
+              <w:bottom w:val="single" w:color="DEDEE1" w:sz="4"/>
+              <w:right w:val="single" w:color="DEDEE1" w:sz="4"/>
+            </w:tcBorders>
+            <w:shd w:fill="F5F5F6" w:color="auto" w:val="clear"/>
+            <w:tcMar>
+              <w:top w:type="dxa" w:w="60"/>
+              <w:left w:type="dxa" w:w="90"/>
+              <w:bottom w:type="dxa" w:w="60"/>
+              <w:right w:type="dxa" w:w="90"/>
+            </w:tcMar>
+          </w:tcPr>
+          <w:p>
+            <w:pPr>
+              <w:spacing w:after="40" w:before="0"/>
+            </w:pPr>
+            <w:r>
+              <w:rPr>
+                <w:rFonts w:ascii="Arial" w:cs="Arial" w:eastAsia="Arial" w:hAnsi="Arial"/>
+                <w:b/>
+                <w:bCs/>
+                <w:color w:val="161619"/>
+                <w:sz w:val="16"/>
+                <w:szCs w:val="16"/>
+              </w:rPr>
+              <w:t xml:space="preserve">S09</w:t>
+            </w:r>
+          </w:p>
+        </w:tc>
+        <w:tc>
+          <w:tcPr>
+            <w:tcW w:type="dxa" w:w="3300"/>
+            <w:tcBorders>
+              <w:top w:val="single" w:color="DEDEE1" w:sz="4"/>
+              <w:left w:val="single" w:color="DEDEE1" w:sz="4"/>
+              <w:bottom w:val="single" w:color="DEDEE1" w:sz="4"/>
+              <w:right w:val="single" w:color="DEDEE1" w:sz="4"/>
+            </w:tcBorders>
+            <w:tcMar>
+              <w:top w:type="dxa" w:w="60"/>
+              <w:left w:type="dxa" w:w="90"/>
+              <w:bottom w:type="dxa" w:w="60"/>
+              <w:right w:type="dxa" w:w="90"/>
+            </w:tcMar>
+          </w:tcPr>
+          <w:p>
+            <w:pPr>
+              <w:spacing w:after="40" w:before="0"/>
+            </w:pPr>
+            <w:r>
+              <w:rPr>
+                <w:rFonts w:ascii="Arial" w:cs="Arial" w:eastAsia="Arial" w:hAnsi="Arial"/>
+                <w:b w:val="false"/>
+                <w:bCs w:val="false"/>
+                <w:color w:val="161619"/>
+                <w:sz w:val="16"/>
+                <w:szCs w:val="16"/>
+              </w:rPr>
+              <w:t xml:space="preserve">Refund_TransactionDetails.png</w:t>
+            </w:r>
+          </w:p>
+        </w:tc>
+        <w:tc>
+          <w:tcPr>
+            <w:tcW w:type="dxa" w:w="2300"/>
+            <w:tcBorders>
+              <w:top w:val="single" w:color="DEDEE1" w:sz="4"/>
+              <w:left w:val="single" w:color="DEDEE1" w:sz="4"/>
+              <w:bottom w:val="single" w:color="DEDEE1" w:sz="4"/>
+              <w:right w:val="single" w:color="DEDEE1" w:sz="4"/>
+            </w:tcBorders>
+            <w:tcMar>
+              <w:top w:type="dxa" w:w="60"/>
+              <w:left w:type="dxa" w:w="90"/>
+              <w:bottom w:type="dxa" w:w="60"/>
+              <w:right w:type="dxa" w:w="90"/>
+            </w:tcMar>
+          </w:tcPr>
+          <w:p>
+            <w:pPr>
+              <w:spacing w:after="40" w:before="0"/>
+            </w:pPr>
+            <w:r>
+              <w:rPr>
+                <w:rFonts w:ascii="Arial" w:cs="Arial" w:eastAsia="Arial" w:hAnsi="Arial"/>
+                <w:b w:val="false"/>
+                <w:bCs w:val="false"/>
+                <w:color w:val="161619"/>
+                <w:sz w:val="16"/>
+                <w:szCs w:val="16"/>
+              </w:rPr>
+              <w:t xml:space="preserve">Page 13</w:t>
+            </w:r>
+          </w:p>
+        </w:tc>
+        <w:tc>
+          <w:tcPr>
+            <w:tcW w:type="dxa" w:w="5300"/>
+            <w:tcBorders>
+              <w:top w:val="single" w:color="DEDEE1" w:sz="4"/>
+              <w:left w:val="single" w:color="DEDEE1" w:sz="4"/>
+              <w:bottom w:val="single" w:color="DEDEE1" w:sz="4"/>
+              <w:right w:val="single" w:color="DEDEE1" w:sz="4"/>
+            </w:tcBorders>
+            <w:tcMar>
+              <w:top w:type="dxa" w:w="60"/>
+              <w:left w:type="dxa" w:w="90"/>
+              <w:bottom w:type="dxa" w:w="60"/>
+              <w:right w:type="dxa" w:w="90"/>
+            </w:tcMar>
+          </w:tcPr>
+          <w:p>
+            <w:pPr>
+              <w:spacing w:after="40" w:before="0"/>
+            </w:pPr>
+            <w:r>
+              <w:rPr>
+                <w:rFonts w:ascii="Arial" w:cs="Arial" w:eastAsia="Arial" w:hAnsi="Arial"/>
+                <w:b w:val="false"/>
+                <w:bCs w:val="false"/>
+                <w:color w:val="161619"/>
+                <w:sz w:val="16"/>
+                <w:szCs w:val="16"/>
+              </w:rPr>
+              <w:t xml:space="preserve">Receipts, trace code, user, supplier account, customer reference, cardholder, card and expiry replaced. The merchant label is cropped away.</w:t>
+            </w:r>
+          </w:p>
+        </w:tc>
+        <w:tc>
+          <w:tcPr>
+            <w:tcW w:type="dxa" w:w="3900"/>
+            <w:tcBorders>
+              <w:top w:val="single" w:color="DEDEE1" w:sz="4"/>
+              <w:left w:val="single" w:color="DEDEE1" w:sz="4"/>
+              <w:bottom w:val="single" w:color="DEDEE1" w:sz="4"/>
+              <w:right w:val="single" w:color="DEDEE1" w:sz="4"/>
+            </w:tcBorders>
+            <w:tcMar>
+              <w:top w:type="dxa" w:w="60"/>
+              <w:left w:type="dxa" w:w="90"/>
+              <w:bottom w:type="dxa" w:w="60"/>
+              <w:right w:type="dxa" w:w="90"/>
+            </w:tcMar>
+          </w:tcPr>
+          <w:p>
+            <w:pPr>
+              <w:spacing w:after="40" w:before="0"/>
+            </w:pPr>
+            <w:r>
+              <w:rPr>
+                <w:rFonts w:ascii="Arial" w:cs="Arial" w:eastAsia="Arial" w:hAnsi="Arial"/>
+                <w:b w:val="false"/>
+                <w:bCs w:val="false"/>
+                <w:color w:val="161619"/>
+                <w:sz w:val="16"/>
+                <w:szCs w:val="16"/>
+              </w:rPr>
+              <w:t xml:space="preserve">'Refund was successful', Total Amount AUD -44.00, Related Transactions (VN8).</w:t>
+            </w:r>
+          </w:p>
+        </w:tc>
+      </w:tr>
+    </w:tbl>
+    <w:p>
+      <w:pPr>
+        <w:keepNext/>
+        <w:spacing w:after="80" w:before="200"/>
+      </w:pPr>
+      <w:r>
+        <w:rPr>
+          <w:rFonts w:ascii="Arial" w:cs="Arial" w:eastAsia="Arial" w:hAnsi="Arial"/>
+          <w:b/>
+          <w:bCs/>
+          <w:color w:val="1F1C4F"/>
+          <w:sz w:val="18"/>
+          <w:szCs w:val="18"/>
+        </w:rPr>
+        <w:t xml:space="preserve">B1. PRIORITY 1 — STILL NEEDED TO VALIDATE THE WORKFLOWS</w:t>
       </w:r>
     </w:p>
     <w:tbl>
@@ -177,8 +2443,8 @@
       <w:tblGrid>
         <w:gridCol w:w="600"/>
         <w:gridCol w:w="1500"/>
-        <w:gridCol w:w="2300"/>
-        <w:gridCol w:w="4400"/>
+        <w:gridCol w:w="2200"/>
+        <w:gridCol w:w="4500"/>
         <w:gridCol w:w="4900"/>
         <w:gridCol w:w="1700"/>
       </w:tblGrid>
@@ -257,7 +2523,7 @@
         </w:tc>
         <w:tc>
           <w:tcPr>
-            <w:tcW w:type="dxa" w:w="2300"/>
+            <w:tcW w:type="dxa" w:w="2200"/>
             <w:tcBorders>
               <w:top w:val="single" w:color="DEDEE1" w:sz="4"/>
               <w:left w:val="single" w:color="DEDEE1" w:sz="4"/>
@@ -291,7 +2557,7 @@
         </w:tc>
         <w:tc>
           <w:tcPr>
-            <w:tcW w:type="dxa" w:w="4400"/>
+            <w:tcW w:type="dxa" w:w="4500"/>
             <w:tcBorders>
               <w:top w:val="single" w:color="DEDEE1" w:sz="4"/>
               <w:left w:val="single" w:color="DEDEE1" w:sz="4"/>
@@ -426,7 +2692,7 @@
                 <w:sz w:val="16"/>
                 <w:szCs w:val="16"/>
               </w:rPr>
-              <w:t xml:space="preserve">V1</w:t>
+              <w:t xml:space="preserve">V1b</w:t>
             </w:r>
           </w:p>
         </w:tc>
@@ -465,67 +2731,67 @@
         </w:tc>
         <w:tc>
           <w:tcPr>
-            <w:tcW w:type="dxa" w:w="2300"/>
-            <w:tcBorders>
-              <w:top w:val="single" w:color="DEDEE1" w:sz="4"/>
-              <w:left w:val="single" w:color="DEDEE1" w:sz="4"/>
-              <w:bottom w:val="single" w:color="DEDEE1" w:sz="4"/>
-              <w:right w:val="single" w:color="DEDEE1" w:sz="4"/>
-            </w:tcBorders>
-            <w:tcMar>
-              <w:top w:type="dxa" w:w="60"/>
-              <w:left w:type="dxa" w:w="90"/>
-              <w:bottom w:type="dxa" w:w="60"/>
-              <w:right w:type="dxa" w:w="90"/>
-            </w:tcMar>
-          </w:tcPr>
-          <w:p>
-            <w:pPr>
-              <w:spacing w:after="40" w:before="0"/>
-            </w:pPr>
-            <w:r>
-              <w:rPr>
-                <w:rFonts w:ascii="Arial" w:cs="Arial" w:eastAsia="Arial" w:hAnsi="Arial"/>
-                <w:b w:val="false"/>
-                <w:bCs w:val="false"/>
-                <w:color w:val="161619"/>
-                <w:sz w:val="16"/>
-                <w:szCs w:val="16"/>
-              </w:rPr>
-              <w:t xml:space="preserve">All sections (VN1, VN2, VN3, VN14, VN15)</w:t>
-            </w:r>
-          </w:p>
-        </w:tc>
-        <w:tc>
-          <w:tcPr>
-            <w:tcW w:type="dxa" w:w="4400"/>
-            <w:tcBorders>
-              <w:top w:val="single" w:color="DEDEE1" w:sz="4"/>
-              <w:left w:val="single" w:color="DEDEE1" w:sz="4"/>
-              <w:bottom w:val="single" w:color="DEDEE1" w:sz="4"/>
-              <w:right w:val="single" w:color="DEDEE1" w:sz="4"/>
-            </w:tcBorders>
-            <w:tcMar>
-              <w:top w:type="dxa" w:w="60"/>
-              <w:left w:type="dxa" w:w="90"/>
-              <w:bottom w:type="dxa" w:w="60"/>
-              <w:right w:type="dxa" w:w="90"/>
-            </w:tcMar>
-          </w:tcPr>
-          <w:p>
-            <w:pPr>
-              <w:spacing w:after="40" w:before="0"/>
-            </w:pPr>
-            <w:r>
-              <w:rPr>
-                <w:rFonts w:ascii="Arial" w:cs="Arial" w:eastAsia="Arial" w:hAnsi="Arial"/>
-                <w:b w:val="false"/>
-                <w:bCs w:val="false"/>
-                <w:color w:val="161619"/>
-                <w:sz w:val="16"/>
-                <w:szCs w:val="16"/>
-              </w:rPr>
-              <w:t xml:space="preserve">The Transactions and Reports menu fully expanded, captured as the QuickTerminal test user described in the capture rules, with the permissions and configuration intended for the guide's audience (not an administrator who sees extra items).</w:t>
+            <w:tcW w:type="dxa" w:w="2200"/>
+            <w:tcBorders>
+              <w:top w:val="single" w:color="DEDEE1" w:sz="4"/>
+              <w:left w:val="single" w:color="DEDEE1" w:sz="4"/>
+              <w:bottom w:val="single" w:color="DEDEE1" w:sz="4"/>
+              <w:right w:val="single" w:color="DEDEE1" w:sz="4"/>
+            </w:tcBorders>
+            <w:tcMar>
+              <w:top w:type="dxa" w:w="60"/>
+              <w:left w:type="dxa" w:w="90"/>
+              <w:bottom w:type="dxa" w:w="60"/>
+              <w:right w:type="dxa" w:w="90"/>
+            </w:tcMar>
+          </w:tcPr>
+          <w:p>
+            <w:pPr>
+              <w:spacing w:after="40" w:before="0"/>
+            </w:pPr>
+            <w:r>
+              <w:rPr>
+                <w:rFonts w:ascii="Arial" w:cs="Arial" w:eastAsia="Arial" w:hAnsi="Arial"/>
+                <w:b w:val="false"/>
+                <w:bCs w:val="false"/>
+                <w:color w:val="161619"/>
+                <w:sz w:val="16"/>
+                <w:szCs w:val="16"/>
+              </w:rPr>
+              <w:t xml:space="preserve">2. Bank account and 1. Credit card (VN2, VN23)</w:t>
+            </w:r>
+          </w:p>
+        </w:tc>
+        <w:tc>
+          <w:tcPr>
+            <w:tcW w:type="dxa" w:w="4500"/>
+            <w:tcBorders>
+              <w:top w:val="single" w:color="DEDEE1" w:sz="4"/>
+              <w:left w:val="single" w:color="DEDEE1" w:sz="4"/>
+              <w:bottom w:val="single" w:color="DEDEE1" w:sz="4"/>
+              <w:right w:val="single" w:color="DEDEE1" w:sz="4"/>
+            </w:tcBorders>
+            <w:tcMar>
+              <w:top w:type="dxa" w:w="60"/>
+              <w:left w:type="dxa" w:w="90"/>
+              <w:bottom w:type="dxa" w:w="60"/>
+              <w:right w:type="dxa" w:w="90"/>
+            </w:tcMar>
+          </w:tcPr>
+          <w:p>
+            <w:pPr>
+              <w:spacing w:after="40" w:before="0"/>
+            </w:pPr>
+            <w:r>
+              <w:rPr>
+                <w:rFonts w:ascii="Arial" w:cs="Arial" w:eastAsia="Arial" w:hAnsi="Arial"/>
+                <w:b w:val="false"/>
+                <w:bCs w:val="false"/>
+                <w:color w:val="161619"/>
+                <w:sz w:val="16"/>
+                <w:szCs w:val="16"/>
+              </w:rPr>
+              <w:t xml:space="preserve">The Transactions and Reports menu expanded again, as a QuickTerminal test user who has credit card and bank account enabled, with the permissions and configuration intended for the guide's audience (not an administrator).</w:t>
             </w:r>
           </w:p>
         </w:tc>
@@ -558,7 +2824,7 @@
                 <w:sz w:val="16"/>
                 <w:szCs w:val="16"/>
               </w:rPr>
-              <w:t xml:space="preserve">Every menu item and submenu label, including any Make a Payment, Find Transactions, Reports and Export items, and where PayTo, Refund and Monthly Settlement appear (or do not). Note the user's role, enabled payment types and permissions.</w:t>
+              <w:t xml:space="preserve">The Make a Payment submenu with its Credit Card and Bank Account labels. Note the user's role, enabled payment types and permissions.</w:t>
             </w:r>
           </w:p>
         </w:tc>
@@ -630,7 +2896,7 @@
                 <w:sz w:val="16"/>
                 <w:szCs w:val="16"/>
               </w:rPr>
-              <w:t xml:space="preserve">S02</w:t>
+              <w:t xml:space="preserve">V2</w:t>
             </w:r>
           </w:p>
         </w:tc>
@@ -663,73 +2929,73 @@
                 <w:sz w:val="16"/>
                 <w:szCs w:val="16"/>
               </w:rPr>
-              <w:t xml:space="preserve">Guide and validation</w:t>
-            </w:r>
-          </w:p>
-        </w:tc>
-        <w:tc>
-          <w:tcPr>
-            <w:tcW w:type="dxa" w:w="2300"/>
-            <w:tcBorders>
-              <w:top w:val="single" w:color="DEDEE1" w:sz="4"/>
-              <w:left w:val="single" w:color="DEDEE1" w:sz="4"/>
-              <w:bottom w:val="single" w:color="DEDEE1" w:sz="4"/>
-              <w:right w:val="single" w:color="DEDEE1" w:sz="4"/>
-            </w:tcBorders>
-            <w:tcMar>
-              <w:top w:type="dxa" w:w="60"/>
-              <w:left w:type="dxa" w:w="90"/>
-              <w:bottom w:type="dxa" w:w="60"/>
-              <w:right w:type="dxa" w:w="90"/>
-            </w:tcMar>
-          </w:tcPr>
-          <w:p>
-            <w:pPr>
-              <w:spacing w:after="40" w:before="0"/>
-            </w:pPr>
-            <w:r>
-              <w:rPr>
-                <w:rFonts w:ascii="Arial" w:cs="Arial" w:eastAsia="Arial" w:hAnsi="Arial"/>
-                <w:b w:val="false"/>
-                <w:bCs w:val="false"/>
-                <w:color w:val="161619"/>
-                <w:sz w:val="16"/>
-                <w:szCs w:val="16"/>
-              </w:rPr>
-              <w:t xml:space="preserve">3. Make a PayTo payment — page 7</w:t>
-            </w:r>
-          </w:p>
-        </w:tc>
-        <w:tc>
-          <w:tcPr>
-            <w:tcW w:type="dxa" w:w="4400"/>
-            <w:tcBorders>
-              <w:top w:val="single" w:color="DEDEE1" w:sz="4"/>
-              <w:left w:val="single" w:color="DEDEE1" w:sz="4"/>
-              <w:bottom w:val="single" w:color="DEDEE1" w:sz="4"/>
-              <w:right w:val="single" w:color="DEDEE1" w:sz="4"/>
-            </w:tcBorders>
-            <w:tcMar>
-              <w:top w:type="dxa" w:w="60"/>
-              <w:left w:type="dxa" w:w="90"/>
-              <w:bottom w:type="dxa" w:w="60"/>
-              <w:right w:type="dxa" w:w="90"/>
-            </w:tcMar>
-          </w:tcPr>
-          <w:p>
-            <w:pPr>
-              <w:spacing w:after="40" w:before="0"/>
-            </w:pPr>
-            <w:r>
-              <w:rPr>
-                <w:rFonts w:ascii="Arial" w:cs="Arial" w:eastAsia="Arial" w:hAnsi="Arial"/>
-                <w:b w:val="false"/>
-                <w:bCs w:val="false"/>
-                <w:color w:val="161619"/>
-                <w:sz w:val="16"/>
-                <w:szCs w:val="16"/>
-              </w:rPr>
-              <w:t xml:space="preserve">PayTo Party Details screen, title down to Next.</w:t>
+              <w:t xml:space="preserve">Validation, optional in guide</w:t>
+            </w:r>
+          </w:p>
+        </w:tc>
+        <w:tc>
+          <w:tcPr>
+            <w:tcW w:type="dxa" w:w="2200"/>
+            <w:tcBorders>
+              <w:top w:val="single" w:color="DEDEE1" w:sz="4"/>
+              <w:left w:val="single" w:color="DEDEE1" w:sz="4"/>
+              <w:bottom w:val="single" w:color="DEDEE1" w:sz="4"/>
+              <w:right w:val="single" w:color="DEDEE1" w:sz="4"/>
+            </w:tcBorders>
+            <w:tcMar>
+              <w:top w:type="dxa" w:w="60"/>
+              <w:left w:type="dxa" w:w="90"/>
+              <w:bottom w:type="dxa" w:w="60"/>
+              <w:right w:type="dxa" w:w="90"/>
+            </w:tcMar>
+          </w:tcPr>
+          <w:p>
+            <w:pPr>
+              <w:spacing w:after="40" w:before="0"/>
+            </w:pPr>
+            <w:r>
+              <w:rPr>
+                <w:rFonts w:ascii="Arial" w:cs="Arial" w:eastAsia="Arial" w:hAnsi="Arial"/>
+                <w:b w:val="false"/>
+                <w:bCs w:val="false"/>
+                <w:color w:val="161619"/>
+                <w:sz w:val="16"/>
+                <w:szCs w:val="16"/>
+              </w:rPr>
+              <w:t xml:space="preserve">3. Make a PayTo payment (VN5)</w:t>
+            </w:r>
+          </w:p>
+        </w:tc>
+        <w:tc>
+          <w:tcPr>
+            <w:tcW w:type="dxa" w:w="4500"/>
+            <w:tcBorders>
+              <w:top w:val="single" w:color="DEDEE1" w:sz="4"/>
+              <w:left w:val="single" w:color="DEDEE1" w:sz="4"/>
+              <w:bottom w:val="single" w:color="DEDEE1" w:sz="4"/>
+              <w:right w:val="single" w:color="DEDEE1" w:sz="4"/>
+            </w:tcBorders>
+            <w:tcMar>
+              <w:top w:type="dxa" w:w="60"/>
+              <w:left w:type="dxa" w:w="90"/>
+              <w:bottom w:type="dxa" w:w="60"/>
+              <w:right w:type="dxa" w:w="90"/>
+            </w:tcMar>
+          </w:tcPr>
+          <w:p>
+            <w:pPr>
+              <w:spacing w:after="40" w:before="0"/>
+            </w:pPr>
+            <w:r>
+              <w:rPr>
+                <w:rFonts w:ascii="Arial" w:cs="Arial" w:eastAsia="Arial" w:hAnsi="Arial"/>
+                <w:b w:val="false"/>
+                <w:bCs w:val="false"/>
+                <w:color w:val="161619"/>
+                <w:sz w:val="16"/>
+                <w:szCs w:val="16"/>
+              </w:rPr>
+              <w:t xml:space="preserve">Transaction Details straight after confirming a PayTo payment, while it is pending.</w:t>
             </w:r>
           </w:p>
         </w:tc>
@@ -762,7 +3028,7 @@
                 <w:sz w:val="16"/>
                 <w:szCs w:val="16"/>
               </w:rPr>
-              <w:t xml:space="preserve">Payer Details, Payer Account Details (Payment Method) and Payee Details, with required-field markers; Next button.</w:t>
+              <w:t xml:space="preserve">The pending status label, receipt number, response and any message about customer approval.</w:t>
             </w:r>
           </w:p>
         </w:tc>
@@ -834,7 +3100,7 @@
                 <w:sz w:val="16"/>
                 <w:szCs w:val="16"/>
               </w:rPr>
-              <w:t xml:space="preserve">S03</w:t>
+              <w:t xml:space="preserve">V3</w:t>
             </w:r>
           </w:p>
         </w:tc>
@@ -867,73 +3133,73 @@
                 <w:sz w:val="16"/>
                 <w:szCs w:val="16"/>
               </w:rPr>
-              <w:t xml:space="preserve">Guide and validation</w:t>
-            </w:r>
-          </w:p>
-        </w:tc>
-        <w:tc>
-          <w:tcPr>
-            <w:tcW w:type="dxa" w:w="2300"/>
-            <w:tcBorders>
-              <w:top w:val="single" w:color="DEDEE1" w:sz="4"/>
-              <w:left w:val="single" w:color="DEDEE1" w:sz="4"/>
-              <w:bottom w:val="single" w:color="DEDEE1" w:sz="4"/>
-              <w:right w:val="single" w:color="DEDEE1" w:sz="4"/>
-            </w:tcBorders>
-            <w:tcMar>
-              <w:top w:type="dxa" w:w="60"/>
-              <w:left w:type="dxa" w:w="90"/>
-              <w:bottom w:type="dxa" w:w="60"/>
-              <w:right w:type="dxa" w:w="90"/>
-            </w:tcMar>
-          </w:tcPr>
-          <w:p>
-            <w:pPr>
-              <w:spacing w:after="40" w:before="0"/>
-            </w:pPr>
-            <w:r>
-              <w:rPr>
-                <w:rFonts w:ascii="Arial" w:cs="Arial" w:eastAsia="Arial" w:hAnsi="Arial"/>
-                <w:b w:val="false"/>
-                <w:bCs w:val="false"/>
-                <w:color w:val="161619"/>
-                <w:sz w:val="16"/>
-                <w:szCs w:val="16"/>
-              </w:rPr>
-              <w:t xml:space="preserve">3. Make a PayTo payment — page 7</w:t>
-            </w:r>
-          </w:p>
-        </w:tc>
-        <w:tc>
-          <w:tcPr>
-            <w:tcW w:type="dxa" w:w="4400"/>
-            <w:tcBorders>
-              <w:top w:val="single" w:color="DEDEE1" w:sz="4"/>
-              <w:left w:val="single" w:color="DEDEE1" w:sz="4"/>
-              <w:bottom w:val="single" w:color="DEDEE1" w:sz="4"/>
-              <w:right w:val="single" w:color="DEDEE1" w:sz="4"/>
-            </w:tcBorders>
-            <w:tcMar>
-              <w:top w:type="dxa" w:w="60"/>
-              <w:left w:type="dxa" w:w="90"/>
-              <w:bottom w:type="dxa" w:w="60"/>
-              <w:right w:type="dxa" w:w="90"/>
-            </w:tcMar>
-          </w:tcPr>
-          <w:p>
-            <w:pPr>
-              <w:spacing w:after="40" w:before="0"/>
-            </w:pPr>
-            <w:r>
-              <w:rPr>
-                <w:rFonts w:ascii="Arial" w:cs="Arial" w:eastAsia="Arial" w:hAnsi="Arial"/>
-                <w:b w:val="false"/>
-                <w:bCs w:val="false"/>
-                <w:color w:val="161619"/>
-                <w:sz w:val="16"/>
-                <w:szCs w:val="16"/>
-              </w:rPr>
-              <w:t xml:space="preserve">PayTo Payment Details screen, title down to Next.</w:t>
+              <w:t xml:space="preserve">Validation, optional in guide</w:t>
+            </w:r>
+          </w:p>
+        </w:tc>
+        <w:tc>
+          <w:tcPr>
+            <w:tcW w:type="dxa" w:w="2200"/>
+            <w:tcBorders>
+              <w:top w:val="single" w:color="DEDEE1" w:sz="4"/>
+              <w:left w:val="single" w:color="DEDEE1" w:sz="4"/>
+              <w:bottom w:val="single" w:color="DEDEE1" w:sz="4"/>
+              <w:right w:val="single" w:color="DEDEE1" w:sz="4"/>
+            </w:tcBorders>
+            <w:tcMar>
+              <w:top w:type="dxa" w:w="60"/>
+              <w:left w:type="dxa" w:w="90"/>
+              <w:bottom w:type="dxa" w:w="60"/>
+              <w:right w:type="dxa" w:w="90"/>
+            </w:tcMar>
+          </w:tcPr>
+          <w:p>
+            <w:pPr>
+              <w:spacing w:after="40" w:before="0"/>
+            </w:pPr>
+            <w:r>
+              <w:rPr>
+                <w:rFonts w:ascii="Arial" w:cs="Arial" w:eastAsia="Arial" w:hAnsi="Arial"/>
+                <w:b w:val="false"/>
+                <w:bCs w:val="false"/>
+                <w:color w:val="161619"/>
+                <w:sz w:val="16"/>
+                <w:szCs w:val="16"/>
+              </w:rPr>
+              <w:t xml:space="preserve">3. Make a PayTo payment (VN5)</w:t>
+            </w:r>
+          </w:p>
+        </w:tc>
+        <w:tc>
+          <w:tcPr>
+            <w:tcW w:type="dxa" w:w="4500"/>
+            <w:tcBorders>
+              <w:top w:val="single" w:color="DEDEE1" w:sz="4"/>
+              <w:left w:val="single" w:color="DEDEE1" w:sz="4"/>
+              <w:bottom w:val="single" w:color="DEDEE1" w:sz="4"/>
+              <w:right w:val="single" w:color="DEDEE1" w:sz="4"/>
+            </w:tcBorders>
+            <w:tcMar>
+              <w:top w:type="dxa" w:w="60"/>
+              <w:left w:type="dxa" w:w="90"/>
+              <w:bottom w:type="dxa" w:w="60"/>
+              <w:right w:type="dxa" w:w="90"/>
+            </w:tcMar>
+          </w:tcPr>
+          <w:p>
+            <w:pPr>
+              <w:spacing w:after="40" w:before="0"/>
+            </w:pPr>
+            <w:r>
+              <w:rPr>
+                <w:rFonts w:ascii="Arial" w:cs="Arial" w:eastAsia="Arial" w:hAnsi="Arial"/>
+                <w:b w:val="false"/>
+                <w:bCs w:val="false"/>
+                <w:color w:val="161619"/>
+                <w:sz w:val="16"/>
+                <w:szCs w:val="16"/>
+              </w:rPr>
+              <w:t xml:space="preserve">The same payment after the customer has approved it in their banking app.</w:t>
             </w:r>
           </w:p>
         </w:tc>
@@ -966,7 +3232,7 @@
                 <w:sz w:val="16"/>
                 <w:szCs w:val="16"/>
               </w:rPr>
-              <w:t xml:space="preserve">Payment Amount, End to End ID, Remittance Information, Purpose, Description and required-field markers; Next button.</w:t>
+              <w:t xml:space="preserve">Approved status label, response, settlement date.</w:t>
             </w:r>
           </w:p>
         </w:tc>
@@ -1038,7 +3304,7 @@
                 <w:sz w:val="16"/>
                 <w:szCs w:val="16"/>
               </w:rPr>
-              <w:t xml:space="preserve">S04</w:t>
+              <w:t xml:space="preserve">S08b</w:t>
             </w:r>
           </w:p>
         </w:tc>
@@ -1077,67 +3343,67 @@
         </w:tc>
         <w:tc>
           <w:tcPr>
-            <w:tcW w:type="dxa" w:w="2300"/>
-            <w:tcBorders>
-              <w:top w:val="single" w:color="DEDEE1" w:sz="4"/>
-              <w:left w:val="single" w:color="DEDEE1" w:sz="4"/>
-              <w:bottom w:val="single" w:color="DEDEE1" w:sz="4"/>
-              <w:right w:val="single" w:color="DEDEE1" w:sz="4"/>
-            </w:tcBorders>
-            <w:tcMar>
-              <w:top w:type="dxa" w:w="60"/>
-              <w:left w:type="dxa" w:w="90"/>
-              <w:bottom w:type="dxa" w:w="60"/>
-              <w:right w:type="dxa" w:w="90"/>
-            </w:tcMar>
-          </w:tcPr>
-          <w:p>
-            <w:pPr>
-              <w:spacing w:after="40" w:before="0"/>
-            </w:pPr>
-            <w:r>
-              <w:rPr>
-                <w:rFonts w:ascii="Arial" w:cs="Arial" w:eastAsia="Arial" w:hAnsi="Arial"/>
-                <w:b w:val="false"/>
-                <w:bCs w:val="false"/>
-                <w:color w:val="161619"/>
-                <w:sz w:val="16"/>
-                <w:szCs w:val="16"/>
-              </w:rPr>
-              <w:t xml:space="preserve">3. Make a PayTo payment — page 8</w:t>
-            </w:r>
-          </w:p>
-        </w:tc>
-        <w:tc>
-          <w:tcPr>
-            <w:tcW w:type="dxa" w:w="4400"/>
-            <w:tcBorders>
-              <w:top w:val="single" w:color="DEDEE1" w:sz="4"/>
-              <w:left w:val="single" w:color="DEDEE1" w:sz="4"/>
-              <w:bottom w:val="single" w:color="DEDEE1" w:sz="4"/>
-              <w:right w:val="single" w:color="DEDEE1" w:sz="4"/>
-            </w:tcBorders>
-            <w:tcMar>
-              <w:top w:type="dxa" w:w="60"/>
-              <w:left w:type="dxa" w:w="90"/>
-              <w:bottom w:type="dxa" w:w="60"/>
-              <w:right w:type="dxa" w:w="90"/>
-            </w:tcMar>
-          </w:tcPr>
-          <w:p>
-            <w:pPr>
-              <w:spacing w:after="40" w:before="0"/>
-            </w:pPr>
-            <w:r>
-              <w:rPr>
-                <w:rFonts w:ascii="Arial" w:cs="Arial" w:eastAsia="Arial" w:hAnsi="Arial"/>
-                <w:b w:val="false"/>
-                <w:bCs w:val="false"/>
-                <w:color w:val="161619"/>
-                <w:sz w:val="16"/>
-                <w:szCs w:val="16"/>
-              </w:rPr>
-              <w:t xml:space="preserve">The review screen before the PayTo agreement is created.</w:t>
+            <w:tcW w:type="dxa" w:w="2200"/>
+            <w:tcBorders>
+              <w:top w:val="single" w:color="DEDEE1" w:sz="4"/>
+              <w:left w:val="single" w:color="DEDEE1" w:sz="4"/>
+              <w:bottom w:val="single" w:color="DEDEE1" w:sz="4"/>
+              <w:right w:val="single" w:color="DEDEE1" w:sz="4"/>
+            </w:tcBorders>
+            <w:tcMar>
+              <w:top w:type="dxa" w:w="60"/>
+              <w:left w:type="dxa" w:w="90"/>
+              <w:bottom w:type="dxa" w:w="60"/>
+              <w:right w:type="dxa" w:w="90"/>
+            </w:tcMar>
+          </w:tcPr>
+          <w:p>
+            <w:pPr>
+              <w:spacing w:after="40" w:before="0"/>
+            </w:pPr>
+            <w:r>
+              <w:rPr>
+                <w:rFonts w:ascii="Arial" w:cs="Arial" w:eastAsia="Arial" w:hAnsi="Arial"/>
+                <w:b w:val="false"/>
+                <w:bCs w:val="false"/>
+                <w:color w:val="161619"/>
+                <w:sz w:val="16"/>
+                <w:szCs w:val="16"/>
+              </w:rPr>
+              <w:t xml:space="preserve">5. Refund or void a transaction (VN7)</w:t>
+            </w:r>
+          </w:p>
+        </w:tc>
+        <w:tc>
+          <w:tcPr>
+            <w:tcW w:type="dxa" w:w="4500"/>
+            <w:tcBorders>
+              <w:top w:val="single" w:color="DEDEE1" w:sz="4"/>
+              <w:left w:val="single" w:color="DEDEE1" w:sz="4"/>
+              <w:bottom w:val="single" w:color="DEDEE1" w:sz="4"/>
+              <w:right w:val="single" w:color="DEDEE1" w:sz="4"/>
+            </w:tcBorders>
+            <w:tcMar>
+              <w:top w:type="dxa" w:w="60"/>
+              <w:left w:type="dxa" w:w="90"/>
+              <w:bottom w:type="dxa" w:w="60"/>
+              <w:right w:type="dxa" w:w="90"/>
+            </w:tcMar>
+          </w:tcPr>
+          <w:p>
+            <w:pPr>
+              <w:spacing w:after="40" w:before="0"/>
+            </w:pPr>
+            <w:r>
+              <w:rPr>
+                <w:rFonts w:ascii="Arial" w:cs="Arial" w:eastAsia="Arial" w:hAnsi="Arial"/>
+                <w:b w:val="false"/>
+                <w:bCs w:val="false"/>
+                <w:color w:val="161619"/>
+                <w:sz w:val="16"/>
+                <w:szCs w:val="16"/>
+              </w:rPr>
+              <w:t xml:space="preserve">The screens after selecting Void this transaction on a same-day card payment, including any confirmation step, and the Transaction Details afterwards.</w:t>
             </w:r>
           </w:p>
         </w:tc>
@@ -1170,1231 +3436,7 @@
                 <w:sz w:val="16"/>
                 <w:szCs w:val="16"/>
               </w:rPr>
-              <w:t xml:space="preserve">Party and payment details listed; Confirm button (and Back if present); any wording about the customer approving the agreement.</w:t>
-            </w:r>
-          </w:p>
-        </w:tc>
-        <w:tc>
-          <w:tcPr>
-            <w:tcW w:type="dxa" w:w="1700"/>
-            <w:tcBorders>
-              <w:top w:val="single" w:color="DEDEE1" w:sz="4"/>
-              <w:left w:val="single" w:color="DEDEE1" w:sz="4"/>
-              <w:bottom w:val="single" w:color="DEDEE1" w:sz="4"/>
-              <w:right w:val="single" w:color="DEDEE1" w:sz="4"/>
-            </w:tcBorders>
-            <w:tcMar>
-              <w:top w:type="dxa" w:w="60"/>
-              <w:left w:type="dxa" w:w="90"/>
-              <w:bottom w:type="dxa" w:w="60"/>
-              <w:right w:type="dxa" w:w="90"/>
-            </w:tcMar>
-          </w:tcPr>
-          <w:p>
-            <w:pPr>
-              <w:spacing w:after="40" w:before="0"/>
-            </w:pPr>
-            <w:r>
-              <w:rPr>
-                <w:rFonts w:ascii="Arial" w:cs="Arial" w:eastAsia="Arial" w:hAnsi="Arial"/>
-                <w:b w:val="false"/>
-                <w:bCs w:val="false"/>
-                <w:color w:val="161619"/>
-                <w:sz w:val="16"/>
-                <w:szCs w:val="16"/>
-              </w:rPr>
-              <w:t xml:space="preserve">Missing</w:t>
-            </w:r>
-          </w:p>
-        </w:tc>
-      </w:tr>
-      <w:tr>
-        <w:trPr>
-          <w:cantSplit/>
-        </w:trPr>
-        <w:tc>
-          <w:tcPr>
-            <w:tcW w:type="dxa" w:w="600"/>
-            <w:tcBorders>
-              <w:top w:val="single" w:color="DEDEE1" w:sz="4"/>
-              <w:left w:val="single" w:color="DEDEE1" w:sz="4"/>
-              <w:bottom w:val="single" w:color="DEDEE1" w:sz="4"/>
-              <w:right w:val="single" w:color="DEDEE1" w:sz="4"/>
-            </w:tcBorders>
-            <w:shd w:fill="F5F5F6" w:color="auto" w:val="clear"/>
-            <w:tcMar>
-              <w:top w:type="dxa" w:w="60"/>
-              <w:left w:type="dxa" w:w="90"/>
-              <w:bottom w:type="dxa" w:w="60"/>
-              <w:right w:type="dxa" w:w="90"/>
-            </w:tcMar>
-          </w:tcPr>
-          <w:p>
-            <w:pPr>
-              <w:spacing w:after="40" w:before="0"/>
-            </w:pPr>
-            <w:r>
-              <w:rPr>
-                <w:rFonts w:ascii="Arial" w:cs="Arial" w:eastAsia="Arial" w:hAnsi="Arial"/>
-                <w:b/>
-                <w:bCs/>
-                <w:color w:val="161619"/>
-                <w:sz w:val="16"/>
-                <w:szCs w:val="16"/>
-              </w:rPr>
-              <w:t xml:space="preserve">S05</w:t>
-            </w:r>
-          </w:p>
-        </w:tc>
-        <w:tc>
-          <w:tcPr>
-            <w:tcW w:type="dxa" w:w="1500"/>
-            <w:tcBorders>
-              <w:top w:val="single" w:color="DEDEE1" w:sz="4"/>
-              <w:left w:val="single" w:color="DEDEE1" w:sz="4"/>
-              <w:bottom w:val="single" w:color="DEDEE1" w:sz="4"/>
-              <w:right w:val="single" w:color="DEDEE1" w:sz="4"/>
-            </w:tcBorders>
-            <w:tcMar>
-              <w:top w:type="dxa" w:w="60"/>
-              <w:left w:type="dxa" w:w="90"/>
-              <w:bottom w:type="dxa" w:w="60"/>
-              <w:right w:type="dxa" w:w="90"/>
-            </w:tcMar>
-          </w:tcPr>
-          <w:p>
-            <w:pPr>
-              <w:spacing w:after="40" w:before="0"/>
-            </w:pPr>
-            <w:r>
-              <w:rPr>
-                <w:rFonts w:ascii="Arial" w:cs="Arial" w:eastAsia="Arial" w:hAnsi="Arial"/>
-                <w:b w:val="false"/>
-                <w:bCs w:val="false"/>
-                <w:color w:val="161619"/>
-                <w:sz w:val="16"/>
-                <w:szCs w:val="16"/>
-              </w:rPr>
-              <w:t xml:space="preserve">Guide and validation</w:t>
-            </w:r>
-          </w:p>
-        </w:tc>
-        <w:tc>
-          <w:tcPr>
-            <w:tcW w:type="dxa" w:w="2300"/>
-            <w:tcBorders>
-              <w:top w:val="single" w:color="DEDEE1" w:sz="4"/>
-              <w:left w:val="single" w:color="DEDEE1" w:sz="4"/>
-              <w:bottom w:val="single" w:color="DEDEE1" w:sz="4"/>
-              <w:right w:val="single" w:color="DEDEE1" w:sz="4"/>
-            </w:tcBorders>
-            <w:tcMar>
-              <w:top w:type="dxa" w:w="60"/>
-              <w:left w:type="dxa" w:w="90"/>
-              <w:bottom w:type="dxa" w:w="60"/>
-              <w:right w:type="dxa" w:w="90"/>
-            </w:tcMar>
-          </w:tcPr>
-          <w:p>
-            <w:pPr>
-              <w:spacing w:after="40" w:before="0"/>
-            </w:pPr>
-            <w:r>
-              <w:rPr>
-                <w:rFonts w:ascii="Arial" w:cs="Arial" w:eastAsia="Arial" w:hAnsi="Arial"/>
-                <w:b w:val="false"/>
-                <w:bCs w:val="false"/>
-                <w:color w:val="161619"/>
-                <w:sz w:val="16"/>
-                <w:szCs w:val="16"/>
-              </w:rPr>
-              <w:t xml:space="preserve">3. Make a PayTo payment — page 8</w:t>
-            </w:r>
-          </w:p>
-        </w:tc>
-        <w:tc>
-          <w:tcPr>
-            <w:tcW w:type="dxa" w:w="4400"/>
-            <w:tcBorders>
-              <w:top w:val="single" w:color="DEDEE1" w:sz="4"/>
-              <w:left w:val="single" w:color="DEDEE1" w:sz="4"/>
-              <w:bottom w:val="single" w:color="DEDEE1" w:sz="4"/>
-              <w:right w:val="single" w:color="DEDEE1" w:sz="4"/>
-            </w:tcBorders>
-            <w:tcMar>
-              <w:top w:type="dxa" w:w="60"/>
-              <w:left w:type="dxa" w:w="90"/>
-              <w:bottom w:type="dxa" w:w="60"/>
-              <w:right w:type="dxa" w:w="90"/>
-            </w:tcMar>
-          </w:tcPr>
-          <w:p>
-            <w:pPr>
-              <w:spacing w:after="40" w:before="0"/>
-            </w:pPr>
-            <w:r>
-              <w:rPr>
-                <w:rFonts w:ascii="Arial" w:cs="Arial" w:eastAsia="Arial" w:hAnsi="Arial"/>
-                <w:b w:val="false"/>
-                <w:bCs w:val="false"/>
-                <w:color w:val="161619"/>
-                <w:sz w:val="16"/>
-                <w:szCs w:val="16"/>
-              </w:rPr>
-              <w:t xml:space="preserve">Transaction Details immediately after confirming, while the payment is pending.</w:t>
-            </w:r>
-          </w:p>
-        </w:tc>
-        <w:tc>
-          <w:tcPr>
-            <w:tcW w:type="dxa" w:w="4900"/>
-            <w:tcBorders>
-              <w:top w:val="single" w:color="DEDEE1" w:sz="4"/>
-              <w:left w:val="single" w:color="DEDEE1" w:sz="4"/>
-              <w:bottom w:val="single" w:color="DEDEE1" w:sz="4"/>
-              <w:right w:val="single" w:color="DEDEE1" w:sz="4"/>
-            </w:tcBorders>
-            <w:tcMar>
-              <w:top w:type="dxa" w:w="60"/>
-              <w:left w:type="dxa" w:w="90"/>
-              <w:bottom w:type="dxa" w:w="60"/>
-              <w:right w:type="dxa" w:w="90"/>
-            </w:tcMar>
-          </w:tcPr>
-          <w:p>
-            <w:pPr>
-              <w:spacing w:after="40" w:before="0"/>
-            </w:pPr>
-            <w:r>
-              <w:rPr>
-                <w:rFonts w:ascii="Arial" w:cs="Arial" w:eastAsia="Arial" w:hAnsi="Arial"/>
-                <w:b w:val="false"/>
-                <w:bCs w:val="false"/>
-                <w:color w:val="161619"/>
-                <w:sz w:val="16"/>
-                <w:szCs w:val="16"/>
-              </w:rPr>
-              <w:t xml:space="preserve">The pending status label, receipt number, amount and payment details; any message about customer approval.</w:t>
-            </w:r>
-          </w:p>
-        </w:tc>
-        <w:tc>
-          <w:tcPr>
-            <w:tcW w:type="dxa" w:w="1700"/>
-            <w:tcBorders>
-              <w:top w:val="single" w:color="DEDEE1" w:sz="4"/>
-              <w:left w:val="single" w:color="DEDEE1" w:sz="4"/>
-              <w:bottom w:val="single" w:color="DEDEE1" w:sz="4"/>
-              <w:right w:val="single" w:color="DEDEE1" w:sz="4"/>
-            </w:tcBorders>
-            <w:tcMar>
-              <w:top w:type="dxa" w:w="60"/>
-              <w:left w:type="dxa" w:w="90"/>
-              <w:bottom w:type="dxa" w:w="60"/>
-              <w:right w:type="dxa" w:w="90"/>
-            </w:tcMar>
-          </w:tcPr>
-          <w:p>
-            <w:pPr>
-              <w:spacing w:after="40" w:before="0"/>
-            </w:pPr>
-            <w:r>
-              <w:rPr>
-                <w:rFonts w:ascii="Arial" w:cs="Arial" w:eastAsia="Arial" w:hAnsi="Arial"/>
-                <w:b w:val="false"/>
-                <w:bCs w:val="false"/>
-                <w:color w:val="161619"/>
-                <w:sz w:val="16"/>
-                <w:szCs w:val="16"/>
-              </w:rPr>
-              <w:t xml:space="preserve">Missing</w:t>
-            </w:r>
-          </w:p>
-        </w:tc>
-      </w:tr>
-      <w:tr>
-        <w:trPr>
-          <w:cantSplit/>
-        </w:trPr>
-        <w:tc>
-          <w:tcPr>
-            <w:tcW w:type="dxa" w:w="600"/>
-            <w:tcBorders>
-              <w:top w:val="single" w:color="DEDEE1" w:sz="4"/>
-              <w:left w:val="single" w:color="DEDEE1" w:sz="4"/>
-              <w:bottom w:val="single" w:color="DEDEE1" w:sz="4"/>
-              <w:right w:val="single" w:color="DEDEE1" w:sz="4"/>
-            </w:tcBorders>
-            <w:shd w:fill="F5F5F6" w:color="auto" w:val="clear"/>
-            <w:tcMar>
-              <w:top w:type="dxa" w:w="60"/>
-              <w:left w:type="dxa" w:w="90"/>
-              <w:bottom w:type="dxa" w:w="60"/>
-              <w:right w:type="dxa" w:w="90"/>
-            </w:tcMar>
-          </w:tcPr>
-          <w:p>
-            <w:pPr>
-              <w:spacing w:after="40" w:before="0"/>
-            </w:pPr>
-            <w:r>
-              <w:rPr>
-                <w:rFonts w:ascii="Arial" w:cs="Arial" w:eastAsia="Arial" w:hAnsi="Arial"/>
-                <w:b/>
-                <w:bCs/>
-                <w:color w:val="161619"/>
-                <w:sz w:val="16"/>
-                <w:szCs w:val="16"/>
-              </w:rPr>
-              <w:t xml:space="preserve">V2</w:t>
-            </w:r>
-          </w:p>
-        </w:tc>
-        <w:tc>
-          <w:tcPr>
-            <w:tcW w:type="dxa" w:w="1500"/>
-            <w:tcBorders>
-              <w:top w:val="single" w:color="DEDEE1" w:sz="4"/>
-              <w:left w:val="single" w:color="DEDEE1" w:sz="4"/>
-              <w:bottom w:val="single" w:color="DEDEE1" w:sz="4"/>
-              <w:right w:val="single" w:color="DEDEE1" w:sz="4"/>
-            </w:tcBorders>
-            <w:tcMar>
-              <w:top w:type="dxa" w:w="60"/>
-              <w:left w:type="dxa" w:w="90"/>
-              <w:bottom w:type="dxa" w:w="60"/>
-              <w:right w:type="dxa" w:w="90"/>
-            </w:tcMar>
-          </w:tcPr>
-          <w:p>
-            <w:pPr>
-              <w:spacing w:after="40" w:before="0"/>
-            </w:pPr>
-            <w:r>
-              <w:rPr>
-                <w:rFonts w:ascii="Arial" w:cs="Arial" w:eastAsia="Arial" w:hAnsi="Arial"/>
-                <w:b w:val="false"/>
-                <w:bCs w:val="false"/>
-                <w:color w:val="161619"/>
-                <w:sz w:val="16"/>
-                <w:szCs w:val="16"/>
-              </w:rPr>
-              <w:t xml:space="preserve">Validation only</w:t>
-            </w:r>
-          </w:p>
-        </w:tc>
-        <w:tc>
-          <w:tcPr>
-            <w:tcW w:type="dxa" w:w="2300"/>
-            <w:tcBorders>
-              <w:top w:val="single" w:color="DEDEE1" w:sz="4"/>
-              <w:left w:val="single" w:color="DEDEE1" w:sz="4"/>
-              <w:bottom w:val="single" w:color="DEDEE1" w:sz="4"/>
-              <w:right w:val="single" w:color="DEDEE1" w:sz="4"/>
-            </w:tcBorders>
-            <w:tcMar>
-              <w:top w:type="dxa" w:w="60"/>
-              <w:left w:type="dxa" w:w="90"/>
-              <w:bottom w:type="dxa" w:w="60"/>
-              <w:right w:type="dxa" w:w="90"/>
-            </w:tcMar>
-          </w:tcPr>
-          <w:p>
-            <w:pPr>
-              <w:spacing w:after="40" w:before="0"/>
-            </w:pPr>
-            <w:r>
-              <w:rPr>
-                <w:rFonts w:ascii="Arial" w:cs="Arial" w:eastAsia="Arial" w:hAnsi="Arial"/>
-                <w:b w:val="false"/>
-                <w:bCs w:val="false"/>
-                <w:color w:val="161619"/>
-                <w:sz w:val="16"/>
-                <w:szCs w:val="16"/>
-              </w:rPr>
-              <w:t xml:space="preserve">3. Make a PayTo payment (VN5)</w:t>
-            </w:r>
-          </w:p>
-        </w:tc>
-        <w:tc>
-          <w:tcPr>
-            <w:tcW w:type="dxa" w:w="4400"/>
-            <w:tcBorders>
-              <w:top w:val="single" w:color="DEDEE1" w:sz="4"/>
-              <w:left w:val="single" w:color="DEDEE1" w:sz="4"/>
-              <w:bottom w:val="single" w:color="DEDEE1" w:sz="4"/>
-              <w:right w:val="single" w:color="DEDEE1" w:sz="4"/>
-            </w:tcBorders>
-            <w:tcMar>
-              <w:top w:type="dxa" w:w="60"/>
-              <w:left w:type="dxa" w:w="90"/>
-              <w:bottom w:type="dxa" w:w="60"/>
-              <w:right w:type="dxa" w:w="90"/>
-            </w:tcMar>
-          </w:tcPr>
-          <w:p>
-            <w:pPr>
-              <w:spacing w:after="40" w:before="0"/>
-            </w:pPr>
-            <w:r>
-              <w:rPr>
-                <w:rFonts w:ascii="Arial" w:cs="Arial" w:eastAsia="Arial" w:hAnsi="Arial"/>
-                <w:b w:val="false"/>
-                <w:bCs w:val="false"/>
-                <w:color w:val="161619"/>
-                <w:sz w:val="16"/>
-                <w:szCs w:val="16"/>
-              </w:rPr>
-              <w:t xml:space="preserve">Transaction Details after the customer declines the agreement, and after it expires (if either can be produced in test).</w:t>
-            </w:r>
-          </w:p>
-        </w:tc>
-        <w:tc>
-          <w:tcPr>
-            <w:tcW w:type="dxa" w:w="4900"/>
-            <w:tcBorders>
-              <w:top w:val="single" w:color="DEDEE1" w:sz="4"/>
-              <w:left w:val="single" w:color="DEDEE1" w:sz="4"/>
-              <w:bottom w:val="single" w:color="DEDEE1" w:sz="4"/>
-              <w:right w:val="single" w:color="DEDEE1" w:sz="4"/>
-            </w:tcBorders>
-            <w:tcMar>
-              <w:top w:type="dxa" w:w="60"/>
-              <w:left w:type="dxa" w:w="90"/>
-              <w:bottom w:type="dxa" w:w="60"/>
-              <w:right w:type="dxa" w:w="90"/>
-            </w:tcMar>
-          </w:tcPr>
-          <w:p>
-            <w:pPr>
-              <w:spacing w:after="40" w:before="0"/>
-            </w:pPr>
-            <w:r>
-              <w:rPr>
-                <w:rFonts w:ascii="Arial" w:cs="Arial" w:eastAsia="Arial" w:hAnsi="Arial"/>
-                <w:b w:val="false"/>
-                <w:bCs w:val="false"/>
-                <w:color w:val="161619"/>
-                <w:sz w:val="16"/>
-                <w:szCs w:val="16"/>
-              </w:rPr>
-              <w:t xml:space="preserve">The status and any message shown.</w:t>
-            </w:r>
-          </w:p>
-        </w:tc>
-        <w:tc>
-          <w:tcPr>
-            <w:tcW w:type="dxa" w:w="1700"/>
-            <w:tcBorders>
-              <w:top w:val="single" w:color="DEDEE1" w:sz="4"/>
-              <w:left w:val="single" w:color="DEDEE1" w:sz="4"/>
-              <w:bottom w:val="single" w:color="DEDEE1" w:sz="4"/>
-              <w:right w:val="single" w:color="DEDEE1" w:sz="4"/>
-            </w:tcBorders>
-            <w:tcMar>
-              <w:top w:type="dxa" w:w="60"/>
-              <w:left w:type="dxa" w:w="90"/>
-              <w:bottom w:type="dxa" w:w="60"/>
-              <w:right w:type="dxa" w:w="90"/>
-            </w:tcMar>
-          </w:tcPr>
-          <w:p>
-            <w:pPr>
-              <w:spacing w:after="40" w:before="0"/>
-            </w:pPr>
-            <w:r>
-              <w:rPr>
-                <w:rFonts w:ascii="Arial" w:cs="Arial" w:eastAsia="Arial" w:hAnsi="Arial"/>
-                <w:b w:val="false"/>
-                <w:bCs w:val="false"/>
-                <w:color w:val="161619"/>
-                <w:sz w:val="16"/>
-                <w:szCs w:val="16"/>
-              </w:rPr>
-              <w:t xml:space="preserve">New — validation</w:t>
-            </w:r>
-          </w:p>
-        </w:tc>
-      </w:tr>
-      <w:tr>
-        <w:trPr>
-          <w:cantSplit/>
-        </w:trPr>
-        <w:tc>
-          <w:tcPr>
-            <w:tcW w:type="dxa" w:w="600"/>
-            <w:tcBorders>
-              <w:top w:val="single" w:color="DEDEE1" w:sz="4"/>
-              <w:left w:val="single" w:color="DEDEE1" w:sz="4"/>
-              <w:bottom w:val="single" w:color="DEDEE1" w:sz="4"/>
-              <w:right w:val="single" w:color="DEDEE1" w:sz="4"/>
-            </w:tcBorders>
-            <w:shd w:fill="F5F5F6" w:color="auto" w:val="clear"/>
-            <w:tcMar>
-              <w:top w:type="dxa" w:w="60"/>
-              <w:left w:type="dxa" w:w="90"/>
-              <w:bottom w:type="dxa" w:w="60"/>
-              <w:right w:type="dxa" w:w="90"/>
-            </w:tcMar>
-          </w:tcPr>
-          <w:p>
-            <w:pPr>
-              <w:spacing w:after="40" w:before="0"/>
-            </w:pPr>
-            <w:r>
-              <w:rPr>
-                <w:rFonts w:ascii="Arial" w:cs="Arial" w:eastAsia="Arial" w:hAnsi="Arial"/>
-                <w:b/>
-                <w:bCs/>
-                <w:color w:val="161619"/>
-                <w:sz w:val="16"/>
-                <w:szCs w:val="16"/>
-              </w:rPr>
-              <w:t xml:space="preserve">V3</w:t>
-            </w:r>
-          </w:p>
-        </w:tc>
-        <w:tc>
-          <w:tcPr>
-            <w:tcW w:type="dxa" w:w="1500"/>
-            <w:tcBorders>
-              <w:top w:val="single" w:color="DEDEE1" w:sz="4"/>
-              <w:left w:val="single" w:color="DEDEE1" w:sz="4"/>
-              <w:bottom w:val="single" w:color="DEDEE1" w:sz="4"/>
-              <w:right w:val="single" w:color="DEDEE1" w:sz="4"/>
-            </w:tcBorders>
-            <w:tcMar>
-              <w:top w:type="dxa" w:w="60"/>
-              <w:left w:type="dxa" w:w="90"/>
-              <w:bottom w:type="dxa" w:w="60"/>
-              <w:right w:type="dxa" w:w="90"/>
-            </w:tcMar>
-          </w:tcPr>
-          <w:p>
-            <w:pPr>
-              <w:spacing w:after="40" w:before="0"/>
-            </w:pPr>
-            <w:r>
-              <w:rPr>
-                <w:rFonts w:ascii="Arial" w:cs="Arial" w:eastAsia="Arial" w:hAnsi="Arial"/>
-                <w:b w:val="false"/>
-                <w:bCs w:val="false"/>
-                <w:color w:val="161619"/>
-                <w:sz w:val="16"/>
-                <w:szCs w:val="16"/>
-              </w:rPr>
-              <w:t xml:space="preserve">Validation, optional in guide</w:t>
-            </w:r>
-          </w:p>
-        </w:tc>
-        <w:tc>
-          <w:tcPr>
-            <w:tcW w:type="dxa" w:w="2300"/>
-            <w:tcBorders>
-              <w:top w:val="single" w:color="DEDEE1" w:sz="4"/>
-              <w:left w:val="single" w:color="DEDEE1" w:sz="4"/>
-              <w:bottom w:val="single" w:color="DEDEE1" w:sz="4"/>
-              <w:right w:val="single" w:color="DEDEE1" w:sz="4"/>
-            </w:tcBorders>
-            <w:tcMar>
-              <w:top w:type="dxa" w:w="60"/>
-              <w:left w:type="dxa" w:w="90"/>
-              <w:bottom w:type="dxa" w:w="60"/>
-              <w:right w:type="dxa" w:w="90"/>
-            </w:tcMar>
-          </w:tcPr>
-          <w:p>
-            <w:pPr>
-              <w:spacing w:after="40" w:before="0"/>
-            </w:pPr>
-            <w:r>
-              <w:rPr>
-                <w:rFonts w:ascii="Arial" w:cs="Arial" w:eastAsia="Arial" w:hAnsi="Arial"/>
-                <w:b w:val="false"/>
-                <w:bCs w:val="false"/>
-                <w:color w:val="161619"/>
-                <w:sz w:val="16"/>
-                <w:szCs w:val="16"/>
-              </w:rPr>
-              <w:t xml:space="preserve">3. Make a PayTo payment (VN5)</w:t>
-            </w:r>
-          </w:p>
-        </w:tc>
-        <w:tc>
-          <w:tcPr>
-            <w:tcW w:type="dxa" w:w="4400"/>
-            <w:tcBorders>
-              <w:top w:val="single" w:color="DEDEE1" w:sz="4"/>
-              <w:left w:val="single" w:color="DEDEE1" w:sz="4"/>
-              <w:bottom w:val="single" w:color="DEDEE1" w:sz="4"/>
-              <w:right w:val="single" w:color="DEDEE1" w:sz="4"/>
-            </w:tcBorders>
-            <w:tcMar>
-              <w:top w:type="dxa" w:w="60"/>
-              <w:left w:type="dxa" w:w="90"/>
-              <w:bottom w:type="dxa" w:w="60"/>
-              <w:right w:type="dxa" w:w="90"/>
-            </w:tcMar>
-          </w:tcPr>
-          <w:p>
-            <w:pPr>
-              <w:spacing w:after="40" w:before="0"/>
-            </w:pPr>
-            <w:r>
-              <w:rPr>
-                <w:rFonts w:ascii="Arial" w:cs="Arial" w:eastAsia="Arial" w:hAnsi="Arial"/>
-                <w:b w:val="false"/>
-                <w:bCs w:val="false"/>
-                <w:color w:val="161619"/>
-                <w:sz w:val="16"/>
-                <w:szCs w:val="16"/>
-              </w:rPr>
-              <w:t xml:space="preserve">The same payment after the customer has approved it in their banking app.</w:t>
-            </w:r>
-          </w:p>
-        </w:tc>
-        <w:tc>
-          <w:tcPr>
-            <w:tcW w:type="dxa" w:w="4900"/>
-            <w:tcBorders>
-              <w:top w:val="single" w:color="DEDEE1" w:sz="4"/>
-              <w:left w:val="single" w:color="DEDEE1" w:sz="4"/>
-              <w:bottom w:val="single" w:color="DEDEE1" w:sz="4"/>
-              <w:right w:val="single" w:color="DEDEE1" w:sz="4"/>
-            </w:tcBorders>
-            <w:tcMar>
-              <w:top w:type="dxa" w:w="60"/>
-              <w:left w:type="dxa" w:w="90"/>
-              <w:bottom w:type="dxa" w:w="60"/>
-              <w:right w:type="dxa" w:w="90"/>
-            </w:tcMar>
-          </w:tcPr>
-          <w:p>
-            <w:pPr>
-              <w:spacing w:after="40" w:before="0"/>
-            </w:pPr>
-            <w:r>
-              <w:rPr>
-                <w:rFonts w:ascii="Arial" w:cs="Arial" w:eastAsia="Arial" w:hAnsi="Arial"/>
-                <w:b w:val="false"/>
-                <w:bCs w:val="false"/>
-                <w:color w:val="161619"/>
-                <w:sz w:val="16"/>
-                <w:szCs w:val="16"/>
-              </w:rPr>
-              <w:t xml:space="preserve">Approved status label, receipt number, response, settlement date.</w:t>
-            </w:r>
-          </w:p>
-        </w:tc>
-        <w:tc>
-          <w:tcPr>
-            <w:tcW w:type="dxa" w:w="1700"/>
-            <w:tcBorders>
-              <w:top w:val="single" w:color="DEDEE1" w:sz="4"/>
-              <w:left w:val="single" w:color="DEDEE1" w:sz="4"/>
-              <w:bottom w:val="single" w:color="DEDEE1" w:sz="4"/>
-              <w:right w:val="single" w:color="DEDEE1" w:sz="4"/>
-            </w:tcBorders>
-            <w:tcMar>
-              <w:top w:type="dxa" w:w="60"/>
-              <w:left w:type="dxa" w:w="90"/>
-              <w:bottom w:type="dxa" w:w="60"/>
-              <w:right w:type="dxa" w:w="90"/>
-            </w:tcMar>
-          </w:tcPr>
-          <w:p>
-            <w:pPr>
-              <w:spacing w:after="40" w:before="0"/>
-            </w:pPr>
-            <w:r>
-              <w:rPr>
-                <w:rFonts w:ascii="Arial" w:cs="Arial" w:eastAsia="Arial" w:hAnsi="Arial"/>
-                <w:b w:val="false"/>
-                <w:bCs w:val="false"/>
-                <w:color w:val="161619"/>
-                <w:sz w:val="16"/>
-                <w:szCs w:val="16"/>
-              </w:rPr>
-              <w:t xml:space="preserve">New — validation</w:t>
-            </w:r>
-          </w:p>
-        </w:tc>
-      </w:tr>
-      <w:tr>
-        <w:trPr>
-          <w:cantSplit/>
-        </w:trPr>
-        <w:tc>
-          <w:tcPr>
-            <w:tcW w:type="dxa" w:w="600"/>
-            <w:tcBorders>
-              <w:top w:val="single" w:color="DEDEE1" w:sz="4"/>
-              <w:left w:val="single" w:color="DEDEE1" w:sz="4"/>
-              <w:bottom w:val="single" w:color="DEDEE1" w:sz="4"/>
-              <w:right w:val="single" w:color="DEDEE1" w:sz="4"/>
-            </w:tcBorders>
-            <w:shd w:fill="F5F5F6" w:color="auto" w:val="clear"/>
-            <w:tcMar>
-              <w:top w:type="dxa" w:w="60"/>
-              <w:left w:type="dxa" w:w="90"/>
-              <w:bottom w:type="dxa" w:w="60"/>
-              <w:right w:type="dxa" w:w="90"/>
-            </w:tcMar>
-          </w:tcPr>
-          <w:p>
-            <w:pPr>
-              <w:spacing w:after="40" w:before="0"/>
-            </w:pPr>
-            <w:r>
-              <w:rPr>
-                <w:rFonts w:ascii="Arial" w:cs="Arial" w:eastAsia="Arial" w:hAnsi="Arial"/>
-                <w:b/>
-                <w:bCs/>
-                <w:color w:val="161619"/>
-                <w:sz w:val="16"/>
-                <w:szCs w:val="16"/>
-              </w:rPr>
-              <w:t xml:space="preserve">S07</w:t>
-            </w:r>
-          </w:p>
-        </w:tc>
-        <w:tc>
-          <w:tcPr>
-            <w:tcW w:type="dxa" w:w="1500"/>
-            <w:tcBorders>
-              <w:top w:val="single" w:color="DEDEE1" w:sz="4"/>
-              <w:left w:val="single" w:color="DEDEE1" w:sz="4"/>
-              <w:bottom w:val="single" w:color="DEDEE1" w:sz="4"/>
-              <w:right w:val="single" w:color="DEDEE1" w:sz="4"/>
-            </w:tcBorders>
-            <w:tcMar>
-              <w:top w:type="dxa" w:w="60"/>
-              <w:left w:type="dxa" w:w="90"/>
-              <w:bottom w:type="dxa" w:w="60"/>
-              <w:right w:type="dxa" w:w="90"/>
-            </w:tcMar>
-          </w:tcPr>
-          <w:p>
-            <w:pPr>
-              <w:spacing w:after="40" w:before="0"/>
-            </w:pPr>
-            <w:r>
-              <w:rPr>
-                <w:rFonts w:ascii="Arial" w:cs="Arial" w:eastAsia="Arial" w:hAnsi="Arial"/>
-                <w:b w:val="false"/>
-                <w:bCs w:val="false"/>
-                <w:color w:val="161619"/>
-                <w:sz w:val="16"/>
-                <w:szCs w:val="16"/>
-              </w:rPr>
-              <w:t xml:space="preserve">Guide and validation</w:t>
-            </w:r>
-          </w:p>
-        </w:tc>
-        <w:tc>
-          <w:tcPr>
-            <w:tcW w:type="dxa" w:w="2300"/>
-            <w:tcBorders>
-              <w:top w:val="single" w:color="DEDEE1" w:sz="4"/>
-              <w:left w:val="single" w:color="DEDEE1" w:sz="4"/>
-              <w:bottom w:val="single" w:color="DEDEE1" w:sz="4"/>
-              <w:right w:val="single" w:color="DEDEE1" w:sz="4"/>
-            </w:tcBorders>
-            <w:tcMar>
-              <w:top w:type="dxa" w:w="60"/>
-              <w:left w:type="dxa" w:w="90"/>
-              <w:bottom w:type="dxa" w:w="60"/>
-              <w:right w:type="dxa" w:w="90"/>
-            </w:tcMar>
-          </w:tcPr>
-          <w:p>
-            <w:pPr>
-              <w:spacing w:after="40" w:before="0"/>
-            </w:pPr>
-            <w:r>
-              <w:rPr>
-                <w:rFonts w:ascii="Arial" w:cs="Arial" w:eastAsia="Arial" w:hAnsi="Arial"/>
-                <w:b w:val="false"/>
-                <w:bCs w:val="false"/>
-                <w:color w:val="161619"/>
-                <w:sz w:val="16"/>
-                <w:szCs w:val="16"/>
-              </w:rPr>
-              <w:t xml:space="preserve">5. Refund or void a transaction — page 11</w:t>
-            </w:r>
-          </w:p>
-        </w:tc>
-        <w:tc>
-          <w:tcPr>
-            <w:tcW w:type="dxa" w:w="4400"/>
-            <w:tcBorders>
-              <w:top w:val="single" w:color="DEDEE1" w:sz="4"/>
-              <w:left w:val="single" w:color="DEDEE1" w:sz="4"/>
-              <w:bottom w:val="single" w:color="DEDEE1" w:sz="4"/>
-              <w:right w:val="single" w:color="DEDEE1" w:sz="4"/>
-            </w:tcBorders>
-            <w:tcMar>
-              <w:top w:type="dxa" w:w="60"/>
-              <w:left w:type="dxa" w:w="90"/>
-              <w:bottom w:type="dxa" w:w="60"/>
-              <w:right w:type="dxa" w:w="90"/>
-            </w:tcMar>
-          </w:tcPr>
-          <w:p>
-            <w:pPr>
-              <w:spacing w:after="40" w:before="0"/>
-            </w:pPr>
-            <w:r>
-              <w:rPr>
-                <w:rFonts w:ascii="Arial" w:cs="Arial" w:eastAsia="Arial" w:hAnsi="Arial"/>
-                <w:b w:val="false"/>
-                <w:bCs w:val="false"/>
-                <w:color w:val="161619"/>
-                <w:sz w:val="16"/>
-                <w:szCs w:val="16"/>
-              </w:rPr>
-              <w:t xml:space="preserve">Find or Refund a Transaction results with the … menu open on a row. Capture one for a card payment, one for a bank account payment and one for a PayTo payment if the options differ.</w:t>
-            </w:r>
-          </w:p>
-        </w:tc>
-        <w:tc>
-          <w:tcPr>
-            <w:tcW w:type="dxa" w:w="4900"/>
-            <w:tcBorders>
-              <w:top w:val="single" w:color="DEDEE1" w:sz="4"/>
-              <w:left w:val="single" w:color="DEDEE1" w:sz="4"/>
-              <w:bottom w:val="single" w:color="DEDEE1" w:sz="4"/>
-              <w:right w:val="single" w:color="DEDEE1" w:sz="4"/>
-            </w:tcBorders>
-            <w:tcMar>
-              <w:top w:type="dxa" w:w="60"/>
-              <w:left w:type="dxa" w:w="90"/>
-              <w:bottom w:type="dxa" w:w="60"/>
-              <w:right w:type="dxa" w:w="90"/>
-            </w:tcMar>
-          </w:tcPr>
-          <w:p>
-            <w:pPr>
-              <w:spacing w:after="40" w:before="0"/>
-            </w:pPr>
-            <w:r>
-              <w:rPr>
-                <w:rFonts w:ascii="Arial" w:cs="Arial" w:eastAsia="Arial" w:hAnsi="Arial"/>
-                <w:b w:val="false"/>
-                <w:bCs w:val="false"/>
-                <w:color w:val="161619"/>
-                <w:sz w:val="16"/>
-                <w:szCs w:val="16"/>
-              </w:rPr>
-              <w:t xml:space="preserve">The exact Refund and Void option labels, and which options are present or absent for each payment type and status.</w:t>
-            </w:r>
-          </w:p>
-        </w:tc>
-        <w:tc>
-          <w:tcPr>
-            <w:tcW w:type="dxa" w:w="1700"/>
-            <w:tcBorders>
-              <w:top w:val="single" w:color="DEDEE1" w:sz="4"/>
-              <w:left w:val="single" w:color="DEDEE1" w:sz="4"/>
-              <w:bottom w:val="single" w:color="DEDEE1" w:sz="4"/>
-              <w:right w:val="single" w:color="DEDEE1" w:sz="4"/>
-            </w:tcBorders>
-            <w:tcMar>
-              <w:top w:type="dxa" w:w="60"/>
-              <w:left w:type="dxa" w:w="90"/>
-              <w:bottom w:type="dxa" w:w="60"/>
-              <w:right w:type="dxa" w:w="90"/>
-            </w:tcMar>
-          </w:tcPr>
-          <w:p>
-            <w:pPr>
-              <w:spacing w:after="40" w:before="0"/>
-            </w:pPr>
-            <w:r>
-              <w:rPr>
-                <w:rFonts w:ascii="Arial" w:cs="Arial" w:eastAsia="Arial" w:hAnsi="Arial"/>
-                <w:b w:val="false"/>
-                <w:bCs w:val="false"/>
-                <w:color w:val="161619"/>
-                <w:sz w:val="16"/>
-                <w:szCs w:val="16"/>
-              </w:rPr>
-              <w:t xml:space="preserve">Missing</w:t>
-            </w:r>
-          </w:p>
-        </w:tc>
-      </w:tr>
-      <w:tr>
-        <w:trPr>
-          <w:cantSplit/>
-        </w:trPr>
-        <w:tc>
-          <w:tcPr>
-            <w:tcW w:type="dxa" w:w="600"/>
-            <w:tcBorders>
-              <w:top w:val="single" w:color="DEDEE1" w:sz="4"/>
-              <w:left w:val="single" w:color="DEDEE1" w:sz="4"/>
-              <w:bottom w:val="single" w:color="DEDEE1" w:sz="4"/>
-              <w:right w:val="single" w:color="DEDEE1" w:sz="4"/>
-            </w:tcBorders>
-            <w:shd w:fill="F5F5F6" w:color="auto" w:val="clear"/>
-            <w:tcMar>
-              <w:top w:type="dxa" w:w="60"/>
-              <w:left w:type="dxa" w:w="90"/>
-              <w:bottom w:type="dxa" w:w="60"/>
-              <w:right w:type="dxa" w:w="90"/>
-            </w:tcMar>
-          </w:tcPr>
-          <w:p>
-            <w:pPr>
-              <w:spacing w:after="40" w:before="0"/>
-            </w:pPr>
-            <w:r>
-              <w:rPr>
-                <w:rFonts w:ascii="Arial" w:cs="Arial" w:eastAsia="Arial" w:hAnsi="Arial"/>
-                <w:b/>
-                <w:bCs/>
-                <w:color w:val="161619"/>
-                <w:sz w:val="16"/>
-                <w:szCs w:val="16"/>
-              </w:rPr>
-              <w:t xml:space="preserve">S08</w:t>
-            </w:r>
-          </w:p>
-        </w:tc>
-        <w:tc>
-          <w:tcPr>
-            <w:tcW w:type="dxa" w:w="1500"/>
-            <w:tcBorders>
-              <w:top w:val="single" w:color="DEDEE1" w:sz="4"/>
-              <w:left w:val="single" w:color="DEDEE1" w:sz="4"/>
-              <w:bottom w:val="single" w:color="DEDEE1" w:sz="4"/>
-              <w:right w:val="single" w:color="DEDEE1" w:sz="4"/>
-            </w:tcBorders>
-            <w:tcMar>
-              <w:top w:type="dxa" w:w="60"/>
-              <w:left w:type="dxa" w:w="90"/>
-              <w:bottom w:type="dxa" w:w="60"/>
-              <w:right w:type="dxa" w:w="90"/>
-            </w:tcMar>
-          </w:tcPr>
-          <w:p>
-            <w:pPr>
-              <w:spacing w:after="40" w:before="0"/>
-            </w:pPr>
-            <w:r>
-              <w:rPr>
-                <w:rFonts w:ascii="Arial" w:cs="Arial" w:eastAsia="Arial" w:hAnsi="Arial"/>
-                <w:b w:val="false"/>
-                <w:bCs w:val="false"/>
-                <w:color w:val="161619"/>
-                <w:sz w:val="16"/>
-                <w:szCs w:val="16"/>
-              </w:rPr>
-              <w:t xml:space="preserve">Guide and validation</w:t>
-            </w:r>
-          </w:p>
-        </w:tc>
-        <w:tc>
-          <w:tcPr>
-            <w:tcW w:type="dxa" w:w="2300"/>
-            <w:tcBorders>
-              <w:top w:val="single" w:color="DEDEE1" w:sz="4"/>
-              <w:left w:val="single" w:color="DEDEE1" w:sz="4"/>
-              <w:bottom w:val="single" w:color="DEDEE1" w:sz="4"/>
-              <w:right w:val="single" w:color="DEDEE1" w:sz="4"/>
-            </w:tcBorders>
-            <w:tcMar>
-              <w:top w:type="dxa" w:w="60"/>
-              <w:left w:type="dxa" w:w="90"/>
-              <w:bottom w:type="dxa" w:w="60"/>
-              <w:right w:type="dxa" w:w="90"/>
-            </w:tcMar>
-          </w:tcPr>
-          <w:p>
-            <w:pPr>
-              <w:spacing w:after="40" w:before="0"/>
-            </w:pPr>
-            <w:r>
-              <w:rPr>
-                <w:rFonts w:ascii="Arial" w:cs="Arial" w:eastAsia="Arial" w:hAnsi="Arial"/>
-                <w:b w:val="false"/>
-                <w:bCs w:val="false"/>
-                <w:color w:val="161619"/>
-                <w:sz w:val="16"/>
-                <w:szCs w:val="16"/>
-              </w:rPr>
-              <w:t xml:space="preserve">5. Refund or void a transaction — page 12</w:t>
-            </w:r>
-          </w:p>
-        </w:tc>
-        <w:tc>
-          <w:tcPr>
-            <w:tcW w:type="dxa" w:w="4400"/>
-            <w:tcBorders>
-              <w:top w:val="single" w:color="DEDEE1" w:sz="4"/>
-              <w:left w:val="single" w:color="DEDEE1" w:sz="4"/>
-              <w:bottom w:val="single" w:color="DEDEE1" w:sz="4"/>
-              <w:right w:val="single" w:color="DEDEE1" w:sz="4"/>
-            </w:tcBorders>
-            <w:tcMar>
-              <w:top w:type="dxa" w:w="60"/>
-              <w:left w:type="dxa" w:w="90"/>
-              <w:bottom w:type="dxa" w:w="60"/>
-              <w:right w:type="dxa" w:w="90"/>
-            </w:tcMar>
-          </w:tcPr>
-          <w:p>
-            <w:pPr>
-              <w:spacing w:after="40" w:before="0"/>
-            </w:pPr>
-            <w:r>
-              <w:rPr>
-                <w:rFonts w:ascii="Arial" w:cs="Arial" w:eastAsia="Arial" w:hAnsi="Arial"/>
-                <w:b w:val="false"/>
-                <w:bCs w:val="false"/>
-                <w:color w:val="161619"/>
-                <w:sz w:val="16"/>
-                <w:szCs w:val="16"/>
-              </w:rPr>
-              <w:t xml:space="preserve">Two captures, S08a and S08b: the screen after choosing Refund, and the screen after choosing Void.</w:t>
-            </w:r>
-          </w:p>
-        </w:tc>
-        <w:tc>
-          <w:tcPr>
-            <w:tcW w:type="dxa" w:w="4900"/>
-            <w:tcBorders>
-              <w:top w:val="single" w:color="DEDEE1" w:sz="4"/>
-              <w:left w:val="single" w:color="DEDEE1" w:sz="4"/>
-              <w:bottom w:val="single" w:color="DEDEE1" w:sz="4"/>
-              <w:right w:val="single" w:color="DEDEE1" w:sz="4"/>
-            </w:tcBorders>
-            <w:tcMar>
-              <w:top w:type="dxa" w:w="60"/>
-              <w:left w:type="dxa" w:w="90"/>
-              <w:bottom w:type="dxa" w:w="60"/>
-              <w:right w:type="dxa" w:w="90"/>
-            </w:tcMar>
-          </w:tcPr>
-          <w:p>
-            <w:pPr>
-              <w:spacing w:after="40" w:before="0"/>
-            </w:pPr>
-            <w:r>
-              <w:rPr>
-                <w:rFonts w:ascii="Arial" w:cs="Arial" w:eastAsia="Arial" w:hAnsi="Arial"/>
-                <w:b w:val="false"/>
-                <w:bCs w:val="false"/>
-                <w:color w:val="161619"/>
-                <w:sz w:val="16"/>
-                <w:szCs w:val="16"/>
-              </w:rPr>
-              <w:t xml:space="preserve">The transaction being actioned, any amount field, any warning text, and the confirm and cancel buttons with their exact labels.</w:t>
-            </w:r>
-          </w:p>
-        </w:tc>
-        <w:tc>
-          <w:tcPr>
-            <w:tcW w:type="dxa" w:w="1700"/>
-            <w:tcBorders>
-              <w:top w:val="single" w:color="DEDEE1" w:sz="4"/>
-              <w:left w:val="single" w:color="DEDEE1" w:sz="4"/>
-              <w:bottom w:val="single" w:color="DEDEE1" w:sz="4"/>
-              <w:right w:val="single" w:color="DEDEE1" w:sz="4"/>
-            </w:tcBorders>
-            <w:tcMar>
-              <w:top w:type="dxa" w:w="60"/>
-              <w:left w:type="dxa" w:w="90"/>
-              <w:bottom w:type="dxa" w:w="60"/>
-              <w:right w:type="dxa" w:w="90"/>
-            </w:tcMar>
-          </w:tcPr>
-          <w:p>
-            <w:pPr>
-              <w:spacing w:after="40" w:before="0"/>
-            </w:pPr>
-            <w:r>
-              <w:rPr>
-                <w:rFonts w:ascii="Arial" w:cs="Arial" w:eastAsia="Arial" w:hAnsi="Arial"/>
-                <w:b w:val="false"/>
-                <w:bCs w:val="false"/>
-                <w:color w:val="161619"/>
-                <w:sz w:val="16"/>
-                <w:szCs w:val="16"/>
-              </w:rPr>
-              <w:t xml:space="preserve">Missing</w:t>
-            </w:r>
-          </w:p>
-        </w:tc>
-      </w:tr>
-      <w:tr>
-        <w:trPr>
-          <w:cantSplit/>
-        </w:trPr>
-        <w:tc>
-          <w:tcPr>
-            <w:tcW w:type="dxa" w:w="600"/>
-            <w:tcBorders>
-              <w:top w:val="single" w:color="DEDEE1" w:sz="4"/>
-              <w:left w:val="single" w:color="DEDEE1" w:sz="4"/>
-              <w:bottom w:val="single" w:color="DEDEE1" w:sz="4"/>
-              <w:right w:val="single" w:color="DEDEE1" w:sz="4"/>
-            </w:tcBorders>
-            <w:shd w:fill="F5F5F6" w:color="auto" w:val="clear"/>
-            <w:tcMar>
-              <w:top w:type="dxa" w:w="60"/>
-              <w:left w:type="dxa" w:w="90"/>
-              <w:bottom w:type="dxa" w:w="60"/>
-              <w:right w:type="dxa" w:w="90"/>
-            </w:tcMar>
-          </w:tcPr>
-          <w:p>
-            <w:pPr>
-              <w:spacing w:after="40" w:before="0"/>
-            </w:pPr>
-            <w:r>
-              <w:rPr>
-                <w:rFonts w:ascii="Arial" w:cs="Arial" w:eastAsia="Arial" w:hAnsi="Arial"/>
-                <w:b/>
-                <w:bCs/>
-                <w:color w:val="161619"/>
-                <w:sz w:val="16"/>
-                <w:szCs w:val="16"/>
-              </w:rPr>
-              <w:t xml:space="preserve">S09</w:t>
-            </w:r>
-          </w:p>
-        </w:tc>
-        <w:tc>
-          <w:tcPr>
-            <w:tcW w:type="dxa" w:w="1500"/>
-            <w:tcBorders>
-              <w:top w:val="single" w:color="DEDEE1" w:sz="4"/>
-              <w:left w:val="single" w:color="DEDEE1" w:sz="4"/>
-              <w:bottom w:val="single" w:color="DEDEE1" w:sz="4"/>
-              <w:right w:val="single" w:color="DEDEE1" w:sz="4"/>
-            </w:tcBorders>
-            <w:tcMar>
-              <w:top w:type="dxa" w:w="60"/>
-              <w:left w:type="dxa" w:w="90"/>
-              <w:bottom w:type="dxa" w:w="60"/>
-              <w:right w:type="dxa" w:w="90"/>
-            </w:tcMar>
-          </w:tcPr>
-          <w:p>
-            <w:pPr>
-              <w:spacing w:after="40" w:before="0"/>
-            </w:pPr>
-            <w:r>
-              <w:rPr>
-                <w:rFonts w:ascii="Arial" w:cs="Arial" w:eastAsia="Arial" w:hAnsi="Arial"/>
-                <w:b w:val="false"/>
-                <w:bCs w:val="false"/>
-                <w:color w:val="161619"/>
-                <w:sz w:val="16"/>
-                <w:szCs w:val="16"/>
-              </w:rPr>
-              <w:t xml:space="preserve">Guide and validation</w:t>
-            </w:r>
-          </w:p>
-        </w:tc>
-        <w:tc>
-          <w:tcPr>
-            <w:tcW w:type="dxa" w:w="2300"/>
-            <w:tcBorders>
-              <w:top w:val="single" w:color="DEDEE1" w:sz="4"/>
-              <w:left w:val="single" w:color="DEDEE1" w:sz="4"/>
-              <w:bottom w:val="single" w:color="DEDEE1" w:sz="4"/>
-              <w:right w:val="single" w:color="DEDEE1" w:sz="4"/>
-            </w:tcBorders>
-            <w:tcMar>
-              <w:top w:type="dxa" w:w="60"/>
-              <w:left w:type="dxa" w:w="90"/>
-              <w:bottom w:type="dxa" w:w="60"/>
-              <w:right w:type="dxa" w:w="90"/>
-            </w:tcMar>
-          </w:tcPr>
-          <w:p>
-            <w:pPr>
-              <w:spacing w:after="40" w:before="0"/>
-            </w:pPr>
-            <w:r>
-              <w:rPr>
-                <w:rFonts w:ascii="Arial" w:cs="Arial" w:eastAsia="Arial" w:hAnsi="Arial"/>
-                <w:b w:val="false"/>
-                <w:bCs w:val="false"/>
-                <w:color w:val="161619"/>
-                <w:sz w:val="16"/>
-                <w:szCs w:val="16"/>
-              </w:rPr>
-              <w:t xml:space="preserve">5. Refund or void a transaction — page 12</w:t>
-            </w:r>
-          </w:p>
-        </w:tc>
-        <w:tc>
-          <w:tcPr>
-            <w:tcW w:type="dxa" w:w="4400"/>
-            <w:tcBorders>
-              <w:top w:val="single" w:color="DEDEE1" w:sz="4"/>
-              <w:left w:val="single" w:color="DEDEE1" w:sz="4"/>
-              <w:bottom w:val="single" w:color="DEDEE1" w:sz="4"/>
-              <w:right w:val="single" w:color="DEDEE1" w:sz="4"/>
-            </w:tcBorders>
-            <w:tcMar>
-              <w:top w:type="dxa" w:w="60"/>
-              <w:left w:type="dxa" w:w="90"/>
-              <w:bottom w:type="dxa" w:w="60"/>
-              <w:right w:type="dxa" w:w="90"/>
-            </w:tcMar>
-          </w:tcPr>
-          <w:p>
-            <w:pPr>
-              <w:spacing w:after="40" w:before="0"/>
-            </w:pPr>
-            <w:r>
-              <w:rPr>
-                <w:rFonts w:ascii="Arial" w:cs="Arial" w:eastAsia="Arial" w:hAnsi="Arial"/>
-                <w:b w:val="false"/>
-                <w:bCs w:val="false"/>
-                <w:color w:val="161619"/>
-                <w:sz w:val="16"/>
-                <w:szCs w:val="16"/>
-              </w:rPr>
-              <w:t xml:space="preserve">Search results after a refund, and after a void, showing the resulting status.</w:t>
-            </w:r>
-          </w:p>
-        </w:tc>
-        <w:tc>
-          <w:tcPr>
-            <w:tcW w:type="dxa" w:w="4900"/>
-            <w:tcBorders>
-              <w:top w:val="single" w:color="DEDEE1" w:sz="4"/>
-              <w:left w:val="single" w:color="DEDEE1" w:sz="4"/>
-              <w:bottom w:val="single" w:color="DEDEE1" w:sz="4"/>
-              <w:right w:val="single" w:color="DEDEE1" w:sz="4"/>
-            </w:tcBorders>
-            <w:tcMar>
-              <w:top w:type="dxa" w:w="60"/>
-              <w:left w:type="dxa" w:w="90"/>
-              <w:bottom w:type="dxa" w:w="60"/>
-              <w:right w:type="dxa" w:w="90"/>
-            </w:tcMar>
-          </w:tcPr>
-          <w:p>
-            <w:pPr>
-              <w:spacing w:after="40" w:before="0"/>
-            </w:pPr>
-            <w:r>
-              <w:rPr>
-                <w:rFonts w:ascii="Arial" w:cs="Arial" w:eastAsia="Arial" w:hAnsi="Arial"/>
-                <w:b w:val="false"/>
-                <w:bCs w:val="false"/>
-                <w:color w:val="161619"/>
-                <w:sz w:val="16"/>
-                <w:szCs w:val="16"/>
-              </w:rPr>
-              <w:t xml:space="preserve">The refund row (negative amount) and its status; the voided transaction and its changed status.</w:t>
+              <w:t xml:space="preserve">The exact button labels, any confirm screen, and the resulting status of the voided transaction.</w:t>
             </w:r>
           </w:p>
         </w:tc>
@@ -2447,7 +3489,7 @@
           <w:sz w:val="18"/>
           <w:szCs w:val="18"/>
         </w:rPr>
-        <w:t xml:space="preserve">PRIORITY 2 — NEEDED FOR THE FINISHED CUSTOMER GUIDE</w:t>
+        <w:t xml:space="preserve">B2. PRIORITY 2 — NEEDED FOR THE FINISHED CUSTOMER GUIDE</w:t>
       </w:r>
     </w:p>
     <w:tbl>
@@ -2466,8 +3508,8 @@
       <w:tblGrid>
         <w:gridCol w:w="600"/>
         <w:gridCol w:w="1500"/>
-        <w:gridCol w:w="2300"/>
-        <w:gridCol w:w="4400"/>
+        <w:gridCol w:w="2200"/>
+        <w:gridCol w:w="4500"/>
         <w:gridCol w:w="4900"/>
         <w:gridCol w:w="1700"/>
       </w:tblGrid>
@@ -2546,7 +3588,7 @@
         </w:tc>
         <w:tc>
           <w:tcPr>
-            <w:tcW w:type="dxa" w:w="2300"/>
+            <w:tcW w:type="dxa" w:w="2200"/>
             <w:tcBorders>
               <w:top w:val="single" w:color="DEDEE1" w:sz="4"/>
               <w:left w:val="single" w:color="DEDEE1" w:sz="4"/>
@@ -2580,7 +3622,7 @@
         </w:tc>
         <w:tc>
           <w:tcPr>
-            <w:tcW w:type="dxa" w:w="4400"/>
+            <w:tcW w:type="dxa" w:w="4500"/>
             <w:tcBorders>
               <w:top w:val="single" w:color="DEDEE1" w:sz="4"/>
               <w:left w:val="single" w:color="DEDEE1" w:sz="4"/>
@@ -2715,7 +3757,7 @@
                 <w:sz w:val="16"/>
                 <w:szCs w:val="16"/>
               </w:rPr>
-              <w:t xml:space="preserve">S01</w:t>
+              <w:t xml:space="preserve">R2</w:t>
             </w:r>
           </w:p>
         </w:tc>
@@ -2754,67 +3796,67 @@
         </w:tc>
         <w:tc>
           <w:tcPr>
-            <w:tcW w:type="dxa" w:w="2300"/>
-            <w:tcBorders>
-              <w:top w:val="single" w:color="DEDEE1" w:sz="4"/>
-              <w:left w:val="single" w:color="DEDEE1" w:sz="4"/>
-              <w:bottom w:val="single" w:color="DEDEE1" w:sz="4"/>
-              <w:right w:val="single" w:color="DEDEE1" w:sz="4"/>
-            </w:tcBorders>
-            <w:tcMar>
-              <w:top w:type="dxa" w:w="60"/>
-              <w:left w:type="dxa" w:w="90"/>
-              <w:bottom w:type="dxa" w:w="60"/>
-              <w:right w:type="dxa" w:w="90"/>
-            </w:tcMar>
-          </w:tcPr>
-          <w:p>
-            <w:pPr>
-              <w:spacing w:after="40" w:before="0"/>
-            </w:pPr>
-            <w:r>
-              <w:rPr>
-                <w:rFonts w:ascii="Arial" w:cs="Arial" w:eastAsia="Arial" w:hAnsi="Arial"/>
-                <w:b w:val="false"/>
-                <w:bCs w:val="false"/>
-                <w:color w:val="161619"/>
-                <w:sz w:val="16"/>
-                <w:szCs w:val="16"/>
-              </w:rPr>
-              <w:t xml:space="preserve">2. Make a bank account payment — page 5</w:t>
-            </w:r>
-          </w:p>
-        </w:tc>
-        <w:tc>
-          <w:tcPr>
-            <w:tcW w:type="dxa" w:w="4400"/>
-            <w:tcBorders>
-              <w:top w:val="single" w:color="DEDEE1" w:sz="4"/>
-              <w:left w:val="single" w:color="DEDEE1" w:sz="4"/>
-              <w:bottom w:val="single" w:color="DEDEE1" w:sz="4"/>
-              <w:right w:val="single" w:color="DEDEE1" w:sz="4"/>
-            </w:tcBorders>
-            <w:tcMar>
-              <w:top w:type="dxa" w:w="60"/>
-              <w:left w:type="dxa" w:w="90"/>
-              <w:bottom w:type="dxa" w:w="60"/>
-              <w:right w:type="dxa" w:w="90"/>
-            </w:tcMar>
-          </w:tcPr>
-          <w:p>
-            <w:pPr>
-              <w:spacing w:after="40" w:before="0"/>
-            </w:pPr>
-            <w:r>
-              <w:rPr>
-                <w:rFonts w:ascii="Arial" w:cs="Arial" w:eastAsia="Arial" w:hAnsi="Arial"/>
-                <w:b w:val="false"/>
-                <w:bCs w:val="false"/>
-                <w:color w:val="161619"/>
-                <w:sz w:val="16"/>
-                <w:szCs w:val="16"/>
-              </w:rPr>
-              <w:t xml:space="preserve">Payment Details screen for a bank account payment, title down to Next.</w:t>
+            <w:tcW w:type="dxa" w:w="2200"/>
+            <w:tcBorders>
+              <w:top w:val="single" w:color="DEDEE1" w:sz="4"/>
+              <w:left w:val="single" w:color="DEDEE1" w:sz="4"/>
+              <w:bottom w:val="single" w:color="DEDEE1" w:sz="4"/>
+              <w:right w:val="single" w:color="DEDEE1" w:sz="4"/>
+            </w:tcBorders>
+            <w:tcMar>
+              <w:top w:type="dxa" w:w="60"/>
+              <w:left w:type="dxa" w:w="90"/>
+              <w:bottom w:type="dxa" w:w="60"/>
+              <w:right w:type="dxa" w:w="90"/>
+            </w:tcMar>
+          </w:tcPr>
+          <w:p>
+            <w:pPr>
+              <w:spacing w:after="40" w:before="0"/>
+            </w:pPr>
+            <w:r>
+              <w:rPr>
+                <w:rFonts w:ascii="Arial" w:cs="Arial" w:eastAsia="Arial" w:hAnsi="Arial"/>
+                <w:b w:val="false"/>
+                <w:bCs w:val="false"/>
+                <w:color w:val="161619"/>
+                <w:sz w:val="16"/>
+                <w:szCs w:val="16"/>
+              </w:rPr>
+              <w:t xml:space="preserve">2. Bank account — page 6 (VN19, VN24)</w:t>
+            </w:r>
+          </w:p>
+        </w:tc>
+        <w:tc>
+          <w:tcPr>
+            <w:tcW w:type="dxa" w:w="4500"/>
+            <w:tcBorders>
+              <w:top w:val="single" w:color="DEDEE1" w:sz="4"/>
+              <w:left w:val="single" w:color="DEDEE1" w:sz="4"/>
+              <w:bottom w:val="single" w:color="DEDEE1" w:sz="4"/>
+              <w:right w:val="single" w:color="DEDEE1" w:sz="4"/>
+            </w:tcBorders>
+            <w:tcMar>
+              <w:top w:type="dxa" w:w="60"/>
+              <w:left w:type="dxa" w:w="90"/>
+              <w:bottom w:type="dxa" w:w="60"/>
+              <w:right w:type="dxa" w:w="90"/>
+            </w:tcMar>
+          </w:tcPr>
+          <w:p>
+            <w:pPr>
+              <w:spacing w:after="40" w:before="0"/>
+            </w:pPr>
+            <w:r>
+              <w:rPr>
+                <w:rFonts w:ascii="Arial" w:cs="Arial" w:eastAsia="Arial" w:hAnsi="Arial"/>
+                <w:b w:val="false"/>
+                <w:bCs w:val="false"/>
+                <w:color w:val="161619"/>
+                <w:sz w:val="16"/>
+                <w:szCs w:val="16"/>
+              </w:rPr>
+              <w:t xml:space="preserve">Transaction Details after a bank account payment, scrolled to the top, so it matches the new confirm screen.</w:t>
             </w:r>
           </w:p>
         </w:tc>
@@ -2847,7 +3889,7 @@
                 <w:sz w:val="16"/>
                 <w:szCs w:val="16"/>
               </w:rPr>
-              <w:t xml:space="preserve">Direct Debit Account, Customer Reference Number, Payment Amount, BSB Number, Account Number, Account Name, Comment, the Direct Debit Request tick box (ticked) and Next.</w:t>
+              <w:t xml:space="preserve">Page title clear of the navigation bar; Status, Response and the Comment row if one was entered. See VN19: the current screenshot shows an unconfirmed return period.</w:t>
             </w:r>
           </w:p>
         </w:tc>
@@ -2880,7 +3922,7 @@
                 <w:sz w:val="16"/>
                 <w:szCs w:val="16"/>
               </w:rPr>
-              <w:t xml:space="preserve">Missing</w:t>
+              <w:t xml:space="preserve">Replacement — recommended</w:t>
             </w:r>
           </w:p>
         </w:tc>
@@ -2919,7 +3961,7 @@
                 <w:sz w:val="16"/>
                 <w:szCs w:val="16"/>
               </w:rPr>
-              <w:t xml:space="preserve">S06</w:t>
+              <w:t xml:space="preserve">V4</w:t>
             </w:r>
           </w:p>
         </w:tc>
@@ -2952,73 +3994,73 @@
                 <w:sz w:val="16"/>
                 <w:szCs w:val="16"/>
               </w:rPr>
-              <w:t xml:space="preserve">Guide and validation</w:t>
-            </w:r>
-          </w:p>
-        </w:tc>
-        <w:tc>
-          <w:tcPr>
-            <w:tcW w:type="dxa" w:w="2300"/>
-            <w:tcBorders>
-              <w:top w:val="single" w:color="DEDEE1" w:sz="4"/>
-              <w:left w:val="single" w:color="DEDEE1" w:sz="4"/>
-              <w:bottom w:val="single" w:color="DEDEE1" w:sz="4"/>
-              <w:right w:val="single" w:color="DEDEE1" w:sz="4"/>
-            </w:tcBorders>
-            <w:tcMar>
-              <w:top w:type="dxa" w:w="60"/>
-              <w:left w:type="dxa" w:w="90"/>
-              <w:bottom w:type="dxa" w:w="60"/>
-              <w:right w:type="dxa" w:w="90"/>
-            </w:tcMar>
-          </w:tcPr>
-          <w:p>
-            <w:pPr>
-              <w:spacing w:after="40" w:before="0"/>
-            </w:pPr>
-            <w:r>
-              <w:rPr>
-                <w:rFonts w:ascii="Arial" w:cs="Arial" w:eastAsia="Arial" w:hAnsi="Arial"/>
-                <w:b w:val="false"/>
-                <w:bCs w:val="false"/>
-                <w:color w:val="161619"/>
-                <w:sz w:val="16"/>
-                <w:szCs w:val="16"/>
-              </w:rPr>
-              <w:t xml:space="preserve">4. Find transactions — page 10</w:t>
-            </w:r>
-          </w:p>
-        </w:tc>
-        <w:tc>
-          <w:tcPr>
-            <w:tcW w:type="dxa" w:w="4400"/>
-            <w:tcBorders>
-              <w:top w:val="single" w:color="DEDEE1" w:sz="4"/>
-              <w:left w:val="single" w:color="DEDEE1" w:sz="4"/>
-              <w:bottom w:val="single" w:color="DEDEE1" w:sz="4"/>
-              <w:right w:val="single" w:color="DEDEE1" w:sz="4"/>
-            </w:tcBorders>
-            <w:tcMar>
-              <w:top w:type="dxa" w:w="60"/>
-              <w:left w:type="dxa" w:w="90"/>
-              <w:bottom w:type="dxa" w:w="60"/>
-              <w:right w:type="dxa" w:w="90"/>
-            </w:tcMar>
-          </w:tcPr>
-          <w:p>
-            <w:pPr>
-              <w:spacing w:after="40" w:before="0"/>
-            </w:pPr>
-            <w:r>
-              <w:rPr>
-                <w:rFonts w:ascii="Arial" w:cs="Arial" w:eastAsia="Arial" w:hAnsi="Arial"/>
-                <w:b w:val="false"/>
-                <w:bCs w:val="false"/>
-                <w:color w:val="161619"/>
-                <w:sz w:val="16"/>
-                <w:szCs w:val="16"/>
-              </w:rPr>
-              <w:t xml:space="preserve">Search Results after a search, with at least two rows.</w:t>
+              <w:t xml:space="preserve">Validation, optional in guide</w:t>
+            </w:r>
+          </w:p>
+        </w:tc>
+        <w:tc>
+          <w:tcPr>
+            <w:tcW w:type="dxa" w:w="2200"/>
+            <w:tcBorders>
+              <w:top w:val="single" w:color="DEDEE1" w:sz="4"/>
+              <w:left w:val="single" w:color="DEDEE1" w:sz="4"/>
+              <w:bottom w:val="single" w:color="DEDEE1" w:sz="4"/>
+              <w:right w:val="single" w:color="DEDEE1" w:sz="4"/>
+            </w:tcBorders>
+            <w:tcMar>
+              <w:top w:type="dxa" w:w="60"/>
+              <w:left w:type="dxa" w:w="90"/>
+              <w:bottom w:type="dxa" w:w="60"/>
+              <w:right w:type="dxa" w:w="90"/>
+            </w:tcMar>
+          </w:tcPr>
+          <w:p>
+            <w:pPr>
+              <w:spacing w:after="40" w:before="0"/>
+            </w:pPr>
+            <w:r>
+              <w:rPr>
+                <w:rFonts w:ascii="Arial" w:cs="Arial" w:eastAsia="Arial" w:hAnsi="Arial"/>
+                <w:b w:val="false"/>
+                <w:bCs w:val="false"/>
+                <w:color w:val="161619"/>
+                <w:sz w:val="16"/>
+                <w:szCs w:val="16"/>
+              </w:rPr>
+              <w:t xml:space="preserve">3. Make a PayTo payment — page 7 (VN4)</w:t>
+            </w:r>
+          </w:p>
+        </w:tc>
+        <w:tc>
+          <w:tcPr>
+            <w:tcW w:type="dxa" w:w="4500"/>
+            <w:tcBorders>
+              <w:top w:val="single" w:color="DEDEE1" w:sz="4"/>
+              <w:left w:val="single" w:color="DEDEE1" w:sz="4"/>
+              <w:bottom w:val="single" w:color="DEDEE1" w:sz="4"/>
+              <w:right w:val="single" w:color="DEDEE1" w:sz="4"/>
+            </w:tcBorders>
+            <w:tcMar>
+              <w:top w:type="dxa" w:w="60"/>
+              <w:left w:type="dxa" w:w="90"/>
+              <w:bottom w:type="dxa" w:w="60"/>
+              <w:right w:type="dxa" w:w="90"/>
+            </w:tcMar>
+          </w:tcPr>
+          <w:p>
+            <w:pPr>
+              <w:spacing w:after="40" w:before="0"/>
+            </w:pPr>
+            <w:r>
+              <w:rPr>
+                <w:rFonts w:ascii="Arial" w:cs="Arial" w:eastAsia="Arial" w:hAnsi="Arial"/>
+                <w:b w:val="false"/>
+                <w:bCs w:val="false"/>
+                <w:color w:val="161619"/>
+                <w:sz w:val="16"/>
+                <w:szCs w:val="16"/>
+              </w:rPr>
+              <w:t xml:space="preserve">Party Details with BSB/Account Number selected as the Payment Method.</w:t>
             </w:r>
           </w:p>
         </w:tc>
@@ -3051,7 +4093,7 @@
                 <w:sz w:val="16"/>
                 <w:szCs w:val="16"/>
               </w:rPr>
-              <w:t xml:space="preserve">Receipt Number, Customer Reference Number, Payment Reference, Transaction Time, Status and Amount columns, and the … button on a row.</w:t>
+              <w:t xml:space="preserve">The fields that appear for a BSB and account number payer account.</w:t>
             </w:r>
           </w:p>
         </w:tc>
@@ -3085,6 +4127,210 @@
                 <w:szCs w:val="16"/>
               </w:rPr>
               <w:t xml:space="preserve">Missing</w:t>
+            </w:r>
+          </w:p>
+        </w:tc>
+      </w:tr>
+      <w:tr>
+        <w:trPr>
+          <w:cantSplit/>
+        </w:trPr>
+        <w:tc>
+          <w:tcPr>
+            <w:tcW w:type="dxa" w:w="600"/>
+            <w:tcBorders>
+              <w:top w:val="single" w:color="DEDEE1" w:sz="4"/>
+              <w:left w:val="single" w:color="DEDEE1" w:sz="4"/>
+              <w:bottom w:val="single" w:color="DEDEE1" w:sz="4"/>
+              <w:right w:val="single" w:color="DEDEE1" w:sz="4"/>
+            </w:tcBorders>
+            <w:shd w:fill="F5F5F6" w:color="auto" w:val="clear"/>
+            <w:tcMar>
+              <w:top w:type="dxa" w:w="60"/>
+              <w:left w:type="dxa" w:w="90"/>
+              <w:bottom w:type="dxa" w:w="60"/>
+              <w:right w:type="dxa" w:w="90"/>
+            </w:tcMar>
+          </w:tcPr>
+          <w:p>
+            <w:pPr>
+              <w:spacing w:after="40" w:before="0"/>
+            </w:pPr>
+            <w:r>
+              <w:rPr>
+                <w:rFonts w:ascii="Arial" w:cs="Arial" w:eastAsia="Arial" w:hAnsi="Arial"/>
+                <w:b/>
+                <w:bCs/>
+                <w:color w:val="161619"/>
+                <w:sz w:val="16"/>
+                <w:szCs w:val="16"/>
+              </w:rPr>
+              <w:t xml:space="preserve">R4</w:t>
+            </w:r>
+          </w:p>
+        </w:tc>
+        <w:tc>
+          <w:tcPr>
+            <w:tcW w:type="dxa" w:w="1500"/>
+            <w:tcBorders>
+              <w:top w:val="single" w:color="DEDEE1" w:sz="4"/>
+              <w:left w:val="single" w:color="DEDEE1" w:sz="4"/>
+              <w:bottom w:val="single" w:color="DEDEE1" w:sz="4"/>
+              <w:right w:val="single" w:color="DEDEE1" w:sz="4"/>
+            </w:tcBorders>
+            <w:tcMar>
+              <w:top w:type="dxa" w:w="60"/>
+              <w:left w:type="dxa" w:w="90"/>
+              <w:bottom w:type="dxa" w:w="60"/>
+              <w:right w:type="dxa" w:w="90"/>
+            </w:tcMar>
+          </w:tcPr>
+          <w:p>
+            <w:pPr>
+              <w:spacing w:after="40" w:before="0"/>
+            </w:pPr>
+            <w:r>
+              <w:rPr>
+                <w:rFonts w:ascii="Arial" w:cs="Arial" w:eastAsia="Arial" w:hAnsi="Arial"/>
+                <w:b w:val="false"/>
+                <w:bCs w:val="false"/>
+                <w:color w:val="161619"/>
+                <w:sz w:val="16"/>
+                <w:szCs w:val="16"/>
+              </w:rPr>
+              <w:t xml:space="preserve">Guide only</w:t>
+            </w:r>
+          </w:p>
+        </w:tc>
+        <w:tc>
+          <w:tcPr>
+            <w:tcW w:type="dxa" w:w="2200"/>
+            <w:tcBorders>
+              <w:top w:val="single" w:color="DEDEE1" w:sz="4"/>
+              <w:left w:val="single" w:color="DEDEE1" w:sz="4"/>
+              <w:bottom w:val="single" w:color="DEDEE1" w:sz="4"/>
+              <w:right w:val="single" w:color="DEDEE1" w:sz="4"/>
+            </w:tcBorders>
+            <w:tcMar>
+              <w:top w:type="dxa" w:w="60"/>
+              <w:left w:type="dxa" w:w="90"/>
+              <w:bottom w:type="dxa" w:w="60"/>
+              <w:right w:type="dxa" w:w="90"/>
+            </w:tcMar>
+          </w:tcPr>
+          <w:p>
+            <w:pPr>
+              <w:spacing w:after="40" w:before="0"/>
+            </w:pPr>
+            <w:r>
+              <w:rPr>
+                <w:rFonts w:ascii="Arial" w:cs="Arial" w:eastAsia="Arial" w:hAnsi="Arial"/>
+                <w:b w:val="false"/>
+                <w:bCs w:val="false"/>
+                <w:color w:val="161619"/>
+                <w:sz w:val="16"/>
+                <w:szCs w:val="16"/>
+              </w:rPr>
+              <w:t xml:space="preserve">3. Make a PayTo payment — pages 7-8 (VN23)</w:t>
+            </w:r>
+          </w:p>
+        </w:tc>
+        <w:tc>
+          <w:tcPr>
+            <w:tcW w:type="dxa" w:w="4500"/>
+            <w:tcBorders>
+              <w:top w:val="single" w:color="DEDEE1" w:sz="4"/>
+              <w:left w:val="single" w:color="DEDEE1" w:sz="4"/>
+              <w:bottom w:val="single" w:color="DEDEE1" w:sz="4"/>
+              <w:right w:val="single" w:color="DEDEE1" w:sz="4"/>
+            </w:tcBorders>
+            <w:tcMar>
+              <w:top w:type="dxa" w:w="60"/>
+              <w:left w:type="dxa" w:w="90"/>
+              <w:bottom w:type="dxa" w:w="60"/>
+              <w:right w:type="dxa" w:w="90"/>
+            </w:tcMar>
+          </w:tcPr>
+          <w:p>
+            <w:pPr>
+              <w:spacing w:after="40" w:before="0"/>
+            </w:pPr>
+            <w:r>
+              <w:rPr>
+                <w:rFonts w:ascii="Arial" w:cs="Arial" w:eastAsia="Arial" w:hAnsi="Arial"/>
+                <w:b w:val="false"/>
+                <w:bCs w:val="false"/>
+                <w:color w:val="161619"/>
+                <w:sz w:val="16"/>
+                <w:szCs w:val="16"/>
+              </w:rPr>
+              <w:t xml:space="preserve">Only if the PayTo user does not represent the guide's audience: repeat S02 to S05 as the audience user.</w:t>
+            </w:r>
+          </w:p>
+        </w:tc>
+        <w:tc>
+          <w:tcPr>
+            <w:tcW w:type="dxa" w:w="4900"/>
+            <w:tcBorders>
+              <w:top w:val="single" w:color="DEDEE1" w:sz="4"/>
+              <w:left w:val="single" w:color="DEDEE1" w:sz="4"/>
+              <w:bottom w:val="single" w:color="DEDEE1" w:sz="4"/>
+              <w:right w:val="single" w:color="DEDEE1" w:sz="4"/>
+            </w:tcBorders>
+            <w:tcMar>
+              <w:top w:type="dxa" w:w="60"/>
+              <w:left w:type="dxa" w:w="90"/>
+              <w:bottom w:type="dxa" w:w="60"/>
+              <w:right w:type="dxa" w:w="90"/>
+            </w:tcMar>
+          </w:tcPr>
+          <w:p>
+            <w:pPr>
+              <w:spacing w:after="40" w:before="0"/>
+            </w:pPr>
+            <w:r>
+              <w:rPr>
+                <w:rFonts w:ascii="Arial" w:cs="Arial" w:eastAsia="Arial" w:hAnsi="Arial"/>
+                <w:b w:val="false"/>
+                <w:bCs w:val="false"/>
+                <w:color w:val="161619"/>
+                <w:sz w:val="16"/>
+                <w:szCs w:val="16"/>
+              </w:rPr>
+              <w:t xml:space="preserve">Header with only the menus the audience sees.</w:t>
+            </w:r>
+          </w:p>
+        </w:tc>
+        <w:tc>
+          <w:tcPr>
+            <w:tcW w:type="dxa" w:w="1700"/>
+            <w:tcBorders>
+              <w:top w:val="single" w:color="DEDEE1" w:sz="4"/>
+              <w:left w:val="single" w:color="DEDEE1" w:sz="4"/>
+              <w:bottom w:val="single" w:color="DEDEE1" w:sz="4"/>
+              <w:right w:val="single" w:color="DEDEE1" w:sz="4"/>
+            </w:tcBorders>
+            <w:tcMar>
+              <w:top w:type="dxa" w:w="60"/>
+              <w:left w:type="dxa" w:w="90"/>
+              <w:bottom w:type="dxa" w:w="60"/>
+              <w:right w:type="dxa" w:w="90"/>
+            </w:tcMar>
+          </w:tcPr>
+          <w:p>
+            <w:pPr>
+              <w:spacing w:after="40" w:before="0"/>
+            </w:pPr>
+            <w:r>
+              <w:rPr>
+                <w:rFonts w:ascii="Arial" w:cs="Arial" w:eastAsia="Arial" w:hAnsi="Arial"/>
+                <w:b w:val="false"/>
+                <w:bCs w:val="false"/>
+                <w:color w:val="161619"/>
+                <w:sz w:val="16"/>
+                <w:szCs w:val="16"/>
+              </w:rPr>
+              <w:t xml:space="preserve">Conditional</w:t>
             </w:r>
           </w:p>
         </w:tc>
@@ -3104,7 +4350,7 @@
           <w:sz w:val="18"/>
           <w:szCs w:val="18"/>
         </w:rPr>
-        <w:t xml:space="preserve">PRIORITY 3 — OPTIONAL OR CONDITIONAL</w:t>
+        <w:t xml:space="preserve">B3. PRIORITY 3 — OPTIONAL OR CONDITIONAL</w:t>
       </w:r>
     </w:p>
     <w:tbl>
@@ -3123,8 +4369,8 @@
       <w:tblGrid>
         <w:gridCol w:w="600"/>
         <w:gridCol w:w="1500"/>
-        <w:gridCol w:w="2300"/>
-        <w:gridCol w:w="4400"/>
+        <w:gridCol w:w="2200"/>
+        <w:gridCol w:w="4500"/>
         <w:gridCol w:w="4900"/>
         <w:gridCol w:w="1700"/>
       </w:tblGrid>
@@ -3203,7 +4449,7 @@
         </w:tc>
         <w:tc>
           <w:tcPr>
-            <w:tcW w:type="dxa" w:w="2300"/>
+            <w:tcW w:type="dxa" w:w="2200"/>
             <w:tcBorders>
               <w:top w:val="single" w:color="DEDEE1" w:sz="4"/>
               <w:left w:val="single" w:color="DEDEE1" w:sz="4"/>
@@ -3237,7 +4483,7 @@
         </w:tc>
         <w:tc>
           <w:tcPr>
-            <w:tcW w:type="dxa" w:w="4400"/>
+            <w:tcW w:type="dxa" w:w="4500"/>
             <w:tcBorders>
               <w:top w:val="single" w:color="DEDEE1" w:sz="4"/>
               <w:left w:val="single" w:color="DEDEE1" w:sz="4"/>
@@ -3411,40 +4657,40 @@
         </w:tc>
         <w:tc>
           <w:tcPr>
-            <w:tcW w:type="dxa" w:w="2300"/>
-            <w:tcBorders>
-              <w:top w:val="single" w:color="DEDEE1" w:sz="4"/>
-              <w:left w:val="single" w:color="DEDEE1" w:sz="4"/>
-              <w:bottom w:val="single" w:color="DEDEE1" w:sz="4"/>
-              <w:right w:val="single" w:color="DEDEE1" w:sz="4"/>
-            </w:tcBorders>
-            <w:tcMar>
-              <w:top w:type="dxa" w:w="60"/>
-              <w:left w:type="dxa" w:w="90"/>
-              <w:bottom w:type="dxa" w:w="60"/>
-              <w:right w:type="dxa" w:w="90"/>
-            </w:tcMar>
-          </w:tcPr>
-          <w:p>
-            <w:pPr>
-              <w:spacing w:after="40" w:before="0"/>
-            </w:pPr>
-            <w:r>
-              <w:rPr>
-                <w:rFonts w:ascii="Arial" w:cs="Arial" w:eastAsia="Arial" w:hAnsi="Arial"/>
-                <w:b w:val="false"/>
-                <w:bCs w:val="false"/>
-                <w:color w:val="161619"/>
-                <w:sz w:val="16"/>
-                <w:szCs w:val="16"/>
-              </w:rPr>
-              <w:t xml:space="preserve">1. Credit card — page 4 (also page 10)</w:t>
-            </w:r>
-          </w:p>
-        </w:tc>
-        <w:tc>
-          <w:tcPr>
-            <w:tcW w:type="dxa" w:w="4400"/>
+            <w:tcW w:type="dxa" w:w="2200"/>
+            <w:tcBorders>
+              <w:top w:val="single" w:color="DEDEE1" w:sz="4"/>
+              <w:left w:val="single" w:color="DEDEE1" w:sz="4"/>
+              <w:bottom w:val="single" w:color="DEDEE1" w:sz="4"/>
+              <w:right w:val="single" w:color="DEDEE1" w:sz="4"/>
+            </w:tcBorders>
+            <w:tcMar>
+              <w:top w:type="dxa" w:w="60"/>
+              <w:left w:type="dxa" w:w="90"/>
+              <w:bottom w:type="dxa" w:w="60"/>
+              <w:right w:type="dxa" w:w="90"/>
+            </w:tcMar>
+          </w:tcPr>
+          <w:p>
+            <w:pPr>
+              <w:spacing w:after="40" w:before="0"/>
+            </w:pPr>
+            <w:r>
+              <w:rPr>
+                <w:rFonts w:ascii="Arial" w:cs="Arial" w:eastAsia="Arial" w:hAnsi="Arial"/>
+                <w:b w:val="false"/>
+                <w:bCs w:val="false"/>
+                <w:color w:val="161619"/>
+                <w:sz w:val="16"/>
+                <w:szCs w:val="16"/>
+              </w:rPr>
+              <w:t xml:space="preserve">1. Credit card — page 4</w:t>
+            </w:r>
+          </w:p>
+        </w:tc>
+        <w:tc>
+          <w:tcPr>
+            <w:tcW w:type="dxa" w:w="4500"/>
             <w:tcBorders>
               <w:top w:val="single" w:color="DEDEE1" w:sz="4"/>
               <w:left w:val="single" w:color="DEDEE1" w:sz="4"/>
@@ -3504,7 +4750,7 @@
                 <w:sz w:val="16"/>
                 <w:szCs w:val="16"/>
               </w:rPr>
-              <w:t xml:space="preserve">Page title clear of the navigation bar; Status, Response, Actions and buttons.</w:t>
+              <w:t xml:space="preserve">Page title clear of the navigation bar.</w:t>
             </w:r>
           </w:p>
         </w:tc>
@@ -3576,7 +4822,7 @@
                 <w:sz w:val="16"/>
                 <w:szCs w:val="16"/>
               </w:rPr>
-              <w:t xml:space="preserve">R2</w:t>
+              <w:t xml:space="preserve">R3</w:t>
             </w:r>
           </w:p>
         </w:tc>
@@ -3615,67 +4861,67 @@
         </w:tc>
         <w:tc>
           <w:tcPr>
-            <w:tcW w:type="dxa" w:w="2300"/>
-            <w:tcBorders>
-              <w:top w:val="single" w:color="DEDEE1" w:sz="4"/>
-              <w:left w:val="single" w:color="DEDEE1" w:sz="4"/>
-              <w:bottom w:val="single" w:color="DEDEE1" w:sz="4"/>
-              <w:right w:val="single" w:color="DEDEE1" w:sz="4"/>
-            </w:tcBorders>
-            <w:tcMar>
-              <w:top w:type="dxa" w:w="60"/>
-              <w:left w:type="dxa" w:w="90"/>
-              <w:bottom w:type="dxa" w:w="60"/>
-              <w:right w:type="dxa" w:w="90"/>
-            </w:tcMar>
-          </w:tcPr>
-          <w:p>
-            <w:pPr>
-              <w:spacing w:after="40" w:before="0"/>
-            </w:pPr>
-            <w:r>
-              <w:rPr>
-                <w:rFonts w:ascii="Arial" w:cs="Arial" w:eastAsia="Arial" w:hAnsi="Arial"/>
-                <w:b w:val="false"/>
-                <w:bCs w:val="false"/>
-                <w:color w:val="161619"/>
-                <w:sz w:val="16"/>
-                <w:szCs w:val="16"/>
-              </w:rPr>
-              <w:t xml:space="preserve">2. Bank account — page 6</w:t>
-            </w:r>
-          </w:p>
-        </w:tc>
-        <w:tc>
-          <w:tcPr>
-            <w:tcW w:type="dxa" w:w="4400"/>
-            <w:tcBorders>
-              <w:top w:val="single" w:color="DEDEE1" w:sz="4"/>
-              <w:left w:val="single" w:color="DEDEE1" w:sz="4"/>
-              <w:bottom w:val="single" w:color="DEDEE1" w:sz="4"/>
-              <w:right w:val="single" w:color="DEDEE1" w:sz="4"/>
-            </w:tcBorders>
-            <w:tcMar>
-              <w:top w:type="dxa" w:w="60"/>
-              <w:left w:type="dxa" w:w="90"/>
-              <w:bottom w:type="dxa" w:w="60"/>
-              <w:right w:type="dxa" w:w="90"/>
-            </w:tcMar>
-          </w:tcPr>
-          <w:p>
-            <w:pPr>
-              <w:spacing w:after="40" w:before="0"/>
-            </w:pPr>
-            <w:r>
-              <w:rPr>
-                <w:rFonts w:ascii="Arial" w:cs="Arial" w:eastAsia="Arial" w:hAnsi="Arial"/>
-                <w:b w:val="false"/>
-                <w:bCs w:val="false"/>
-                <w:color w:val="161619"/>
-                <w:sz w:val="16"/>
-                <w:szCs w:val="16"/>
-              </w:rPr>
-              <w:t xml:space="preserve">Transaction Details after a bank account payment, scrolled to the top. See VN19: the current screenshot shows an unconfirmed return period.</w:t>
+            <w:tcW w:type="dxa" w:w="2200"/>
+            <w:tcBorders>
+              <w:top w:val="single" w:color="DEDEE1" w:sz="4"/>
+              <w:left w:val="single" w:color="DEDEE1" w:sz="4"/>
+              <w:bottom w:val="single" w:color="DEDEE1" w:sz="4"/>
+              <w:right w:val="single" w:color="DEDEE1" w:sz="4"/>
+            </w:tcBorders>
+            <w:tcMar>
+              <w:top w:type="dxa" w:w="60"/>
+              <w:left w:type="dxa" w:w="90"/>
+              <w:bottom w:type="dxa" w:w="60"/>
+              <w:right w:type="dxa" w:w="90"/>
+            </w:tcMar>
+          </w:tcPr>
+          <w:p>
+            <w:pPr>
+              <w:spacing w:after="40" w:before="0"/>
+            </w:pPr>
+            <w:r>
+              <w:rPr>
+                <w:rFonts w:ascii="Arial" w:cs="Arial" w:eastAsia="Arial" w:hAnsi="Arial"/>
+                <w:b w:val="false"/>
+                <w:bCs w:val="false"/>
+                <w:color w:val="161619"/>
+                <w:sz w:val="16"/>
+                <w:szCs w:val="16"/>
+              </w:rPr>
+              <w:t xml:space="preserve">8. Weekly settlements — page 16</w:t>
+            </w:r>
+          </w:p>
+        </w:tc>
+        <w:tc>
+          <w:tcPr>
+            <w:tcW w:type="dxa" w:w="4500"/>
+            <w:tcBorders>
+              <w:top w:val="single" w:color="DEDEE1" w:sz="4"/>
+              <w:left w:val="single" w:color="DEDEE1" w:sz="4"/>
+              <w:bottom w:val="single" w:color="DEDEE1" w:sz="4"/>
+              <w:right w:val="single" w:color="DEDEE1" w:sz="4"/>
+            </w:tcBorders>
+            <w:tcMar>
+              <w:top w:type="dxa" w:w="60"/>
+              <w:left w:type="dxa" w:w="90"/>
+              <w:bottom w:type="dxa" w:w="60"/>
+              <w:right w:type="dxa" w:w="90"/>
+            </w:tcMar>
+          </w:tcPr>
+          <w:p>
+            <w:pPr>
+              <w:spacing w:after="40" w:before="0"/>
+            </w:pPr>
+            <w:r>
+              <w:rPr>
+                <w:rFonts w:ascii="Arial" w:cs="Arial" w:eastAsia="Arial" w:hAnsi="Arial"/>
+                <w:b w:val="false"/>
+                <w:bCs w:val="false"/>
+                <w:color w:val="161619"/>
+                <w:sz w:val="16"/>
+                <w:szCs w:val="16"/>
+              </w:rPr>
+              <w:t xml:space="preserve">Weekly Settlement Report from the top.</w:t>
             </w:r>
           </w:p>
         </w:tc>
@@ -3708,7 +4954,7 @@
                 <w:sz w:val="16"/>
                 <w:szCs w:val="16"/>
               </w:rPr>
-              <w:t xml:space="preserve">Page title clear of the navigation bar; Status, Response, Account Name, BSB and account number.</w:t>
+              <w:t xml:space="preserve">Page title clear of the navigation bar; Settlement Week, Jump To and the first day.</w:t>
             </w:r>
           </w:p>
         </w:tc>
@@ -3741,7 +4987,7 @@
                 <w:sz w:val="16"/>
                 <w:szCs w:val="16"/>
               </w:rPr>
-              <w:t xml:space="preserve">Replacement — recommended until VN19 is resolved</w:t>
+              <w:t xml:space="preserve">Optional replacement</w:t>
             </w:r>
           </w:p>
         </w:tc>
@@ -3780,7 +5026,7 @@
                 <w:sz w:val="16"/>
                 <w:szCs w:val="16"/>
               </w:rPr>
-              <w:t xml:space="preserve">R3</w:t>
+              <w:t xml:space="preserve">C1</w:t>
             </w:r>
           </w:p>
         </w:tc>
@@ -3813,73 +5059,73 @@
                 <w:sz w:val="16"/>
                 <w:szCs w:val="16"/>
               </w:rPr>
-              <w:t xml:space="preserve">Guide only</w:t>
-            </w:r>
-          </w:p>
-        </w:tc>
-        <w:tc>
-          <w:tcPr>
-            <w:tcW w:type="dxa" w:w="2300"/>
-            <w:tcBorders>
-              <w:top w:val="single" w:color="DEDEE1" w:sz="4"/>
-              <w:left w:val="single" w:color="DEDEE1" w:sz="4"/>
-              <w:bottom w:val="single" w:color="DEDEE1" w:sz="4"/>
-              <w:right w:val="single" w:color="DEDEE1" w:sz="4"/>
-            </w:tcBorders>
-            <w:tcMar>
-              <w:top w:type="dxa" w:w="60"/>
-              <w:left w:type="dxa" w:w="90"/>
-              <w:bottom w:type="dxa" w:w="60"/>
-              <w:right w:type="dxa" w:w="90"/>
-            </w:tcMar>
-          </w:tcPr>
-          <w:p>
-            <w:pPr>
-              <w:spacing w:after="40" w:before="0"/>
-            </w:pPr>
-            <w:r>
-              <w:rPr>
-                <w:rFonts w:ascii="Arial" w:cs="Arial" w:eastAsia="Arial" w:hAnsi="Arial"/>
-                <w:b w:val="false"/>
-                <w:bCs w:val="false"/>
-                <w:color w:val="161619"/>
-                <w:sz w:val="16"/>
-                <w:szCs w:val="16"/>
-              </w:rPr>
-              <w:t xml:space="preserve">8. Weekly settlements — page 15</w:t>
-            </w:r>
-          </w:p>
-        </w:tc>
-        <w:tc>
-          <w:tcPr>
-            <w:tcW w:type="dxa" w:w="4400"/>
-            <w:tcBorders>
-              <w:top w:val="single" w:color="DEDEE1" w:sz="4"/>
-              <w:left w:val="single" w:color="DEDEE1" w:sz="4"/>
-              <w:bottom w:val="single" w:color="DEDEE1" w:sz="4"/>
-              <w:right w:val="single" w:color="DEDEE1" w:sz="4"/>
-            </w:tcBorders>
-            <w:tcMar>
-              <w:top w:type="dxa" w:w="60"/>
-              <w:left w:type="dxa" w:w="90"/>
-              <w:bottom w:type="dxa" w:w="60"/>
-              <w:right w:type="dxa" w:w="90"/>
-            </w:tcMar>
-          </w:tcPr>
-          <w:p>
-            <w:pPr>
-              <w:spacing w:after="40" w:before="0"/>
-            </w:pPr>
-            <w:r>
-              <w:rPr>
-                <w:rFonts w:ascii="Arial" w:cs="Arial" w:eastAsia="Arial" w:hAnsi="Arial"/>
-                <w:b w:val="false"/>
-                <w:bCs w:val="false"/>
-                <w:color w:val="161619"/>
-                <w:sz w:val="16"/>
-                <w:szCs w:val="16"/>
-              </w:rPr>
-              <w:t xml:space="preserve">Weekly Settlement Report from the top.</w:t>
+              <w:t xml:space="preserve">Guide and validation</w:t>
+            </w:r>
+          </w:p>
+        </w:tc>
+        <w:tc>
+          <w:tcPr>
+            <w:tcW w:type="dxa" w:w="2200"/>
+            <w:tcBorders>
+              <w:top w:val="single" w:color="DEDEE1" w:sz="4"/>
+              <w:left w:val="single" w:color="DEDEE1" w:sz="4"/>
+              <w:bottom w:val="single" w:color="DEDEE1" w:sz="4"/>
+              <w:right w:val="single" w:color="DEDEE1" w:sz="4"/>
+            </w:tcBorders>
+            <w:tcMar>
+              <w:top w:type="dxa" w:w="60"/>
+              <w:left w:type="dxa" w:w="90"/>
+              <w:bottom w:type="dxa" w:w="60"/>
+              <w:right w:type="dxa" w:w="90"/>
+            </w:tcMar>
+          </w:tcPr>
+          <w:p>
+            <w:pPr>
+              <w:spacing w:after="40" w:before="0"/>
+            </w:pPr>
+            <w:r>
+              <w:rPr>
+                <w:rFonts w:ascii="Arial" w:cs="Arial" w:eastAsia="Arial" w:hAnsi="Arial"/>
+                <w:b w:val="false"/>
+                <w:bCs w:val="false"/>
+                <w:color w:val="161619"/>
+                <w:sz w:val="16"/>
+                <w:szCs w:val="16"/>
+              </w:rPr>
+              <w:t xml:space="preserve">Not in guide (VN20)</w:t>
+            </w:r>
+          </w:p>
+        </w:tc>
+        <w:tc>
+          <w:tcPr>
+            <w:tcW w:type="dxa" w:w="4500"/>
+            <w:tcBorders>
+              <w:top w:val="single" w:color="DEDEE1" w:sz="4"/>
+              <w:left w:val="single" w:color="DEDEE1" w:sz="4"/>
+              <w:bottom w:val="single" w:color="DEDEE1" w:sz="4"/>
+              <w:right w:val="single" w:color="DEDEE1" w:sz="4"/>
+            </w:tcBorders>
+            <w:tcMar>
+              <w:top w:type="dxa" w:w="60"/>
+              <w:left w:type="dxa" w:w="90"/>
+              <w:bottom w:type="dxa" w:w="60"/>
+              <w:right w:type="dxa" w:w="90"/>
+            </w:tcMar>
+          </w:tcPr>
+          <w:p>
+            <w:pPr>
+              <w:spacing w:after="40" w:before="0"/>
+            </w:pPr>
+            <w:r>
+              <w:rPr>
+                <w:rFonts w:ascii="Arial" w:cs="Arial" w:eastAsia="Arial" w:hAnsi="Arial"/>
+                <w:b w:val="false"/>
+                <w:bCs w:val="false"/>
+                <w:color w:val="161619"/>
+                <w:sz w:val="16"/>
+                <w:szCs w:val="16"/>
+              </w:rPr>
+              <w:t xml:space="preserve">Monthly Settlement report — ONLY if Monthly Settlement is confirmed as available to QuickTerminal users.</w:t>
             </w:r>
           </w:p>
         </w:tc>
@@ -3912,415 +5158,7 @@
                 <w:sz w:val="16"/>
                 <w:szCs w:val="16"/>
               </w:rPr>
-              <w:t xml:space="preserve">Page title clear of the navigation bar; Settlement Week, Jump To options and the first day.</w:t>
-            </w:r>
-          </w:p>
-        </w:tc>
-        <w:tc>
-          <w:tcPr>
-            <w:tcW w:type="dxa" w:w="1700"/>
-            <w:tcBorders>
-              <w:top w:val="single" w:color="DEDEE1" w:sz="4"/>
-              <w:left w:val="single" w:color="DEDEE1" w:sz="4"/>
-              <w:bottom w:val="single" w:color="DEDEE1" w:sz="4"/>
-              <w:right w:val="single" w:color="DEDEE1" w:sz="4"/>
-            </w:tcBorders>
-            <w:tcMar>
-              <w:top w:type="dxa" w:w="60"/>
-              <w:left w:type="dxa" w:w="90"/>
-              <w:bottom w:type="dxa" w:w="60"/>
-              <w:right w:type="dxa" w:w="90"/>
-            </w:tcMar>
-          </w:tcPr>
-          <w:p>
-            <w:pPr>
-              <w:spacing w:after="40" w:before="0"/>
-            </w:pPr>
-            <w:r>
-              <w:rPr>
-                <w:rFonts w:ascii="Arial" w:cs="Arial" w:eastAsia="Arial" w:hAnsi="Arial"/>
-                <w:b w:val="false"/>
-                <w:bCs w:val="false"/>
-                <w:color w:val="161619"/>
-                <w:sz w:val="16"/>
-                <w:szCs w:val="16"/>
-              </w:rPr>
-              <w:t xml:space="preserve">Optional replacement</w:t>
-            </w:r>
-          </w:p>
-        </w:tc>
-      </w:tr>
-      <w:tr>
-        <w:trPr>
-          <w:cantSplit/>
-        </w:trPr>
-        <w:tc>
-          <w:tcPr>
-            <w:tcW w:type="dxa" w:w="600"/>
-            <w:tcBorders>
-              <w:top w:val="single" w:color="DEDEE1" w:sz="4"/>
-              <w:left w:val="single" w:color="DEDEE1" w:sz="4"/>
-              <w:bottom w:val="single" w:color="DEDEE1" w:sz="4"/>
-              <w:right w:val="single" w:color="DEDEE1" w:sz="4"/>
-            </w:tcBorders>
-            <w:shd w:fill="F5F5F6" w:color="auto" w:val="clear"/>
-            <w:tcMar>
-              <w:top w:type="dxa" w:w="60"/>
-              <w:left w:type="dxa" w:w="90"/>
-              <w:bottom w:type="dxa" w:w="60"/>
-              <w:right w:type="dxa" w:w="90"/>
-            </w:tcMar>
-          </w:tcPr>
-          <w:p>
-            <w:pPr>
-              <w:spacing w:after="40" w:before="0"/>
-            </w:pPr>
-            <w:r>
-              <w:rPr>
-                <w:rFonts w:ascii="Arial" w:cs="Arial" w:eastAsia="Arial" w:hAnsi="Arial"/>
-                <w:b/>
-                <w:bCs/>
-                <w:color w:val="161619"/>
-                <w:sz w:val="16"/>
-                <w:szCs w:val="16"/>
-              </w:rPr>
-              <w:t xml:space="preserve">A2</w:t>
-            </w:r>
-          </w:p>
-        </w:tc>
-        <w:tc>
-          <w:tcPr>
-            <w:tcW w:type="dxa" w:w="1500"/>
-            <w:tcBorders>
-              <w:top w:val="single" w:color="DEDEE1" w:sz="4"/>
-              <w:left w:val="single" w:color="DEDEE1" w:sz="4"/>
-              <w:bottom w:val="single" w:color="DEDEE1" w:sz="4"/>
-              <w:right w:val="single" w:color="DEDEE1" w:sz="4"/>
-            </w:tcBorders>
-            <w:tcMar>
-              <w:top w:type="dxa" w:w="60"/>
-              <w:left w:type="dxa" w:w="90"/>
-              <w:bottom w:type="dxa" w:w="60"/>
-              <w:right w:type="dxa" w:w="90"/>
-            </w:tcMar>
-          </w:tcPr>
-          <w:p>
-            <w:pPr>
-              <w:spacing w:after="40" w:before="0"/>
-            </w:pPr>
-            <w:r>
-              <w:rPr>
-                <w:rFonts w:ascii="Arial" w:cs="Arial" w:eastAsia="Arial" w:hAnsi="Arial"/>
-                <w:b w:val="false"/>
-                <w:bCs w:val="false"/>
-                <w:color w:val="161619"/>
-                <w:sz w:val="16"/>
-                <w:szCs w:val="16"/>
-              </w:rPr>
-              <w:t xml:space="preserve">Guide only</w:t>
-            </w:r>
-          </w:p>
-        </w:tc>
-        <w:tc>
-          <w:tcPr>
-            <w:tcW w:type="dxa" w:w="2300"/>
-            <w:tcBorders>
-              <w:top w:val="single" w:color="DEDEE1" w:sz="4"/>
-              <w:left w:val="single" w:color="DEDEE1" w:sz="4"/>
-              <w:bottom w:val="single" w:color="DEDEE1" w:sz="4"/>
-              <w:right w:val="single" w:color="DEDEE1" w:sz="4"/>
-            </w:tcBorders>
-            <w:tcMar>
-              <w:top w:type="dxa" w:w="60"/>
-              <w:left w:type="dxa" w:w="90"/>
-              <w:bottom w:type="dxa" w:w="60"/>
-              <w:right w:type="dxa" w:w="90"/>
-            </w:tcMar>
-          </w:tcPr>
-          <w:p>
-            <w:pPr>
-              <w:spacing w:after="40" w:before="0"/>
-            </w:pPr>
-            <w:r>
-              <w:rPr>
-                <w:rFonts w:ascii="Arial" w:cs="Arial" w:eastAsia="Arial" w:hAnsi="Arial"/>
-                <w:b w:val="false"/>
-                <w:bCs w:val="false"/>
-                <w:color w:val="161619"/>
-                <w:sz w:val="16"/>
-                <w:szCs w:val="16"/>
-              </w:rPr>
-              <w:t xml:space="preserve">5. Refund or void — page 12</w:t>
-            </w:r>
-          </w:p>
-        </w:tc>
-        <w:tc>
-          <w:tcPr>
-            <w:tcW w:type="dxa" w:w="4400"/>
-            <w:tcBorders>
-              <w:top w:val="single" w:color="DEDEE1" w:sz="4"/>
-              <w:left w:val="single" w:color="DEDEE1" w:sz="4"/>
-              <w:bottom w:val="single" w:color="DEDEE1" w:sz="4"/>
-              <w:right w:val="single" w:color="DEDEE1" w:sz="4"/>
-            </w:tcBorders>
-            <w:tcMar>
-              <w:top w:type="dxa" w:w="60"/>
-              <w:left w:type="dxa" w:w="90"/>
-              <w:bottom w:type="dxa" w:w="60"/>
-              <w:right w:type="dxa" w:w="90"/>
-            </w:tcMar>
-          </w:tcPr>
-          <w:p>
-            <w:pPr>
-              <w:spacing w:after="40" w:before="0"/>
-            </w:pPr>
-            <w:r>
-              <w:rPr>
-                <w:rFonts w:ascii="Arial" w:cs="Arial" w:eastAsia="Arial" w:hAnsi="Arial"/>
-                <w:b w:val="false"/>
-                <w:bCs w:val="false"/>
-                <w:color w:val="161619"/>
-                <w:sz w:val="16"/>
-                <w:szCs w:val="16"/>
-              </w:rPr>
-              <w:t xml:space="preserve">Transaction Details for the refund transaction itself.</w:t>
-            </w:r>
-          </w:p>
-        </w:tc>
-        <w:tc>
-          <w:tcPr>
-            <w:tcW w:type="dxa" w:w="4900"/>
-            <w:tcBorders>
-              <w:top w:val="single" w:color="DEDEE1" w:sz="4"/>
-              <w:left w:val="single" w:color="DEDEE1" w:sz="4"/>
-              <w:bottom w:val="single" w:color="DEDEE1" w:sz="4"/>
-              <w:right w:val="single" w:color="DEDEE1" w:sz="4"/>
-            </w:tcBorders>
-            <w:tcMar>
-              <w:top w:type="dxa" w:w="60"/>
-              <w:left w:type="dxa" w:w="90"/>
-              <w:bottom w:type="dxa" w:w="60"/>
-              <w:right w:type="dxa" w:w="90"/>
-            </w:tcMar>
-          </w:tcPr>
-          <w:p>
-            <w:pPr>
-              <w:spacing w:after="40" w:before="0"/>
-            </w:pPr>
-            <w:r>
-              <w:rPr>
-                <w:rFonts w:ascii="Arial" w:cs="Arial" w:eastAsia="Arial" w:hAnsi="Arial"/>
-                <w:b w:val="false"/>
-                <w:bCs w:val="false"/>
-                <w:color w:val="161619"/>
-                <w:sz w:val="16"/>
-                <w:szCs w:val="16"/>
-              </w:rPr>
-              <w:t xml:space="preserve">Status, negative amount and receipt number.</w:t>
-            </w:r>
-          </w:p>
-        </w:tc>
-        <w:tc>
-          <w:tcPr>
-            <w:tcW w:type="dxa" w:w="1700"/>
-            <w:tcBorders>
-              <w:top w:val="single" w:color="DEDEE1" w:sz="4"/>
-              <w:left w:val="single" w:color="DEDEE1" w:sz="4"/>
-              <w:bottom w:val="single" w:color="DEDEE1" w:sz="4"/>
-              <w:right w:val="single" w:color="DEDEE1" w:sz="4"/>
-            </w:tcBorders>
-            <w:tcMar>
-              <w:top w:type="dxa" w:w="60"/>
-              <w:left w:type="dxa" w:w="90"/>
-              <w:bottom w:type="dxa" w:w="60"/>
-              <w:right w:type="dxa" w:w="90"/>
-            </w:tcMar>
-          </w:tcPr>
-          <w:p>
-            <w:pPr>
-              <w:spacing w:after="40" w:before="0"/>
-            </w:pPr>
-            <w:r>
-              <w:rPr>
-                <w:rFonts w:ascii="Arial" w:cs="Arial" w:eastAsia="Arial" w:hAnsi="Arial"/>
-                <w:b w:val="false"/>
-                <w:bCs w:val="false"/>
-                <w:color w:val="161619"/>
-                <w:sz w:val="16"/>
-                <w:szCs w:val="16"/>
-              </w:rPr>
-              <w:t xml:space="preserve">Optional addition</w:t>
-            </w:r>
-          </w:p>
-        </w:tc>
-      </w:tr>
-      <w:tr>
-        <w:trPr>
-          <w:cantSplit/>
-        </w:trPr>
-        <w:tc>
-          <w:tcPr>
-            <w:tcW w:type="dxa" w:w="600"/>
-            <w:tcBorders>
-              <w:top w:val="single" w:color="DEDEE1" w:sz="4"/>
-              <w:left w:val="single" w:color="DEDEE1" w:sz="4"/>
-              <w:bottom w:val="single" w:color="DEDEE1" w:sz="4"/>
-              <w:right w:val="single" w:color="DEDEE1" w:sz="4"/>
-            </w:tcBorders>
-            <w:shd w:fill="F5F5F6" w:color="auto" w:val="clear"/>
-            <w:tcMar>
-              <w:top w:type="dxa" w:w="60"/>
-              <w:left w:type="dxa" w:w="90"/>
-              <w:bottom w:type="dxa" w:w="60"/>
-              <w:right w:type="dxa" w:w="90"/>
-            </w:tcMar>
-          </w:tcPr>
-          <w:p>
-            <w:pPr>
-              <w:spacing w:after="40" w:before="0"/>
-            </w:pPr>
-            <w:r>
-              <w:rPr>
-                <w:rFonts w:ascii="Arial" w:cs="Arial" w:eastAsia="Arial" w:hAnsi="Arial"/>
-                <w:b/>
-                <w:bCs/>
-                <w:color w:val="161619"/>
-                <w:sz w:val="16"/>
-                <w:szCs w:val="16"/>
-              </w:rPr>
-              <w:t xml:space="preserve">C1</w:t>
-            </w:r>
-          </w:p>
-        </w:tc>
-        <w:tc>
-          <w:tcPr>
-            <w:tcW w:type="dxa" w:w="1500"/>
-            <w:tcBorders>
-              <w:top w:val="single" w:color="DEDEE1" w:sz="4"/>
-              <w:left w:val="single" w:color="DEDEE1" w:sz="4"/>
-              <w:bottom w:val="single" w:color="DEDEE1" w:sz="4"/>
-              <w:right w:val="single" w:color="DEDEE1" w:sz="4"/>
-            </w:tcBorders>
-            <w:tcMar>
-              <w:top w:type="dxa" w:w="60"/>
-              <w:left w:type="dxa" w:w="90"/>
-              <w:bottom w:type="dxa" w:w="60"/>
-              <w:right w:type="dxa" w:w="90"/>
-            </w:tcMar>
-          </w:tcPr>
-          <w:p>
-            <w:pPr>
-              <w:spacing w:after="40" w:before="0"/>
-            </w:pPr>
-            <w:r>
-              <w:rPr>
-                <w:rFonts w:ascii="Arial" w:cs="Arial" w:eastAsia="Arial" w:hAnsi="Arial"/>
-                <w:b w:val="false"/>
-                <w:bCs w:val="false"/>
-                <w:color w:val="161619"/>
-                <w:sz w:val="16"/>
-                <w:szCs w:val="16"/>
-              </w:rPr>
-              <w:t xml:space="preserve">Guide and validation</w:t>
-            </w:r>
-          </w:p>
-        </w:tc>
-        <w:tc>
-          <w:tcPr>
-            <w:tcW w:type="dxa" w:w="2300"/>
-            <w:tcBorders>
-              <w:top w:val="single" w:color="DEDEE1" w:sz="4"/>
-              <w:left w:val="single" w:color="DEDEE1" w:sz="4"/>
-              <w:bottom w:val="single" w:color="DEDEE1" w:sz="4"/>
-              <w:right w:val="single" w:color="DEDEE1" w:sz="4"/>
-            </w:tcBorders>
-            <w:tcMar>
-              <w:top w:type="dxa" w:w="60"/>
-              <w:left w:type="dxa" w:w="90"/>
-              <w:bottom w:type="dxa" w:w="60"/>
-              <w:right w:type="dxa" w:w="90"/>
-            </w:tcMar>
-          </w:tcPr>
-          <w:p>
-            <w:pPr>
-              <w:spacing w:after="40" w:before="0"/>
-            </w:pPr>
-            <w:r>
-              <w:rPr>
-                <w:rFonts w:ascii="Arial" w:cs="Arial" w:eastAsia="Arial" w:hAnsi="Arial"/>
-                <w:b w:val="false"/>
-                <w:bCs w:val="false"/>
-                <w:color w:val="161619"/>
-                <w:sz w:val="16"/>
-                <w:szCs w:val="16"/>
-              </w:rPr>
-              <w:t xml:space="preserve">Not in guide yet (VN20)</w:t>
-            </w:r>
-          </w:p>
-        </w:tc>
-        <w:tc>
-          <w:tcPr>
-            <w:tcW w:type="dxa" w:w="4400"/>
-            <w:tcBorders>
-              <w:top w:val="single" w:color="DEDEE1" w:sz="4"/>
-              <w:left w:val="single" w:color="DEDEE1" w:sz="4"/>
-              <w:bottom w:val="single" w:color="DEDEE1" w:sz="4"/>
-              <w:right w:val="single" w:color="DEDEE1" w:sz="4"/>
-            </w:tcBorders>
-            <w:tcMar>
-              <w:top w:type="dxa" w:w="60"/>
-              <w:left w:type="dxa" w:w="90"/>
-              <w:bottom w:type="dxa" w:w="60"/>
-              <w:right w:type="dxa" w:w="90"/>
-            </w:tcMar>
-          </w:tcPr>
-          <w:p>
-            <w:pPr>
-              <w:spacing w:after="40" w:before="0"/>
-            </w:pPr>
-            <w:r>
-              <w:rPr>
-                <w:rFonts w:ascii="Arial" w:cs="Arial" w:eastAsia="Arial" w:hAnsi="Arial"/>
-                <w:b w:val="false"/>
-                <w:bCs w:val="false"/>
-                <w:color w:val="161619"/>
-                <w:sz w:val="16"/>
-                <w:szCs w:val="16"/>
-              </w:rPr>
-              <w:t xml:space="preserve">Monthly Settlement report — ONLY if Monthly Settlement is confirmed as available in QuickTerminal.</w:t>
-            </w:r>
-          </w:p>
-        </w:tc>
-        <w:tc>
-          <w:tcPr>
-            <w:tcW w:type="dxa" w:w="4900"/>
-            <w:tcBorders>
-              <w:top w:val="single" w:color="DEDEE1" w:sz="4"/>
-              <w:left w:val="single" w:color="DEDEE1" w:sz="4"/>
-              <w:bottom w:val="single" w:color="DEDEE1" w:sz="4"/>
-              <w:right w:val="single" w:color="DEDEE1" w:sz="4"/>
-            </w:tcBorders>
-            <w:tcMar>
-              <w:top w:type="dxa" w:w="60"/>
-              <w:left w:type="dxa" w:w="90"/>
-              <w:bottom w:type="dxa" w:w="60"/>
-              <w:right w:type="dxa" w:w="90"/>
-            </w:tcMar>
-          </w:tcPr>
-          <w:p>
-            <w:pPr>
-              <w:spacing w:after="40" w:before="0"/>
-            </w:pPr>
-            <w:r>
-              <w:rPr>
-                <w:rFonts w:ascii="Arial" w:cs="Arial" w:eastAsia="Arial" w:hAnsi="Arial"/>
-                <w:b w:val="false"/>
-                <w:bCs w:val="false"/>
-                <w:color w:val="161619"/>
-                <w:sz w:val="16"/>
-                <w:szCs w:val="16"/>
-              </w:rPr>
-              <w:t xml:space="preserve">Page title, month selection and results; menu path.</w:t>
+              <w:t xml:space="preserve">Page title, month selection, results and the menu path.</w:t>
             </w:r>
           </w:p>
         </w:tc>
@@ -4373,7 +5211,7 @@
           <w:sz w:val="18"/>
           <w:szCs w:val="18"/>
         </w:rPr>
-        <w:t xml:space="preserve">SCREENSHOTS ALREADY IN THE GUIDE (NO ACTION UNLESS LISTED ABOVE)</w:t>
+        <w:t xml:space="preserve">SCREENSHOTS ALREADY IN THE GUIDE FROM EARLIER VERSIONS</w:t>
       </w:r>
     </w:p>
     <w:tbl>
@@ -4602,7 +5440,7 @@
                 <w:sz w:val="16"/>
                 <w:szCs w:val="16"/>
               </w:rPr>
-              <w:t xml:space="preserve">Reused. See R1 and VN21 (crop).</w:t>
+              <w:t xml:space="preserve">Unchanged. See R1 and VN21 (crop).</w:t>
             </w:r>
           </w:p>
         </w:tc>
@@ -4674,7 +5512,7 @@
                 <w:sz w:val="16"/>
                 <w:szCs w:val="16"/>
               </w:rPr>
-              <w:t xml:space="preserve">Confirm Payment Details; Transaction Details</w:t>
+              <w:t xml:space="preserve">Transaction Details</w:t>
             </w:r>
           </w:p>
         </w:tc>
@@ -4707,7 +5545,7 @@
                 <w:sz w:val="16"/>
                 <w:szCs w:val="16"/>
               </w:rPr>
-              <w:t xml:space="preserve">Reused. Transaction Details shows an unconfirmed return period: VN19, R2.</w:t>
+              <w:t xml:space="preserve">Unchanged. Shows an unconfirmed return period: VN19, R2.</w:t>
             </w:r>
           </w:p>
         </w:tc>
@@ -4746,7 +5584,7 @@
                 <w:sz w:val="16"/>
                 <w:szCs w:val="16"/>
               </w:rPr>
-              <w:t xml:space="preserve">4. Find transactions — pages 9, 10</w:t>
+              <w:t xml:space="preserve">4. Find transactions — page 9</w:t>
             </w:r>
           </w:p>
         </w:tc>
@@ -4779,7 +5617,7 @@
                 <w:sz w:val="16"/>
                 <w:szCs w:val="16"/>
               </w:rPr>
-              <w:t xml:space="preserve">Recent Transactions; Search for a Transaction; Transaction Details (reused from credit card)</w:t>
+              <w:t xml:space="preserve">Recent Transactions</w:t>
             </w:r>
           </w:p>
         </w:tc>
@@ -4812,7 +5650,7 @@
                 <w:sz w:val="16"/>
                 <w:szCs w:val="16"/>
               </w:rPr>
-              <w:t xml:space="preserve">Reused.</w:t>
+              <w:t xml:space="preserve">Unchanged.</w:t>
             </w:r>
           </w:p>
         </w:tc>
@@ -4851,7 +5689,7 @@
                 <w:sz w:val="16"/>
                 <w:szCs w:val="16"/>
               </w:rPr>
-              <w:t xml:space="preserve">6-9. Export, daily, weekly, facility — pages 13-16</w:t>
+              <w:t xml:space="preserve">6-9. Export, daily, weekly, facility — pages 14-17</w:t>
             </w:r>
           </w:p>
         </w:tc>
@@ -4917,7 +5755,7 @@
                 <w:sz w:val="16"/>
                 <w:szCs w:val="16"/>
               </w:rPr>
-              <w:t xml:space="preserve">Reused. See R3. Export menu path to be confirmed with V1 (VN15).</w:t>
+              <w:t xml:space="preserve">Unchanged. See R3. The menu paths are now confirmed by V1.</w:t>
             </w:r>
           </w:p>
         </w:tc>
@@ -4986,7 +5824,7 @@
         <w:sz w:val="14"/>
         <w:szCs w:val="14"/>
       </w:rPr>
-      <w:t xml:space="preserve">Screenshot Capture Checklist  |  QuickTerminal Quick Start Guide Version 1.3 (Draft)  |  9 October 2026</w:t>
+      <w:t xml:space="preserve">Screenshot Capture Checklist  |  QuickTerminal Quick Start Guide Version 1.4 (Draft)  |  19 October 2026</w:t>
     </w:r>
     <w:r>
       <w:rPr>
@@ -5001,8 +5839,29 @@
         <w:szCs w:val="14"/>
       </w:rPr>
       <w:fldChar w:fldCharType="begin"/>
+    </w:r>
+    <w:r>
+      <w:rPr>
+        <w:rFonts w:ascii="Arial" w:cs="Arial" w:eastAsia="Arial" w:hAnsi="Arial"/>
+        <w:sz w:val="14"/>
+        <w:szCs w:val="14"/>
+      </w:rPr>
       <w:instrText xml:space="preserve">PAGE</w:instrText>
+    </w:r>
+    <w:r>
+      <w:rPr>
+        <w:rFonts w:ascii="Arial" w:cs="Arial" w:eastAsia="Arial" w:hAnsi="Arial"/>
+        <w:sz w:val="14"/>
+        <w:szCs w:val="14"/>
+      </w:rPr>
       <w:fldChar w:fldCharType="separate"/>
+    </w:r>
+    <w:r>
+      <w:rPr>
+        <w:rFonts w:ascii="Arial" w:cs="Arial" w:eastAsia="Arial" w:hAnsi="Arial"/>
+        <w:sz w:val="14"/>
+        <w:szCs w:val="14"/>
+      </w:rPr>
       <w:fldChar w:fldCharType="end"/>
     </w:r>
   </w:p>
